--- a/LAB TEST 02/Set_A13 (1).docx
+++ b/LAB TEST 02/Set_A13 (1).docx
@@ -21,7 +21,15 @@
       </w:r>
       <w:r>
         <w:br/>
-        <w:t>- Use VS Code Copilot / Gemini / CursorAI. Credit your prompts.</w:t>
+        <w:t xml:space="preserve">- Use VS Code Copilot / Gemini / </w:t>
+      </w:r>
+      <w:proofErr w:type="spellStart"/>
+      <w:r>
+        <w:t>CursorAI</w:t>
+      </w:r>
+      <w:proofErr w:type="spellEnd"/>
+      <w:r>
+        <w:t>. Credit your prompts.</w:t>
       </w:r>
       <w:r>
         <w:br/>
@@ -82,7 +90,23 @@
       </w:r>
       <w:r>
         <w:br/>
-        <w:t>3) tests.py (unittest/pytest; write tests first for TDD items)</w:t>
+        <w:t>3) tests.py (</w:t>
+      </w:r>
+      <w:proofErr w:type="spellStart"/>
+      <w:r>
+        <w:t>unittest</w:t>
+      </w:r>
+      <w:proofErr w:type="spellEnd"/>
+      <w:r>
+        <w:t>/</w:t>
+      </w:r>
+      <w:proofErr w:type="spellStart"/>
+      <w:r>
+        <w:t>pytest</w:t>
+      </w:r>
+      <w:proofErr w:type="spellEnd"/>
+      <w:r>
+        <w:t>; write tests first for TDD items)</w:t>
       </w:r>
       <w:r>
         <w:br/>
@@ -118,7 +142,15 @@
     </w:p>
     <w:p>
       <w:r>
-        <w:t>- Use VS Code Copilot / Gemini / CursorAI. Credit your prompts.</w:t>
+        <w:t xml:space="preserve">- Use VS Code Copilot / Gemini / </w:t>
+      </w:r>
+      <w:proofErr w:type="spellStart"/>
+      <w:r>
+        <w:t>CursorAI</w:t>
+      </w:r>
+      <w:proofErr w:type="spellEnd"/>
+      <w:r>
+        <w:t>. Credit your prompts.</w:t>
       </w:r>
     </w:p>
     <w:p>
@@ -190,7 +222,23 @@
     </w:p>
     <w:p>
       <w:r>
-        <w:t>3) tests.py (unittest/pytest; write tests first for TDD items)</w:t>
+        <w:t>3) tests.py (</w:t>
+      </w:r>
+      <w:proofErr w:type="spellStart"/>
+      <w:r>
+        <w:t>unittest</w:t>
+      </w:r>
+      <w:proofErr w:type="spellEnd"/>
+      <w:r>
+        <w:t>/</w:t>
+      </w:r>
+      <w:proofErr w:type="spellStart"/>
+      <w:r>
+        <w:t>pytest</w:t>
+      </w:r>
+      <w:proofErr w:type="spellEnd"/>
+      <w:r>
+        <w:t>; write tests first for TDD items)</w:t>
       </w:r>
     </w:p>
     <w:p>
@@ -227,7 +275,15 @@
     </w:p>
     <w:p>
       <w:r>
-        <w:t>Scenario (agritech):</w:t>
+        <w:t>Scenario (</w:t>
+      </w:r>
+      <w:proofErr w:type="spellStart"/>
+      <w:r>
+        <w:t>agritech</w:t>
+      </w:r>
+      <w:proofErr w:type="spellEnd"/>
+      <w:r>
+        <w:t>):</w:t>
       </w:r>
     </w:p>
     <w:p>
@@ -237,7 +293,44 @@
     </w:p>
     <w:p>
       <w:r>
-        <w:t>You are integrating a agritech telemetry service where each tractor emits periodic measures as CSV lines: `id,timestamp,soil_moist`. Due to flaky connectivity, some lines may be truncated or contain non-numeric values. Ops needs a quick aggregation for dashboards and alert thresholds.</w:t>
+        <w:t xml:space="preserve">You are integrating </w:t>
+      </w:r>
+      <w:proofErr w:type="gramStart"/>
+      <w:r>
+        <w:t>a</w:t>
+      </w:r>
+      <w:proofErr w:type="gramEnd"/>
+      <w:r>
+        <w:t xml:space="preserve"> </w:t>
+      </w:r>
+      <w:proofErr w:type="spellStart"/>
+      <w:r>
+        <w:t>agritech</w:t>
+      </w:r>
+      <w:proofErr w:type="spellEnd"/>
+      <w:r>
+        <w:t xml:space="preserve"> telemetry service where each tractor emits periodic measures as CSV lines: `</w:t>
+      </w:r>
+      <w:proofErr w:type="spellStart"/>
+      <w:proofErr w:type="gramStart"/>
+      <w:r>
+        <w:t>id,timestamp</w:t>
+      </w:r>
+      <w:proofErr w:type="gramEnd"/>
+      <w:r>
+        <w:t>,soil_moist</w:t>
+      </w:r>
+      <w:proofErr w:type="spellEnd"/>
+      <w:r>
+        <w:t xml:space="preserve">`. Due to flaky connectivity, some lines may be truncated or contain non-numeric values. Ops </w:t>
+      </w:r>
+      <w:proofErr w:type="gramStart"/>
+      <w:r>
+        <w:t>needs</w:t>
+      </w:r>
+      <w:proofErr w:type="gramEnd"/>
+      <w:r>
+        <w:t xml:space="preserve"> a quick aggregation for dashboards and alert thresholds.</w:t>
       </w:r>
     </w:p>
     <w:p/>
@@ -248,7 +341,23 @@
     </w:p>
     <w:p>
       <w:r>
-        <w:t>Write a Python function to parse the raw text (multiple lines) and compute per-tractor averages of `soil_moist`. Return a dict {id: avg} and separately compute an overall average.</w:t>
+        <w:t>Write a Python function to parse the raw text (multiple lines) and compute per-tractor averages of `</w:t>
+      </w:r>
+      <w:proofErr w:type="spellStart"/>
+      <w:r>
+        <w:t>soil_moist</w:t>
+      </w:r>
+      <w:proofErr w:type="spellEnd"/>
+      <w:r>
+        <w:t xml:space="preserve">`. Return a </w:t>
+      </w:r>
+      <w:proofErr w:type="spellStart"/>
+      <w:r>
+        <w:t>dict</w:t>
+      </w:r>
+      <w:proofErr w:type="spellEnd"/>
+      <w:r>
+        <w:t xml:space="preserve"> {id: avg} and separately compute an overall average.</w:t>
       </w:r>
     </w:p>
     <w:p/>
@@ -325,195 +434,208 @@
           <w:rFonts w:ascii="Consolas" w:eastAsia="Consolas" w:hAnsi="Consolas"/>
           <w:sz w:val="20"/>
         </w:rPr>
-        <w:t>{'tr131': 32.7, 'tr132': 34.2, 'tr133': 35.7} and overall_avg=34.2</w:t>
-      </w:r>
-    </w:p>
-    <w:p>
-      <w:r>
-        <w:t>Acceptance Criteria: Correct averages per ID; overall average reported; malformed lines skipped</w:t>
-      </w:r>
-    </w:p>
-    <w:p/>
-    <w:p>
-      <w:pPr>
-        <w:pStyle w:val="Heading3"/>
-      </w:pPr>
-      <w:r>
-        <w:t>A.2 — [S13A2] Implement YieldTracker with add/remove/summary (AI completion)</w:t>
-      </w:r>
-    </w:p>
-    <w:p>
-      <w:r>
-        <w:t>Scenario (agritech):</w:t>
-      </w:r>
-    </w:p>
-    <w:p>
-      <w:r>
-        <w:t>Context:</w:t>
-      </w:r>
-    </w:p>
-    <w:p>
-      <w:r>
-        <w:t>A microservice in the agritech platform maintains a small in-memory structure to track values keyed by identifier (e.g., order IDs, sensor IDs). Engineers want a minimal class to add, remove, and summarize current values for quick health checks.</w:t>
-      </w:r>
-    </w:p>
-    <w:p/>
-    <w:p>
-      <w:r>
-        <w:t>Your Task:</w:t>
-      </w:r>
-    </w:p>
-    <w:p>
-      <w:r>
-        <w:t>Implement a `YieldTracker` class with methods `add(id: str, value: float)`, `remove(id: str)`, and `summary() -&gt; tuple[int, float|None]` returning (count, average).</w:t>
-      </w:r>
-    </w:p>
-    <w:p/>
-    <w:p>
-      <w:r>
-        <w:t>Data &amp; Edge Cases:</w:t>
-      </w:r>
-    </w:p>
-    <w:p>
-      <w:r>
-        <w:t>IDs are unique keys. Re-adding the same ID overwrites its value. Removing a missing ID should be safe (no exception). For an empty store, average is None.</w:t>
-      </w:r>
-    </w:p>
-    <w:p/>
-    <w:p>
-      <w:r>
-        <w:t>AI Assistance Expectation:</w:t>
-      </w:r>
-    </w:p>
-    <w:p>
-      <w:r>
-        <w:t>Ask AI to generate the class skeleton with docstrings and type hints, then refine method behavior and add a quick usage example.</w:t>
-      </w:r>
-    </w:p>
-    <w:p/>
-    <w:p>
-      <w:r>
-        <w:t>Constraints &amp; Notes:</w:t>
-      </w:r>
-    </w:p>
-    <w:p>
-      <w:r>
-        <w:t>Keep state in a dict; O(1) per operation; return rounded average to 2 decimals (when non-empty).</w:t>
-      </w:r>
-    </w:p>
-    <w:p>
-      <w:r>
-        <w:t>Sample Input</w:t>
-      </w:r>
-    </w:p>
-    <w:p>
+        <w:t xml:space="preserve">{'tr131': 32.7, 'tr132': 34.2, 'tr133': 35.7} and </w:t>
+      </w:r>
+      <w:proofErr w:type="spellStart"/>
       <w:r>
         <w:rPr>
           <w:rFonts w:ascii="Consolas" w:eastAsia="Consolas" w:hAnsi="Consolas"/>
           <w:sz w:val="20"/>
         </w:rPr>
-        <w:t>[{'op': 'add', 'id': 'a1', 'value': 22}, {'op': 'add', 'id': 'b2', 'value': 17}, {'op': 'remove', 'id': 'a1'}, {'op': 'add', 'id': 'c3', 'value': 19}]</w:t>
-      </w:r>
-    </w:p>
-    <w:p>
-      <w:r>
-        <w:t>Sample Output</w:t>
-      </w:r>
-    </w:p>
-    <w:p>
+        <w:t>overall_avg</w:t>
+      </w:r>
+      <w:proofErr w:type="spellEnd"/>
       <w:r>
         <w:rPr>
           <w:rFonts w:ascii="Consolas" w:eastAsia="Consolas" w:hAnsi="Consolas"/>
           <w:sz w:val="20"/>
         </w:rPr>
-        <w:t>count=2, avg=18.0</w:t>
-      </w:r>
-    </w:p>
-    <w:p>
-      <w:r>
-        <w:t>Acceptance Criteria: Handles add/remove; correct count and average; safe on missing IDs</w:t>
+        <w:t>=34.2</w:t>
+      </w:r>
+    </w:p>
+    <w:p>
+      <w:r>
+        <w:t>Acceptance Criteria: Correct averages per ID; overall average reported; malformed lines skipped</w:t>
       </w:r>
     </w:p>
     <w:p/>
     <w:p>
-      <w:r>
-        <w:t>------------------------------------------------------------</w:t>
+      <w:pPr>
+        <w:pStyle w:val="Heading3"/>
+      </w:pPr>
+      <w:r>
+        <w:t xml:space="preserve">A.2 — [S13A2] Implement </w:t>
+      </w:r>
+      <w:proofErr w:type="spellStart"/>
+      <w:r>
+        <w:t>YieldTracker</w:t>
+      </w:r>
+      <w:proofErr w:type="spellEnd"/>
+      <w:r>
+        <w:t xml:space="preserve"> with add/remove/summary (AI completion)</w:t>
+      </w:r>
+    </w:p>
+    <w:p>
+      <w:r>
+        <w:t>Scenario (</w:t>
+      </w:r>
+      <w:proofErr w:type="spellStart"/>
+      <w:r>
+        <w:t>agritech</w:t>
+      </w:r>
+      <w:proofErr w:type="spellEnd"/>
+      <w:r>
+        <w:t>):</w:t>
+      </w:r>
+    </w:p>
+    <w:p>
+      <w:r>
+        <w:t>Context:</w:t>
+      </w:r>
+    </w:p>
+    <w:p>
+      <w:r>
+        <w:t xml:space="preserve">A microservice in the </w:t>
+      </w:r>
+      <w:proofErr w:type="spellStart"/>
+      <w:r>
+        <w:t>agritech</w:t>
+      </w:r>
+      <w:proofErr w:type="spellEnd"/>
+      <w:r>
+        <w:t xml:space="preserve"> platform maintains a small in-memory structure to track values keyed by identifier (e.g., order IDs, sensor IDs). Engineers want a minimal class to add, remove, and summarize current values for quick health checks.</w:t>
       </w:r>
     </w:p>
     <w:p/>
     <w:p>
-      <w:pPr>
-        <w:pStyle w:val="Heading2"/>
-      </w:pPr>
-      <w:r>
-        <w:t>Subgroup B</w:t>
-      </w:r>
-    </w:p>
-    <w:p>
-      <w:pPr>
-        <w:pStyle w:val="Heading3"/>
-      </w:pPr>
-      <w:r>
-        <w:t>B.1 — [S13B1] Apply surge/penalty rules (conditionals)</w:t>
-      </w:r>
-    </w:p>
-    <w:p>
-      <w:r>
-        <w:t>Scenario (agritech):</w:t>
-      </w:r>
-    </w:p>
-    <w:p>
-      <w:r>
-        <w:t>Context:</w:t>
-      </w:r>
-    </w:p>
-    <w:p>
-      <w:r>
-        <w:t>Pricing in the agritech app uses a base per-km rate and time-based surge after business peaks. Product wants a deterministic calculator for receipts and audits.</w:t>
+      <w:r>
+        <w:t>Your Task:</w:t>
+      </w:r>
+    </w:p>
+    <w:p>
+      <w:r>
+        <w:t>Implement a `</w:t>
+      </w:r>
+      <w:proofErr w:type="spellStart"/>
+      <w:r>
+        <w:t>YieldTracker</w:t>
+      </w:r>
+      <w:proofErr w:type="spellEnd"/>
+      <w:r>
+        <w:t>` class with methods `</w:t>
+      </w:r>
+      <w:proofErr w:type="gramStart"/>
+      <w:r>
+        <w:t>add(</w:t>
+      </w:r>
+      <w:proofErr w:type="gramEnd"/>
+      <w:r>
+        <w:t xml:space="preserve">id: str, value: </w:t>
+      </w:r>
+      <w:proofErr w:type="gramStart"/>
+      <w:r>
+        <w:t>float)`</w:t>
+      </w:r>
+      <w:proofErr w:type="gramEnd"/>
+      <w:r>
+        <w:t>, `</w:t>
+      </w:r>
+      <w:proofErr w:type="gramStart"/>
+      <w:r>
+        <w:t>remove(</w:t>
+      </w:r>
+      <w:proofErr w:type="gramEnd"/>
+      <w:r>
+        <w:t xml:space="preserve">id: </w:t>
+      </w:r>
+      <w:proofErr w:type="gramStart"/>
+      <w:r>
+        <w:t>str)`</w:t>
+      </w:r>
+      <w:proofErr w:type="gramEnd"/>
+      <w:r>
+        <w:t>, and `</w:t>
+      </w:r>
+      <w:proofErr w:type="gramStart"/>
+      <w:r>
+        <w:t>summary(</w:t>
+      </w:r>
+      <w:proofErr w:type="gramEnd"/>
+      <w:r>
+        <w:t xml:space="preserve">) -&gt; </w:t>
+      </w:r>
+      <w:proofErr w:type="gramStart"/>
+      <w:r>
+        <w:t>tuple[</w:t>
+      </w:r>
+      <w:proofErr w:type="gramEnd"/>
+      <w:r>
+        <w:t xml:space="preserve">int, </w:t>
+      </w:r>
+      <w:proofErr w:type="spellStart"/>
+      <w:r>
+        <w:t>float|</w:t>
+      </w:r>
+      <w:proofErr w:type="gramStart"/>
+      <w:r>
+        <w:t>None</w:t>
+      </w:r>
+      <w:proofErr w:type="spellEnd"/>
+      <w:r>
+        <w:t>]`</w:t>
+      </w:r>
+      <w:proofErr w:type="gramEnd"/>
+      <w:r>
+        <w:t xml:space="preserve"> returning (count, average).</w:t>
       </w:r>
     </w:p>
     <w:p/>
     <w:p>
       <w:r>
-        <w:t>Your Task:</w:t>
-      </w:r>
-    </w:p>
-    <w:p>
-      <w:r>
-        <w:t>Implement a fare function: fare = km * base_per_km * surgeMultiplier, where surge applies strictly after 18:00 local time.</w:t>
+        <w:t>Data &amp; Edge Cases:</w:t>
+      </w:r>
+    </w:p>
+    <w:p>
+      <w:r>
+        <w:t>IDs are unique keys. Re-adding the same ID overwrites its value. Removing a missing ID should be safe (no exception). For an empty store, average is None.</w:t>
       </w:r>
     </w:p>
     <w:p/>
     <w:p>
       <w:r>
-        <w:t>Data &amp; Edge Cases:</w:t>
-      </w:r>
-    </w:p>
-    <w:p>
-      <w:r>
-        <w:t>Input is a list of rides with `time` as HH:MM (24h) and `km` as float. Edge case: exactly at 18:00 should be treated as non-surge for 18:00:00; after 18:00 (e.g., 18:01) surges.</w:t>
+        <w:t>AI Assistance Expectation:</w:t>
+      </w:r>
+    </w:p>
+    <w:p>
+      <w:r>
+        <w:t>Ask AI to generate the class skeleton with docstrings and type hints, then refine method behavior and add a quick usage example.</w:t>
       </w:r>
     </w:p>
     <w:p/>
     <w:p>
       <w:r>
-        <w:t>AI Assistance Expectation:</w:t>
-      </w:r>
-    </w:p>
-    <w:p>
-      <w:r>
-        <w:t>Prompt AI to outline parsing HH:MM, applying conditionals, and rounding to 2 decimals; then implement and write a quick test.</w:t>
-      </w:r>
-    </w:p>
-    <w:p/>
-    <w:p>
-      <w:r>
         <w:t>Constraints &amp; Notes:</w:t>
       </w:r>
     </w:p>
     <w:p>
       <w:r>
-        <w:t>No external libraries; round each fare to 2 decimals; do not mutate input.</w:t>
+        <w:t xml:space="preserve">Keep state in a </w:t>
+      </w:r>
+      <w:proofErr w:type="spellStart"/>
+      <w:r>
+        <w:t>dict</w:t>
+      </w:r>
+      <w:proofErr w:type="spellEnd"/>
+      <w:r>
+        <w:t xml:space="preserve">; </w:t>
+      </w:r>
+      <w:proofErr w:type="gramStart"/>
+      <w:r>
+        <w:t>O(</w:t>
+      </w:r>
+      <w:proofErr w:type="gramEnd"/>
+      <w:r>
+        <w:t>1) per operation; return rounded average to 2 decimals (when non-empty).</w:t>
       </w:r>
     </w:p>
     <w:p>
@@ -527,7 +649,7 @@
           <w:rFonts w:ascii="Consolas" w:eastAsia="Consolas" w:hAnsi="Consolas"/>
           <w:sz w:val="20"/>
         </w:rPr>
-        <w:t>[{'time': '08:00', 'km': 3.0}, {'time': '18:30', 'km': 5.0}]</w:t>
+        <w:t>[{'op': 'add', 'id': 'a1', 'value': 22}, {'op': 'add', 'id': 'b2', 'value': 17}, {'op': 'remove', 'id': 'a1'}, {'op': 'add', 'id': 'c3', 'value': 19}]</w:t>
       </w:r>
     </w:p>
     <w:p>
@@ -541,26 +663,48 @@
           <w:rFonts w:ascii="Consolas" w:eastAsia="Consolas" w:hAnsi="Consolas"/>
           <w:sz w:val="20"/>
         </w:rPr>
-        <w:t>[66.0, 132.0]</w:t>
-      </w:r>
-    </w:p>
-    <w:p>
-      <w:r>
-        <w:t>Acceptance Criteria: Correct surge threshold and rounding</w:t>
+        <w:t>count=2, avg=18.0</w:t>
+      </w:r>
+    </w:p>
+    <w:p>
+      <w:r>
+        <w:t>Acceptance Criteria: Handles add/remove; correct count and average; safe on missing IDs</w:t>
       </w:r>
     </w:p>
     <w:p/>
     <w:p>
+      <w:r>
+        <w:t>------------------------------------------------------------</w:t>
+      </w:r>
+    </w:p>
+    <w:p/>
+    <w:p>
+      <w:pPr>
+        <w:pStyle w:val="Heading2"/>
+      </w:pPr>
+      <w:r>
+        <w:t>Subgroup B</w:t>
+      </w:r>
+    </w:p>
+    <w:p>
       <w:pPr>
         <w:pStyle w:val="Heading3"/>
       </w:pPr>
       <w:r>
-        <w:t>B.2 — [S13B2] Debug rolling mean (off-by-one)</w:t>
-      </w:r>
-    </w:p>
-    <w:p>
-      <w:r>
-        <w:t>Scenario (agritech):</w:t>
+        <w:t>B.1 — [S13B1] Apply surge/penalty rules (conditionals)</w:t>
+      </w:r>
+    </w:p>
+    <w:p>
+      <w:r>
+        <w:t>Scenario (</w:t>
+      </w:r>
+      <w:proofErr w:type="spellStart"/>
+      <w:r>
+        <w:t>agritech</w:t>
+      </w:r>
+      <w:proofErr w:type="spellEnd"/>
+      <w:r>
+        <w:t>):</w:t>
       </w:r>
     </w:p>
     <w:p>
@@ -570,7 +714,15 @@
     </w:p>
     <w:p>
       <w:r>
-        <w:t>A team in agritech noticed off-by-one bugs in a rolling KPI computation (moving averages) that undercount windows.</w:t>
+        <w:t xml:space="preserve">Pricing in the </w:t>
+      </w:r>
+      <w:proofErr w:type="spellStart"/>
+      <w:r>
+        <w:t>agritech</w:t>
+      </w:r>
+      <w:proofErr w:type="spellEnd"/>
+      <w:r>
+        <w:t xml:space="preserve"> app uses a base per-km rate and time-based surge after business peaks. Product wants a deterministic calculator for receipts and audits.</w:t>
       </w:r>
     </w:p>
     <w:p/>
@@ -581,7 +733,23 @@
     </w:p>
     <w:p>
       <w:r>
-        <w:t>Use AI to identify the bug and fix the window iteration so all valid windows are included.</w:t>
+        <w:t xml:space="preserve">Implement a fare function: fare = km * </w:t>
+      </w:r>
+      <w:proofErr w:type="spellStart"/>
+      <w:r>
+        <w:t>base_per_km</w:t>
+      </w:r>
+      <w:proofErr w:type="spellEnd"/>
+      <w:r>
+        <w:t xml:space="preserve"> * </w:t>
+      </w:r>
+      <w:proofErr w:type="spellStart"/>
+      <w:r>
+        <w:t>surgeMultiplier</w:t>
+      </w:r>
+      <w:proofErr w:type="spellEnd"/>
+      <w:r>
+        <w:t>, where surge applies strictly after 18:00 local time.</w:t>
       </w:r>
     </w:p>
     <w:p/>
@@ -592,7 +760,7 @@
     </w:p>
     <w:p>
       <w:r>
-        <w:t>For xs=[13, 14, 15, 16] and w=2, number of windows should be len(xs)-w+1.</w:t>
+        <w:t>Input is a list of rides with `time` as HH:MM (24h) and `km` as float. Edge case: exactly at 18:00 should be treated as non-surge for 18:00:00; after 18:00 (e.g., 18:01) surges.</w:t>
       </w:r>
     </w:p>
     <w:p/>
@@ -603,7 +771,7 @@
     </w:p>
     <w:p>
       <w:r>
-        <w:t>Ask AI to add a failing test first, propose the minimal fix, and verify with the sample.</w:t>
+        <w:t>Prompt AI to outline parsing HH:MM, applying conditionals, and rounding to 2 decimals; then implement and write a quick test.</w:t>
       </w:r>
     </w:p>
     <w:p/>
@@ -614,7 +782,7 @@
     </w:p>
     <w:p>
       <w:r>
-        <w:t>Guard invalid w (&lt;=0 or &gt;len(xs)); preserve O(n*w) simple solution.</w:t>
+        <w:t>No external libraries; round each fare to 2 decimals; do not mutate input.</w:t>
       </w:r>
     </w:p>
     <w:p>
@@ -628,13 +796,193 @@
           <w:rFonts w:ascii="Consolas" w:eastAsia="Consolas" w:hAnsi="Consolas"/>
           <w:sz w:val="20"/>
         </w:rPr>
-        <w:t>xs=[13, 14, 15, 16], w=2</w:t>
-      </w:r>
+        <w:t>[{'time': '08:00', 'km': 3.0}, {'time': '18:30', 'km': 5.0}]</w:t>
+      </w:r>
+    </w:p>
+    <w:p>
+      <w:r>
+        <w:t>Sample Output</w:t>
+      </w:r>
+    </w:p>
+    <w:p>
       <w:r>
         <w:rPr>
           <w:rFonts w:ascii="Consolas" w:eastAsia="Consolas" w:hAnsi="Consolas"/>
           <w:sz w:val="20"/>
         </w:rPr>
+        <w:t>[66.0, 132.0]</w:t>
+      </w:r>
+    </w:p>
+    <w:p>
+      <w:r>
+        <w:t>Acceptance Criteria: Correct surge threshold and rounding</w:t>
+      </w:r>
+    </w:p>
+    <w:p/>
+    <w:p>
+      <w:pPr>
+        <w:pStyle w:val="Heading3"/>
+      </w:pPr>
+      <w:r>
+        <w:t>B.2 — [S13B2] Debug rolling mean (off-by-one)</w:t>
+      </w:r>
+    </w:p>
+    <w:p>
+      <w:r>
+        <w:t>Scenario (</w:t>
+      </w:r>
+      <w:proofErr w:type="spellStart"/>
+      <w:r>
+        <w:t>agritech</w:t>
+      </w:r>
+      <w:proofErr w:type="spellEnd"/>
+      <w:r>
+        <w:t>):</w:t>
+      </w:r>
+    </w:p>
+    <w:p>
+      <w:r>
+        <w:t>Context:</w:t>
+      </w:r>
+    </w:p>
+    <w:p>
+      <w:r>
+        <w:t xml:space="preserve">A team in </w:t>
+      </w:r>
+      <w:proofErr w:type="spellStart"/>
+      <w:r>
+        <w:t>agritech</w:t>
+      </w:r>
+      <w:proofErr w:type="spellEnd"/>
+      <w:r>
+        <w:t xml:space="preserve"> noticed off-by-one bugs in a rolling KPI computation (moving averages) that undercount windows.</w:t>
+      </w:r>
+    </w:p>
+    <w:p/>
+    <w:p>
+      <w:r>
+        <w:t>Your Task:</w:t>
+      </w:r>
+    </w:p>
+    <w:p>
+      <w:r>
+        <w:t>Use AI to identify the bug and fix the window iteration so all valid windows are included.</w:t>
+      </w:r>
+    </w:p>
+    <w:p/>
+    <w:p>
+      <w:r>
+        <w:t>Data &amp; Edge Cases:</w:t>
+      </w:r>
+    </w:p>
+    <w:p>
+      <w:r>
+        <w:t xml:space="preserve">For </w:t>
+      </w:r>
+      <w:proofErr w:type="spellStart"/>
+      <w:r>
+        <w:t>xs</w:t>
+      </w:r>
+      <w:proofErr w:type="spellEnd"/>
+      <w:proofErr w:type="gramStart"/>
+      <w:r>
+        <w:t>=[</w:t>
+      </w:r>
+      <w:proofErr w:type="gramEnd"/>
+      <w:r>
+        <w:t xml:space="preserve">13, 14, 15, 16] and w=2, number of windows should be </w:t>
+      </w:r>
+      <w:proofErr w:type="spellStart"/>
+      <w:r>
+        <w:t>len</w:t>
+      </w:r>
+      <w:proofErr w:type="spellEnd"/>
+      <w:r>
+        <w:t>(</w:t>
+      </w:r>
+      <w:proofErr w:type="spellStart"/>
+      <w:r>
+        <w:t>xs</w:t>
+      </w:r>
+      <w:proofErr w:type="spellEnd"/>
+      <w:r>
+        <w:t>)-w+1.</w:t>
+      </w:r>
+    </w:p>
+    <w:p/>
+    <w:p>
+      <w:r>
+        <w:t>AI Assistance Expectation:</w:t>
+      </w:r>
+    </w:p>
+    <w:p>
+      <w:r>
+        <w:t>Ask AI to add a failing test first, propose the minimal fix, and verify with the sample.</w:t>
+      </w:r>
+    </w:p>
+    <w:p/>
+    <w:p>
+      <w:r>
+        <w:t>Constraints &amp; Notes:</w:t>
+      </w:r>
+    </w:p>
+    <w:p>
+      <w:r>
+        <w:t>Guard invalid w (&lt;=0 or &gt;</w:t>
+      </w:r>
+      <w:proofErr w:type="spellStart"/>
+      <w:r>
+        <w:t>len</w:t>
+      </w:r>
+      <w:proofErr w:type="spellEnd"/>
+      <w:r>
+        <w:t>(</w:t>
+      </w:r>
+      <w:proofErr w:type="spellStart"/>
+      <w:r>
+        <w:t>xs</w:t>
+      </w:r>
+      <w:proofErr w:type="spellEnd"/>
+      <w:r>
+        <w:t>)); preserve O(n*w) simple solution.</w:t>
+      </w:r>
+    </w:p>
+    <w:p>
+      <w:r>
+        <w:t>Sample Input</w:t>
+      </w:r>
+    </w:p>
+    <w:p>
+      <w:proofErr w:type="spellStart"/>
+      <w:r>
+        <w:rPr>
+          <w:rFonts w:ascii="Consolas" w:eastAsia="Consolas" w:hAnsi="Consolas"/>
+          <w:sz w:val="20"/>
+        </w:rPr>
+        <w:t>xs</w:t>
+      </w:r>
+      <w:proofErr w:type="spellEnd"/>
+      <w:proofErr w:type="gramStart"/>
+      <w:r>
+        <w:rPr>
+          <w:rFonts w:ascii="Consolas" w:eastAsia="Consolas" w:hAnsi="Consolas"/>
+          <w:sz w:val="20"/>
+        </w:rPr>
+        <w:t>=[</w:t>
+      </w:r>
+      <w:proofErr w:type="gramEnd"/>
+      <w:r>
+        <w:rPr>
+          <w:rFonts w:ascii="Consolas" w:eastAsia="Consolas" w:hAnsi="Consolas"/>
+          <w:sz w:val="20"/>
+        </w:rPr>
+        <w:t>13, 14, 15, 16], w=2</w:t>
+      </w:r>
+      <w:r>
+        <w:rPr>
+          <w:rFonts w:ascii="Consolas" w:eastAsia="Consolas" w:hAnsi="Consolas"/>
+          <w:sz w:val="20"/>
+        </w:rPr>
         <w:br/>
         <w:t>Buggy code:</w:t>
       </w:r>
@@ -651,13 +999,54 @@
           <w:sz w:val="20"/>
         </w:rPr>
         <w:br/>
-        <w:t>def rolling_mean(xs, w):</w:t>
-      </w:r>
+        <w:t xml:space="preserve">def </w:t>
+      </w:r>
+      <w:proofErr w:type="spellStart"/>
       <w:r>
         <w:rPr>
           <w:rFonts w:ascii="Consolas" w:eastAsia="Consolas" w:hAnsi="Consolas"/>
           <w:sz w:val="20"/>
         </w:rPr>
+        <w:t>rolling_</w:t>
+      </w:r>
+      <w:proofErr w:type="gramStart"/>
+      <w:r>
+        <w:rPr>
+          <w:rFonts w:ascii="Consolas" w:eastAsia="Consolas" w:hAnsi="Consolas"/>
+          <w:sz w:val="20"/>
+        </w:rPr>
+        <w:t>mean</w:t>
+      </w:r>
+      <w:proofErr w:type="spellEnd"/>
+      <w:r>
+        <w:rPr>
+          <w:rFonts w:ascii="Consolas" w:eastAsia="Consolas" w:hAnsi="Consolas"/>
+          <w:sz w:val="20"/>
+        </w:rPr>
+        <w:t>(</w:t>
+      </w:r>
+      <w:proofErr w:type="spellStart"/>
+      <w:proofErr w:type="gramEnd"/>
+      <w:r>
+        <w:rPr>
+          <w:rFonts w:ascii="Consolas" w:eastAsia="Consolas" w:hAnsi="Consolas"/>
+          <w:sz w:val="20"/>
+        </w:rPr>
+        <w:t>xs</w:t>
+      </w:r>
+      <w:proofErr w:type="spellEnd"/>
+      <w:r>
+        <w:rPr>
+          <w:rFonts w:ascii="Consolas" w:eastAsia="Consolas" w:hAnsi="Consolas"/>
+          <w:sz w:val="20"/>
+        </w:rPr>
+        <w:t>, w):</w:t>
+      </w:r>
+      <w:r>
+        <w:rPr>
+          <w:rFonts w:ascii="Consolas" w:eastAsia="Consolas" w:hAnsi="Consolas"/>
+          <w:sz w:val="20"/>
+        </w:rPr>
         <w:br/>
         <w:t xml:space="preserve">    sums = []</w:t>
       </w:r>
@@ -667,29 +1056,136 @@
           <w:sz w:val="20"/>
         </w:rPr>
         <w:br/>
-        <w:t xml:space="preserve">    for i in range(len(xs)-w):</w:t>
-      </w:r>
+        <w:t xml:space="preserve">    for </w:t>
+      </w:r>
+      <w:proofErr w:type="spellStart"/>
       <w:r>
         <w:rPr>
           <w:rFonts w:ascii="Consolas" w:eastAsia="Consolas" w:hAnsi="Consolas"/>
           <w:sz w:val="20"/>
         </w:rPr>
-        <w:br/>
-        <w:t xml:space="preserve">        window = xs[i:i+w]</w:t>
-      </w:r>
+        <w:t>i</w:t>
+      </w:r>
+      <w:proofErr w:type="spellEnd"/>
       <w:r>
         <w:rPr>
           <w:rFonts w:ascii="Consolas" w:eastAsia="Consolas" w:hAnsi="Consolas"/>
           <w:sz w:val="20"/>
         </w:rPr>
-        <w:br/>
-        <w:t xml:space="preserve">        sums.append(sum(window)/w)</w:t>
-      </w:r>
+        <w:t xml:space="preserve"> in range(</w:t>
+      </w:r>
+      <w:proofErr w:type="spellStart"/>
       <w:r>
         <w:rPr>
           <w:rFonts w:ascii="Consolas" w:eastAsia="Consolas" w:hAnsi="Consolas"/>
           <w:sz w:val="20"/>
         </w:rPr>
+        <w:t>len</w:t>
+      </w:r>
+      <w:proofErr w:type="spellEnd"/>
+      <w:r>
+        <w:rPr>
+          <w:rFonts w:ascii="Consolas" w:eastAsia="Consolas" w:hAnsi="Consolas"/>
+          <w:sz w:val="20"/>
+        </w:rPr>
+        <w:t>(</w:t>
+      </w:r>
+      <w:proofErr w:type="spellStart"/>
+      <w:r>
+        <w:rPr>
+          <w:rFonts w:ascii="Consolas" w:eastAsia="Consolas" w:hAnsi="Consolas"/>
+          <w:sz w:val="20"/>
+        </w:rPr>
+        <w:t>xs</w:t>
+      </w:r>
+      <w:proofErr w:type="spellEnd"/>
+      <w:r>
+        <w:rPr>
+          <w:rFonts w:ascii="Consolas" w:eastAsia="Consolas" w:hAnsi="Consolas"/>
+          <w:sz w:val="20"/>
+        </w:rPr>
+        <w:t>)-w):</w:t>
+      </w:r>
+      <w:r>
+        <w:rPr>
+          <w:rFonts w:ascii="Consolas" w:eastAsia="Consolas" w:hAnsi="Consolas"/>
+          <w:sz w:val="20"/>
+        </w:rPr>
+        <w:br/>
+        <w:t xml:space="preserve">        window = </w:t>
+      </w:r>
+      <w:proofErr w:type="spellStart"/>
+      <w:r>
+        <w:rPr>
+          <w:rFonts w:ascii="Consolas" w:eastAsia="Consolas" w:hAnsi="Consolas"/>
+          <w:sz w:val="20"/>
+        </w:rPr>
+        <w:t>xs</w:t>
+      </w:r>
+      <w:proofErr w:type="spellEnd"/>
+      <w:r>
+        <w:rPr>
+          <w:rFonts w:ascii="Consolas" w:eastAsia="Consolas" w:hAnsi="Consolas"/>
+          <w:sz w:val="20"/>
+        </w:rPr>
+        <w:t>[</w:t>
+      </w:r>
+      <w:proofErr w:type="spellStart"/>
+      <w:proofErr w:type="gramStart"/>
+      <w:r>
+        <w:rPr>
+          <w:rFonts w:ascii="Consolas" w:eastAsia="Consolas" w:hAnsi="Consolas"/>
+          <w:sz w:val="20"/>
+        </w:rPr>
+        <w:t>i:i</w:t>
+      </w:r>
+      <w:proofErr w:type="gramEnd"/>
+      <w:r>
+        <w:rPr>
+          <w:rFonts w:ascii="Consolas" w:eastAsia="Consolas" w:hAnsi="Consolas"/>
+          <w:sz w:val="20"/>
+        </w:rPr>
+        <w:t>+w</w:t>
+      </w:r>
+      <w:proofErr w:type="spellEnd"/>
+      <w:r>
+        <w:rPr>
+          <w:rFonts w:ascii="Consolas" w:eastAsia="Consolas" w:hAnsi="Consolas"/>
+          <w:sz w:val="20"/>
+        </w:rPr>
+        <w:t>]</w:t>
+      </w:r>
+      <w:r>
+        <w:rPr>
+          <w:rFonts w:ascii="Consolas" w:eastAsia="Consolas" w:hAnsi="Consolas"/>
+          <w:sz w:val="20"/>
+        </w:rPr>
+        <w:br/>
+        <w:t xml:space="preserve">        </w:t>
+      </w:r>
+      <w:proofErr w:type="spellStart"/>
+      <w:proofErr w:type="gramStart"/>
+      <w:r>
+        <w:rPr>
+          <w:rFonts w:ascii="Consolas" w:eastAsia="Consolas" w:hAnsi="Consolas"/>
+          <w:sz w:val="20"/>
+        </w:rPr>
+        <w:t>sums.append</w:t>
+      </w:r>
+      <w:proofErr w:type="spellEnd"/>
+      <w:proofErr w:type="gramEnd"/>
+      <w:r>
+        <w:rPr>
+          <w:rFonts w:ascii="Consolas" w:eastAsia="Consolas" w:hAnsi="Consolas"/>
+          <w:sz w:val="20"/>
+        </w:rPr>
+        <w:t>(sum(window)/w)</w:t>
+      </w:r>
+      <w:r>
+        <w:rPr>
+          <w:rFonts w:ascii="Consolas" w:eastAsia="Consolas" w:hAnsi="Consolas"/>
+          <w:sz w:val="20"/>
+        </w:rPr>
         <w:br/>
         <w:t xml:space="preserve">    return sums</w:t>
       </w:r>
@@ -745,7 +1241,15 @@
     </w:p>
     <w:p>
       <w:r>
-        <w:t>Scenario (agritech):</w:t>
+        <w:t>Scenario (</w:t>
+      </w:r>
+      <w:proofErr w:type="spellStart"/>
+      <w:r>
+        <w:t>agritech</w:t>
+      </w:r>
+      <w:proofErr w:type="spellEnd"/>
+      <w:r>
+        <w:t>):</w:t>
       </w:r>
     </w:p>
     <w:p>
@@ -755,7 +1259,15 @@
     </w:p>
     <w:p>
       <w:r>
-        <w:t>Customer contact lists in the agritech CRM contain duplicates differing only by case (e.g., 'A@x.com' vs 'a@x.com').</w:t>
+        <w:t xml:space="preserve">Customer contact lists in the </w:t>
+      </w:r>
+      <w:proofErr w:type="spellStart"/>
+      <w:r>
+        <w:t>agritech</w:t>
+      </w:r>
+      <w:proofErr w:type="spellEnd"/>
+      <w:r>
+        <w:t xml:space="preserve"> CRM contain duplicates differing only by case (e.g., 'A@x.com' vs 'a@x.com').</w:t>
       </w:r>
     </w:p>
     <w:p/>
@@ -799,7 +1311,23 @@
     </w:p>
     <w:p>
       <w:r>
-        <w:t>Include unit tests covering: ['A@x.com','a@x.com','B@y.com'] -&gt; ['A@x.com','B@y.com']</w:t>
+        <w:t>Include unit tests covering: ['A@x.com</w:t>
+      </w:r>
+      <w:proofErr w:type="gramStart"/>
+      <w:r>
+        <w:t>','a@x.com','B@y.com</w:t>
+      </w:r>
+      <w:proofErr w:type="gramEnd"/>
+      <w:r>
+        <w:t>'] -&gt; ['A@x.com</w:t>
+      </w:r>
+      <w:proofErr w:type="gramStart"/>
+      <w:r>
+        <w:t>','B@y.com</w:t>
+      </w:r>
+      <w:proofErr w:type="gramEnd"/>
+      <w:r>
+        <w:t>']</w:t>
       </w:r>
     </w:p>
     <w:p>
@@ -841,12 +1369,28 @@
         <w:pStyle w:val="Heading3"/>
       </w:pPr>
       <w:r>
-        <w:t>C.2 — [S13C2] TDD: slugify titles</w:t>
-      </w:r>
-    </w:p>
-    <w:p>
-      <w:r>
-        <w:t>Scenario (agritech):</w:t>
+        <w:t xml:space="preserve">C.2 — [S13C2] TDD: </w:t>
+      </w:r>
+      <w:proofErr w:type="spellStart"/>
+      <w:r>
+        <w:t>slugify</w:t>
+      </w:r>
+      <w:proofErr w:type="spellEnd"/>
+      <w:r>
+        <w:t xml:space="preserve"> titles</w:t>
+      </w:r>
+    </w:p>
+    <w:p>
+      <w:r>
+        <w:t>Scenario (</w:t>
+      </w:r>
+      <w:proofErr w:type="spellStart"/>
+      <w:r>
+        <w:t>agritech</w:t>
+      </w:r>
+      <w:proofErr w:type="spellEnd"/>
+      <w:r>
+        <w:t>):</w:t>
       </w:r>
     </w:p>
     <w:p>
@@ -856,7 +1400,15 @@
     </w:p>
     <w:p>
       <w:r>
-        <w:t>Content titles in the agritech CMS must become SEO-friendly slugs for URLs.</w:t>
+        <w:t xml:space="preserve">Content titles in the </w:t>
+      </w:r>
+      <w:proofErr w:type="spellStart"/>
+      <w:r>
+        <w:t>agritech</w:t>
+      </w:r>
+      <w:proofErr w:type="spellEnd"/>
+      <w:r>
+        <w:t xml:space="preserve"> CMS must become SEO-friendly slugs for URLs.</w:t>
       </w:r>
     </w:p>
     <w:p/>
@@ -867,7 +1419,23 @@
     </w:p>
     <w:p>
       <w:r>
-        <w:t>Design tests first for slugify(text) then implement: lowercase, remove non-alnum except hyphen, spaces-&gt;hyphen, collapse multiple hyphens, trim hyphens.</w:t>
+        <w:t xml:space="preserve">Design tests first for </w:t>
+      </w:r>
+      <w:proofErr w:type="spellStart"/>
+      <w:r>
+        <w:t>slugify</w:t>
+      </w:r>
+      <w:proofErr w:type="spellEnd"/>
+      <w:r>
+        <w:t>(text) then implement: lowercase, remove non-</w:t>
+      </w:r>
+      <w:proofErr w:type="spellStart"/>
+      <w:r>
+        <w:t>alnum</w:t>
+      </w:r>
+      <w:proofErr w:type="spellEnd"/>
+      <w:r>
+        <w:t xml:space="preserve"> except hyphen, spaces-&gt;hyphen, collapse multiple hyphens, trim hyphens.</w:t>
       </w:r>
     </w:p>
     <w:p/>
@@ -889,7 +1457,23 @@
     </w:p>
     <w:p>
       <w:r>
-        <w:t>Use AI to generate parameterized tests (pytest) and then implement a regex-based slugify.</w:t>
+        <w:t>Use AI to generate parameterized tests (</w:t>
+      </w:r>
+      <w:proofErr w:type="spellStart"/>
+      <w:r>
+        <w:t>pytest</w:t>
+      </w:r>
+      <w:proofErr w:type="spellEnd"/>
+      <w:r>
+        <w:t xml:space="preserve">) and then implement a regex-based </w:t>
+      </w:r>
+      <w:proofErr w:type="spellStart"/>
+      <w:r>
+        <w:t>slugify</w:t>
+      </w:r>
+      <w:proofErr w:type="spellEnd"/>
+      <w:r>
+        <w:t>.</w:t>
       </w:r>
     </w:p>
     <w:p/>
@@ -961,7 +1545,15 @@
     </w:p>
     <w:p>
       <w:r>
-        <w:t>Scenario (agritech):</w:t>
+        <w:t>Scenario (</w:t>
+      </w:r>
+      <w:proofErr w:type="spellStart"/>
+      <w:r>
+        <w:t>agritech</w:t>
+      </w:r>
+      <w:proofErr w:type="spellEnd"/>
+      <w:r>
+        <w:t>):</w:t>
       </w:r>
     </w:p>
     <w:p>
@@ -971,7 +1563,23 @@
     </w:p>
     <w:p>
       <w:r>
-        <w:t>File versioning in the agritech data pipeline uses a `_vNN` suffix before the extension.</w:t>
+        <w:t xml:space="preserve">File versioning in the </w:t>
+      </w:r>
+      <w:proofErr w:type="spellStart"/>
+      <w:r>
+        <w:t>agritech</w:t>
+      </w:r>
+      <w:proofErr w:type="spellEnd"/>
+      <w:r>
+        <w:t xml:space="preserve"> data pipeline uses a `_</w:t>
+      </w:r>
+      <w:proofErr w:type="spellStart"/>
+      <w:r>
+        <w:t>vNN</w:t>
+      </w:r>
+      <w:proofErr w:type="spellEnd"/>
+      <w:r>
+        <w:t>` suffix before the extension.</w:t>
       </w:r>
     </w:p>
     <w:p/>
@@ -982,7 +1590,23 @@
     </w:p>
     <w:p>
       <w:r>
-        <w:t>Create tests and implement bump_version(name) that adds or increments `_vNN` with zero-padding.</w:t>
+        <w:t xml:space="preserve">Create tests and implement </w:t>
+      </w:r>
+      <w:proofErr w:type="spellStart"/>
+      <w:r>
+        <w:t>bump_version</w:t>
+      </w:r>
+      <w:proofErr w:type="spellEnd"/>
+      <w:r>
+        <w:t>(name) that adds or increments `_</w:t>
+      </w:r>
+      <w:proofErr w:type="spellStart"/>
+      <w:r>
+        <w:t>vNN</w:t>
+      </w:r>
+      <w:proofErr w:type="spellEnd"/>
+      <w:r>
+        <w:t>` with zero-padding.</w:t>
       </w:r>
     </w:p>
     <w:p/>
@@ -1062,7 +1686,15 @@
     </w:p>
     <w:p>
       <w:r>
-        <w:t>Scenario (agritech):</w:t>
+        <w:t>Scenario (</w:t>
+      </w:r>
+      <w:proofErr w:type="spellStart"/>
+      <w:r>
+        <w:t>agritech</w:t>
+      </w:r>
+      <w:proofErr w:type="spellEnd"/>
+      <w:r>
+        <w:t>):</w:t>
       </w:r>
     </w:p>
     <w:p>
@@ -1072,7 +1704,15 @@
     </w:p>
     <w:p>
       <w:r>
-        <w:t>Data analysts in agritech normalize metrics to [0,1] for comparability.</w:t>
+        <w:t xml:space="preserve">Data analysts in </w:t>
+      </w:r>
+      <w:proofErr w:type="spellStart"/>
+      <w:r>
+        <w:t>agritech</w:t>
+      </w:r>
+      <w:proofErr w:type="spellEnd"/>
+      <w:r>
+        <w:t xml:space="preserve"> normalize metrics to [0,1] for comparability.</w:t>
       </w:r>
     </w:p>
     <w:p/>
@@ -1105,7 +1745,15 @@
     </w:p>
     <w:p>
       <w:r>
-        <w:t>Use AI to draft docstrings with Args/Returns/Examples and generate unit tests for edge-cases.</w:t>
+        <w:t xml:space="preserve">Use AI to draft docstrings with </w:t>
+      </w:r>
+      <w:proofErr w:type="spellStart"/>
+      <w:r>
+        <w:t>Args</w:t>
+      </w:r>
+      <w:proofErr w:type="spellEnd"/>
+      <w:r>
+        <w:t>/Returns/Examples and generate unit tests for edge-cases.</w:t>
       </w:r>
     </w:p>
     <w:p/>
@@ -1168,7 +1816,23 @@
           <w:rFonts w:ascii="Consolas" w:eastAsia="Consolas" w:hAnsi="Consolas"/>
           <w:sz w:val="20"/>
         </w:rPr>
-        <w:t>Docstring includes Args/Returns/Examples; guard for m==n</w:t>
+        <w:t xml:space="preserve">Docstring includes </w:t>
+      </w:r>
+      <w:proofErr w:type="spellStart"/>
+      <w:r>
+        <w:rPr>
+          <w:rFonts w:ascii="Consolas" w:eastAsia="Consolas" w:hAnsi="Consolas"/>
+          <w:sz w:val="20"/>
+        </w:rPr>
+        <w:t>Args</w:t>
+      </w:r>
+      <w:proofErr w:type="spellEnd"/>
+      <w:r>
+        <w:rPr>
+          <w:rFonts w:ascii="Consolas" w:eastAsia="Consolas" w:hAnsi="Consolas"/>
+          <w:sz w:val="20"/>
+        </w:rPr>
+        <w:t>/Returns/Examples; guard for m==n</w:t>
       </w:r>
     </w:p>
     <w:p>
@@ -1646,12 +2310,28 @@
         <w:pStyle w:val="Heading3"/>
       </w:pPr>
       <w:r>
-        <w:t>E.2 — [S13E2] Refactor nested loops to dict aggregation</w:t>
-      </w:r>
-    </w:p>
-    <w:p>
-      <w:r>
-        <w:t>Scenario (agritech):</w:t>
+        <w:t xml:space="preserve">E.2 — [S13E2] Refactor nested loops to </w:t>
+      </w:r>
+      <w:proofErr w:type="spellStart"/>
+      <w:r>
+        <w:t>dict</w:t>
+      </w:r>
+      <w:proofErr w:type="spellEnd"/>
+      <w:r>
+        <w:t xml:space="preserve"> aggregation</w:t>
+      </w:r>
+    </w:p>
+    <w:p>
+      <w:r>
+        <w:t>Scenario (</w:t>
+      </w:r>
+      <w:proofErr w:type="spellStart"/>
+      <w:r>
+        <w:t>agritech</w:t>
+      </w:r>
+      <w:proofErr w:type="spellEnd"/>
+      <w:r>
+        <w:t>):</w:t>
       </w:r>
     </w:p>
     <w:p>
@@ -1661,7 +2341,15 @@
     </w:p>
     <w:p>
       <w:r>
-        <w:t>A legacy agritech script uses verbose loops to aggregate key-value tuples.</w:t>
+        <w:t xml:space="preserve">A legacy </w:t>
+      </w:r>
+      <w:proofErr w:type="spellStart"/>
+      <w:r>
+        <w:t>agritech</w:t>
+      </w:r>
+      <w:proofErr w:type="spellEnd"/>
+      <w:r>
+        <w:t xml:space="preserve"> script uses verbose loops to aggregate key-value tuples.</w:t>
       </w:r>
     </w:p>
     <w:p/>
@@ -1672,7 +2360,25 @@
     </w:p>
     <w:p>
       <w:r>
-        <w:t>Refactor to a pythonic aggregation using dict.get or collections.defaultdict with type hints.</w:t>
+        <w:t xml:space="preserve">Refactor to a pythonic aggregation using </w:t>
+      </w:r>
+      <w:proofErr w:type="spellStart"/>
+      <w:r>
+        <w:t>dict.get</w:t>
+      </w:r>
+      <w:proofErr w:type="spellEnd"/>
+      <w:r>
+        <w:t xml:space="preserve"> or </w:t>
+      </w:r>
+      <w:proofErr w:type="spellStart"/>
+      <w:proofErr w:type="gramStart"/>
+      <w:r>
+        <w:t>collections.defaultdict</w:t>
+      </w:r>
+      <w:proofErr w:type="spellEnd"/>
+      <w:proofErr w:type="gramEnd"/>
+      <w:r>
+        <w:t xml:space="preserve"> with type hints.</w:t>
       </w:r>
     </w:p>
     <w:p/>
@@ -1683,7 +2389,23 @@
     </w:p>
     <w:p>
       <w:r>
-        <w:t>Input example: [('a',1),('b',2),('a',3)] -&gt; {'a':4,'b':2}.</w:t>
+        <w:t>Input example: [('a',1</w:t>
+      </w:r>
+      <w:proofErr w:type="gramStart"/>
+      <w:r>
+        <w:t>),(</w:t>
+      </w:r>
+      <w:proofErr w:type="gramEnd"/>
+      <w:r>
+        <w:t>'b',2</w:t>
+      </w:r>
+      <w:proofErr w:type="gramStart"/>
+      <w:r>
+        <w:t>),(</w:t>
+      </w:r>
+      <w:proofErr w:type="gramEnd"/>
+      <w:r>
+        <w:t>'a',3)] -&gt; {'a':4,'b':2}.</w:t>
       </w:r>
     </w:p>
     <w:p/>
@@ -1719,7 +2441,39 @@
           <w:rFonts w:ascii="Consolas" w:eastAsia="Consolas" w:hAnsi="Consolas"/>
           <w:sz w:val="20"/>
         </w:rPr>
-        <w:t>data=[('a',1),('b',2),('a',3)]</w:t>
+        <w:t>data=[('a',1</w:t>
+      </w:r>
+      <w:proofErr w:type="gramStart"/>
+      <w:r>
+        <w:rPr>
+          <w:rFonts w:ascii="Consolas" w:eastAsia="Consolas" w:hAnsi="Consolas"/>
+          <w:sz w:val="20"/>
+        </w:rPr>
+        <w:t>),(</w:t>
+      </w:r>
+      <w:proofErr w:type="gramEnd"/>
+      <w:r>
+        <w:rPr>
+          <w:rFonts w:ascii="Consolas" w:eastAsia="Consolas" w:hAnsi="Consolas"/>
+          <w:sz w:val="20"/>
+        </w:rPr>
+        <w:t>'b',2</w:t>
+      </w:r>
+      <w:proofErr w:type="gramStart"/>
+      <w:r>
+        <w:rPr>
+          <w:rFonts w:ascii="Consolas" w:eastAsia="Consolas" w:hAnsi="Consolas"/>
+          <w:sz w:val="20"/>
+        </w:rPr>
+        <w:t>),(</w:t>
+      </w:r>
+      <w:proofErr w:type="gramEnd"/>
+      <w:r>
+        <w:rPr>
+          <w:rFonts w:ascii="Consolas" w:eastAsia="Consolas" w:hAnsi="Consolas"/>
+          <w:sz w:val="20"/>
+        </w:rPr>
+        <w:t>'a',3)]</w:t>
       </w:r>
     </w:p>
     <w:p>
@@ -1779,7 +2533,25 @@
           <w:b/>
           <w:bCs/>
         </w:rPr>
-        <w:t>Scenario (Agritech E-commerce):</w:t>
+        <w:t>Scenario (</w:t>
+      </w:r>
+      <w:proofErr w:type="spellStart"/>
+      <w:r>
+        <w:rPr>
+          <w:rStyle w:val="Strong"/>
+          <w:b/>
+          <w:bCs/>
+        </w:rPr>
+        <w:t>Agritech</w:t>
+      </w:r>
+      <w:proofErr w:type="spellEnd"/>
+      <w:r>
+        <w:rPr>
+          <w:rStyle w:val="Strong"/>
+          <w:b/>
+          <w:bCs/>
+        </w:rPr>
+        <w:t xml:space="preserve"> E-commerce):</w:t>
       </w:r>
     </w:p>
     <w:p>
@@ -1794,7 +2566,15 @@
       </w:r>
       <w:r>
         <w:br/>
-        <w:t xml:space="preserve">An agritech marketplace applies seasonal discounts differently for seeds, fertilizers, and tools. Currently, each product type has </w:t>
+        <w:t xml:space="preserve">An </w:t>
+      </w:r>
+      <w:proofErr w:type="spellStart"/>
+      <w:r>
+        <w:t>agritech</w:t>
+      </w:r>
+      <w:proofErr w:type="spellEnd"/>
+      <w:r>
+        <w:t xml:space="preserve"> marketplace applies seasonal discounts differently for seeds, fertilizers, and tools. Currently, each product type has </w:t>
       </w:r>
       <w:r>
         <w:rPr>
@@ -1949,12 +2729,14 @@
         </w:rPr>
         <w:t xml:space="preserve"> </w:t>
       </w:r>
+      <w:proofErr w:type="spellStart"/>
       <w:r>
         <w:rPr>
           <w:rStyle w:val="hljs-title"/>
         </w:rPr>
         <w:t>seed_discount</w:t>
       </w:r>
+      <w:proofErr w:type="spellEnd"/>
       <w:r>
         <w:rPr>
           <w:rStyle w:val="HTMLCode"/>
@@ -2044,12 +2826,14 @@
         </w:rPr>
         <w:t xml:space="preserve"> </w:t>
       </w:r>
+      <w:proofErr w:type="spellStart"/>
       <w:r>
         <w:rPr>
           <w:rStyle w:val="hljs-title"/>
         </w:rPr>
         <w:t>fert_discount</w:t>
       </w:r>
+      <w:proofErr w:type="spellEnd"/>
       <w:r>
         <w:rPr>
           <w:rStyle w:val="HTMLCode"/>
@@ -2139,12 +2923,14 @@
         </w:rPr>
         <w:t xml:space="preserve"> </w:t>
       </w:r>
+      <w:proofErr w:type="spellStart"/>
       <w:r>
         <w:rPr>
           <w:rStyle w:val="hljs-title"/>
         </w:rPr>
         <w:t>tool_discount</w:t>
       </w:r>
+      <w:proofErr w:type="spellEnd"/>
       <w:r>
         <w:rPr>
           <w:rStyle w:val="HTMLCode"/>
@@ -2246,6 +3032,7 @@
       <w:r>
         <w:t xml:space="preserve">Invalid category should raise </w:t>
       </w:r>
+      <w:proofErr w:type="spellStart"/>
       <w:r>
         <w:rPr>
           <w:rStyle w:val="HTMLCode"/>
@@ -2253,6 +3040,7 @@
         </w:rPr>
         <w:t>ValueError</w:t>
       </w:r>
+      <w:proofErr w:type="spellEnd"/>
       <w:r>
         <w:t>.</w:t>
       </w:r>
@@ -2339,12 +3127,21 @@
         </w:rPr>
         <w:t xml:space="preserve"> </w:t>
       </w:r>
+      <w:proofErr w:type="spellStart"/>
       <w:r>
         <w:rPr>
           <w:rStyle w:val="hljs-title"/>
         </w:rPr>
-        <w:t>apply_discount</w:t>
-      </w:r>
+        <w:t>apply_</w:t>
+      </w:r>
+      <w:proofErr w:type="gramStart"/>
+      <w:r>
+        <w:rPr>
+          <w:rStyle w:val="hljs-title"/>
+        </w:rPr>
+        <w:t>discount</w:t>
+      </w:r>
+      <w:proofErr w:type="spellEnd"/>
       <w:r>
         <w:rPr>
           <w:rStyle w:val="HTMLCode"/>
@@ -2352,6 +3149,7 @@
         </w:rPr>
         <w:t>(</w:t>
       </w:r>
+      <w:proofErr w:type="gramEnd"/>
       <w:r>
         <w:rPr>
           <w:rStyle w:val="hljs-params"/>
@@ -2413,11 +3211,19 @@
       <w:r>
         <w:t xml:space="preserve">AI should also generate </w:t>
       </w:r>
+      <w:proofErr w:type="spellStart"/>
       <w:r>
         <w:rPr>
           <w:rStyle w:val="Strong"/>
         </w:rPr>
-        <w:t>doctest or unit tests</w:t>
+        <w:t>doctest</w:t>
+      </w:r>
+      <w:proofErr w:type="spellEnd"/>
+      <w:r>
+        <w:rPr>
+          <w:rStyle w:val="Strong"/>
+        </w:rPr>
+        <w:t xml:space="preserve"> or unit tests</w:t>
       </w:r>
       <w:r>
         <w:t xml:space="preserve"> for correctness.</w:t>
@@ -2507,6 +3313,7 @@
           <w:rFonts w:eastAsiaTheme="majorEastAsia"/>
         </w:rPr>
       </w:pPr>
+      <w:proofErr w:type="gramStart"/>
       <w:r>
         <w:rPr>
           <w:rStyle w:val="hljs-builtin"/>
@@ -2519,8 +3326,34 @@
           <w:rStyle w:val="HTMLCode"/>
           <w:rFonts w:eastAsiaTheme="majorEastAsia"/>
         </w:rPr>
-        <w:t>(apply_discount(</w:t>
-      </w:r>
+        <w:t>(</w:t>
+      </w:r>
+      <w:proofErr w:type="spellStart"/>
+      <w:proofErr w:type="gramEnd"/>
+      <w:r>
+        <w:rPr>
+          <w:rStyle w:val="HTMLCode"/>
+          <w:rFonts w:eastAsiaTheme="majorEastAsia"/>
+        </w:rPr>
+        <w:t>apply_</w:t>
+      </w:r>
+      <w:proofErr w:type="gramStart"/>
+      <w:r>
+        <w:rPr>
+          <w:rStyle w:val="HTMLCode"/>
+          <w:rFonts w:eastAsiaTheme="majorEastAsia"/>
+        </w:rPr>
+        <w:t>discount</w:t>
+      </w:r>
+      <w:proofErr w:type="spellEnd"/>
+      <w:r>
+        <w:rPr>
+          <w:rStyle w:val="HTMLCode"/>
+          <w:rFonts w:eastAsiaTheme="majorEastAsia"/>
+        </w:rPr>
+        <w:t>(</w:t>
+      </w:r>
+      <w:proofErr w:type="gramEnd"/>
       <w:r>
         <w:rPr>
           <w:rStyle w:val="hljs-number"/>
@@ -2656,7 +3489,15 @@
     </w:p>
     <w:p>
       <w:r>
-        <w:t>Scenario (agritech):</w:t>
+        <w:t>Scenario (</w:t>
+      </w:r>
+      <w:proofErr w:type="spellStart"/>
+      <w:r>
+        <w:t>agritech</w:t>
+      </w:r>
+      <w:proofErr w:type="spellEnd"/>
+      <w:r>
+        <w:t>):</w:t>
       </w:r>
     </w:p>
     <w:p>
@@ -2666,7 +3507,15 @@
     </w:p>
     <w:p>
       <w:r>
-        <w:t>A streaming job in agritech checks if IDs are in a large corpus.</w:t>
+        <w:t xml:space="preserve">A streaming job in </w:t>
+      </w:r>
+      <w:proofErr w:type="spellStart"/>
+      <w:r>
+        <w:t>agritech</w:t>
+      </w:r>
+      <w:proofErr w:type="spellEnd"/>
+      <w:r>
+        <w:t xml:space="preserve"> checks if IDs are in a large corpus.</w:t>
       </w:r>
     </w:p>
     <w:p/>
@@ -2677,7 +3526,15 @@
     </w:p>
     <w:p>
       <w:r>
-        <w:t>Optimize membership checks by converting corpus to a set once, then mapping stream to booleans.</w:t>
+        <w:t xml:space="preserve">Optimize membership checks by converting corpus to a set once, then mapping stream to </w:t>
+      </w:r>
+      <w:proofErr w:type="spellStart"/>
+      <w:r>
+        <w:t>booleans</w:t>
+      </w:r>
+      <w:proofErr w:type="spellEnd"/>
+      <w:r>
+        <w:t>.</w:t>
       </w:r>
     </w:p>
     <w:p/>
@@ -2688,7 +3545,23 @@
     </w:p>
     <w:p>
       <w:r>
-        <w:t>corpus=[1,2,3,4,5]; stream=[2,5,9] -&gt; [True, True, False].</w:t>
+        <w:t>corpus</w:t>
+      </w:r>
+      <w:proofErr w:type="gramStart"/>
+      <w:r>
+        <w:t>=[</w:t>
+      </w:r>
+      <w:proofErr w:type="gramEnd"/>
+      <w:r>
+        <w:t>1,2,3,4,5]; stream</w:t>
+      </w:r>
+      <w:proofErr w:type="gramStart"/>
+      <w:r>
+        <w:t>=[</w:t>
+      </w:r>
+      <w:proofErr w:type="gramEnd"/>
+      <w:r>
+        <w:t>2,5,9] -&gt; [True, True, False].</w:t>
       </w:r>
     </w:p>
     <w:p/>
@@ -2724,143 +3597,209 @@
           <w:rFonts w:ascii="Consolas" w:eastAsia="Consolas" w:hAnsi="Consolas"/>
           <w:sz w:val="20"/>
         </w:rPr>
-        <w:t>corpus=[1,2,3,4,5], stream=[2,5,9]</w:t>
-      </w:r>
-    </w:p>
-    <w:p>
-      <w:r>
-        <w:t>Sample Output</w:t>
-      </w:r>
-    </w:p>
-    <w:p>
+        <w:t>corpus</w:t>
+      </w:r>
+      <w:proofErr w:type="gramStart"/>
       <w:r>
         <w:rPr>
           <w:rFonts w:ascii="Consolas" w:eastAsia="Consolas" w:hAnsi="Consolas"/>
           <w:sz w:val="20"/>
         </w:rPr>
-        <w:t>[True, True, False]</w:t>
-      </w:r>
-    </w:p>
-    <w:p>
-      <w:r>
-        <w:t>Acceptance Criteria: Uses set; correct booleans</w:t>
-      </w:r>
-    </w:p>
-    <w:p/>
-    <w:p>
-      <w:r>
-        <w:t>------------------------------------------------------------</w:t>
-      </w:r>
-    </w:p>
-    <w:p/>
-    <w:p>
-      <w:pPr>
-        <w:pStyle w:val="Heading2"/>
-      </w:pPr>
-      <w:r>
-        <w:t>Subgroup G</w:t>
-      </w:r>
-    </w:p>
-    <w:p>
-      <w:pPr>
-        <w:pStyle w:val="Heading3"/>
-      </w:pPr>
-      <w:r>
-        <w:t>G.1 — [S13G1] Sum CSV column ignoring bad rows</w:t>
-      </w:r>
-    </w:p>
-    <w:p>
-      <w:r>
-        <w:t>Scenario (agritech):</w:t>
-      </w:r>
-    </w:p>
-    <w:p>
-      <w:r>
-        <w:t>Context:</w:t>
-      </w:r>
-    </w:p>
-    <w:p>
-      <w:r>
-        <w:t xml:space="preserve">    Ad-hoc CSV exports in agritech contain missing/invalid numeric fields.</w:t>
-      </w:r>
-    </w:p>
-    <w:p/>
-    <w:p>
-      <w:r>
-        <w:t xml:space="preserve">    Your Task:</w:t>
-      </w:r>
-    </w:p>
-    <w:p>
-      <w:r>
-        <w:t xml:space="preserve">    Sum the 'value' column as int, skipping invalid rows, and report total (print skipped count optional).</w:t>
-      </w:r>
-    </w:p>
-    <w:p/>
-    <w:p>
-      <w:r>
-        <w:t xml:space="preserve">    Data &amp; Edge Cases:</w:t>
-      </w:r>
-    </w:p>
-    <w:p>
-      <w:r>
-        <w:t xml:space="preserve">    id,value</w:t>
-      </w:r>
-    </w:p>
-    <w:p>
-      <w:r>
-        <w:t>1,10</w:t>
-      </w:r>
-    </w:p>
-    <w:p>
-      <w:r>
-        <w:t>2,NA</w:t>
-      </w:r>
-    </w:p>
-    <w:p>
-      <w:r>
-        <w:t>3,7 -&gt; 17 with one skipped.</w:t>
-      </w:r>
-    </w:p>
-    <w:p/>
-    <w:p>
-      <w:r>
-        <w:t xml:space="preserve">    AI Assistance Expectation:</w:t>
-      </w:r>
-    </w:p>
-    <w:p>
-      <w:r>
-        <w:t xml:space="preserve">    Use AI to draft robust CSV parsing with try/except and tests.</w:t>
-      </w:r>
-    </w:p>
-    <w:p/>
-    <w:p>
-      <w:r>
-        <w:t xml:space="preserve">    Constraints &amp; Notes:</w:t>
-      </w:r>
-    </w:p>
-    <w:p>
-      <w:r>
-        <w:t xml:space="preserve">    Print or return count of skipped rows for transparency.</w:t>
-      </w:r>
-    </w:p>
-    <w:p>
-      <w:r>
-        <w:t>Sample Input</w:t>
-      </w:r>
-    </w:p>
-    <w:p>
+        <w:t>=[</w:t>
+      </w:r>
+      <w:proofErr w:type="gramEnd"/>
       <w:r>
         <w:rPr>
           <w:rFonts w:ascii="Consolas" w:eastAsia="Consolas" w:hAnsi="Consolas"/>
           <w:sz w:val="20"/>
         </w:rPr>
-        <w:t>id,value</w:t>
-      </w:r>
+        <w:t>1,2,3,4,5], stream</w:t>
+      </w:r>
+      <w:proofErr w:type="gramStart"/>
       <w:r>
         <w:rPr>
           <w:rFonts w:ascii="Consolas" w:eastAsia="Consolas" w:hAnsi="Consolas"/>
           <w:sz w:val="20"/>
         </w:rPr>
+        <w:t>=[</w:t>
+      </w:r>
+      <w:proofErr w:type="gramEnd"/>
+      <w:r>
+        <w:rPr>
+          <w:rFonts w:ascii="Consolas" w:eastAsia="Consolas" w:hAnsi="Consolas"/>
+          <w:sz w:val="20"/>
+        </w:rPr>
+        <w:t>2,5,9]</w:t>
+      </w:r>
+    </w:p>
+    <w:p>
+      <w:r>
+        <w:t>Sample Output</w:t>
+      </w:r>
+    </w:p>
+    <w:p>
+      <w:r>
+        <w:rPr>
+          <w:rFonts w:ascii="Consolas" w:eastAsia="Consolas" w:hAnsi="Consolas"/>
+          <w:sz w:val="20"/>
+        </w:rPr>
+        <w:t>[True, True, False]</w:t>
+      </w:r>
+    </w:p>
+    <w:p>
+      <w:r>
+        <w:t xml:space="preserve">Acceptance Criteria: Uses set; correct </w:t>
+      </w:r>
+      <w:proofErr w:type="spellStart"/>
+      <w:r>
+        <w:t>booleans</w:t>
+      </w:r>
+      <w:proofErr w:type="spellEnd"/>
+    </w:p>
+    <w:p/>
+    <w:p>
+      <w:r>
+        <w:t>------------------------------------------------------------</w:t>
+      </w:r>
+    </w:p>
+    <w:p/>
+    <w:p>
+      <w:pPr>
+        <w:pStyle w:val="Heading2"/>
+      </w:pPr>
+      <w:r>
+        <w:t>Subgroup G</w:t>
+      </w:r>
+    </w:p>
+    <w:p>
+      <w:pPr>
+        <w:pStyle w:val="Heading3"/>
+      </w:pPr>
+      <w:r>
+        <w:t>G.1 — [S13G1] Sum CSV column ignoring bad rows</w:t>
+      </w:r>
+    </w:p>
+    <w:p>
+      <w:r>
+        <w:t>Scenario (</w:t>
+      </w:r>
+      <w:proofErr w:type="spellStart"/>
+      <w:r>
+        <w:t>agritech</w:t>
+      </w:r>
+      <w:proofErr w:type="spellEnd"/>
+      <w:r>
+        <w:t>):</w:t>
+      </w:r>
+    </w:p>
+    <w:p>
+      <w:r>
+        <w:t>Context:</w:t>
+      </w:r>
+    </w:p>
+    <w:p>
+      <w:r>
+        <w:t xml:space="preserve">    Ad-hoc CSV exports in </w:t>
+      </w:r>
+      <w:proofErr w:type="spellStart"/>
+      <w:r>
+        <w:t>agritech</w:t>
+      </w:r>
+      <w:proofErr w:type="spellEnd"/>
+      <w:r>
+        <w:t xml:space="preserve"> contain missing/invalid numeric fields.</w:t>
+      </w:r>
+    </w:p>
+    <w:p/>
+    <w:p>
+      <w:r>
+        <w:t xml:space="preserve">    Your Task:</w:t>
+      </w:r>
+    </w:p>
+    <w:p>
+      <w:r>
+        <w:t xml:space="preserve">    Sum the 'value' column as int, skipping invalid rows, and report total (print skipped count optional).</w:t>
+      </w:r>
+    </w:p>
+    <w:p/>
+    <w:p>
+      <w:r>
+        <w:t xml:space="preserve">    Data &amp; Edge Cases:</w:t>
+      </w:r>
+    </w:p>
+    <w:p>
+      <w:r>
+        <w:t xml:space="preserve">    </w:t>
+      </w:r>
+      <w:proofErr w:type="spellStart"/>
+      <w:proofErr w:type="gramStart"/>
+      <w:r>
+        <w:t>id,value</w:t>
+      </w:r>
+      <w:proofErr w:type="spellEnd"/>
+      <w:proofErr w:type="gramEnd"/>
+    </w:p>
+    <w:p>
+      <w:r>
+        <w:t>1,10</w:t>
+      </w:r>
+    </w:p>
+    <w:p>
+      <w:proofErr w:type="gramStart"/>
+      <w:r>
+        <w:t>2,NA</w:t>
+      </w:r>
+      <w:proofErr w:type="gramEnd"/>
+    </w:p>
+    <w:p>
+      <w:r>
+        <w:t>3,7 -&gt; 17 with one skipped.</w:t>
+      </w:r>
+    </w:p>
+    <w:p/>
+    <w:p>
+      <w:r>
+        <w:t xml:space="preserve">    AI Assistance Expectation:</w:t>
+      </w:r>
+    </w:p>
+    <w:p>
+      <w:r>
+        <w:t xml:space="preserve">    Use AI to draft robust CSV parsing with try/except and tests.</w:t>
+      </w:r>
+    </w:p>
+    <w:p/>
+    <w:p>
+      <w:r>
+        <w:t xml:space="preserve">    Constraints &amp; Notes:</w:t>
+      </w:r>
+    </w:p>
+    <w:p>
+      <w:r>
+        <w:t xml:space="preserve">    Print or return count of skipped rows for transparency.</w:t>
+      </w:r>
+    </w:p>
+    <w:p>
+      <w:r>
+        <w:t>Sample Input</w:t>
+      </w:r>
+    </w:p>
+    <w:p>
+      <w:proofErr w:type="spellStart"/>
+      <w:proofErr w:type="gramStart"/>
+      <w:r>
+        <w:rPr>
+          <w:rFonts w:ascii="Consolas" w:eastAsia="Consolas" w:hAnsi="Consolas"/>
+          <w:sz w:val="20"/>
+        </w:rPr>
+        <w:t>id,value</w:t>
+      </w:r>
+      <w:proofErr w:type="spellEnd"/>
+      <w:proofErr w:type="gramEnd"/>
+      <w:r>
+        <w:rPr>
+          <w:rFonts w:ascii="Consolas" w:eastAsia="Consolas" w:hAnsi="Consolas"/>
+          <w:sz w:val="20"/>
+        </w:rPr>
         <w:br/>
         <w:t>1,10</w:t>
       </w:r>
@@ -2870,13 +3809,21 @@
           <w:sz w:val="20"/>
         </w:rPr>
         <w:br/>
-        <w:t>2,NA</w:t>
-      </w:r>
+      </w:r>
+      <w:proofErr w:type="gramStart"/>
       <w:r>
         <w:rPr>
           <w:rFonts w:ascii="Consolas" w:eastAsia="Consolas" w:hAnsi="Consolas"/>
           <w:sz w:val="20"/>
         </w:rPr>
+        <w:t>2,NA</w:t>
+      </w:r>
+      <w:proofErr w:type="gramEnd"/>
+      <w:r>
+        <w:rPr>
+          <w:rFonts w:ascii="Consolas" w:eastAsia="Consolas" w:hAnsi="Consolas"/>
+          <w:sz w:val="20"/>
+        </w:rPr>
         <w:br/>
         <w:t>3,7</w:t>
       </w:r>
@@ -2911,7 +3858,15 @@
     </w:p>
     <w:p>
       <w:r>
-        <w:t>Scenario (agritech):</w:t>
+        <w:t>Scenario (</w:t>
+      </w:r>
+      <w:proofErr w:type="spellStart"/>
+      <w:r>
+        <w:t>agritech</w:t>
+      </w:r>
+      <w:proofErr w:type="spellEnd"/>
+      <w:r>
+        <w:t>):</w:t>
       </w:r>
     </w:p>
     <w:p>
@@ -2921,7 +3876,15 @@
     </w:p>
     <w:p>
       <w:r>
-        <w:t>Two CSVs in agritech must be merged by 'id' for reporting.</w:t>
+        <w:t xml:space="preserve">Two CSVs in </w:t>
+      </w:r>
+      <w:proofErr w:type="spellStart"/>
+      <w:r>
+        <w:t>agritech</w:t>
+      </w:r>
+      <w:proofErr w:type="spellEnd"/>
+      <w:r>
+        <w:t xml:space="preserve"> must be merged by 'id' for reporting.</w:t>
       </w:r>
     </w:p>
     <w:p/>
@@ -2943,7 +3906,23 @@
     </w:p>
     <w:p>
       <w:r>
-        <w:t>A:id,price &amp; B:id,qty -&gt; inner join has only common ids; left join keeps all A with None for missing B.</w:t>
+        <w:t>A:</w:t>
+      </w:r>
+      <w:proofErr w:type="gramStart"/>
+      <w:r>
+        <w:t>id,price</w:t>
+      </w:r>
+      <w:proofErr w:type="gramEnd"/>
+      <w:r>
+        <w:t xml:space="preserve"> &amp; B:</w:t>
+      </w:r>
+      <w:proofErr w:type="gramStart"/>
+      <w:r>
+        <w:t>id,qty</w:t>
+      </w:r>
+      <w:proofErr w:type="gramEnd"/>
+      <w:r>
+        <w:t xml:space="preserve"> -&gt; inner join has only common ids; left join keeps all A with None for missing B.</w:t>
       </w:r>
     </w:p>
     <w:p/>
@@ -2954,7 +3933,15 @@
     </w:p>
     <w:p>
       <w:r>
-        <w:t>Use AI to outline dict-building and join logic; write unit tests for both joins.</w:t>
+        <w:t xml:space="preserve">Use AI to outline </w:t>
+      </w:r>
+      <w:proofErr w:type="spellStart"/>
+      <w:r>
+        <w:t>dict</w:t>
+      </w:r>
+      <w:proofErr w:type="spellEnd"/>
+      <w:r>
+        <w:t>-building and join logic; write unit tests for both joins.</w:t>
       </w:r>
     </w:p>
     <w:p/>
@@ -2974,6 +3961,8 @@
       </w:r>
     </w:p>
     <w:p>
+      <w:proofErr w:type="spellStart"/>
+      <w:proofErr w:type="gramStart"/>
       <w:r>
         <w:rPr>
           <w:rFonts w:ascii="Consolas" w:eastAsia="Consolas" w:hAnsi="Consolas"/>
@@ -2981,6 +3970,8 @@
         </w:rPr>
         <w:t>id,price</w:t>
       </w:r>
+      <w:proofErr w:type="spellEnd"/>
+      <w:proofErr w:type="gramEnd"/>
       <w:r>
         <w:rPr>
           <w:rFonts w:ascii="Consolas" w:eastAsia="Consolas" w:hAnsi="Consolas"/>
@@ -3011,13 +4002,23 @@
           <w:sz w:val="20"/>
         </w:rPr>
         <w:br/>
-        <w:t>id,qty</w:t>
-      </w:r>
+      </w:r>
+      <w:proofErr w:type="spellStart"/>
+      <w:proofErr w:type="gramStart"/>
       <w:r>
         <w:rPr>
           <w:rFonts w:ascii="Consolas" w:eastAsia="Consolas" w:hAnsi="Consolas"/>
           <w:sz w:val="20"/>
         </w:rPr>
+        <w:t>id,qty</w:t>
+      </w:r>
+      <w:proofErr w:type="spellEnd"/>
+      <w:proofErr w:type="gramEnd"/>
+      <w:r>
+        <w:rPr>
+          <w:rFonts w:ascii="Consolas" w:eastAsia="Consolas" w:hAnsi="Consolas"/>
+          <w:sz w:val="20"/>
+        </w:rPr>
         <w:br/>
         <w:t>A,2</w:t>
       </w:r>
@@ -3041,222 +4042,398 @@
           <w:rFonts w:ascii="Consolas" w:eastAsia="Consolas" w:hAnsi="Consolas"/>
           <w:sz w:val="20"/>
         </w:rPr>
-        <w:t>inner=[('A',10,2)], left=[('A',10,2),('B',20,None)]</w:t>
-      </w:r>
-    </w:p>
-    <w:p>
-      <w:r>
-        <w:t>Acceptance Criteria: Correct join behavior</w:t>
-      </w:r>
-    </w:p>
-    <w:p/>
-    <w:p>
-      <w:r>
-        <w:t>------------------------------------------------------------</w:t>
-      </w:r>
-    </w:p>
-    <w:p/>
-    <w:p>
-      <w:pPr>
-        <w:pStyle w:val="Heading2"/>
-      </w:pPr>
-      <w:r>
-        <w:t>Subgroup H</w:t>
-      </w:r>
-    </w:p>
-    <w:p>
-      <w:pPr>
-        <w:pStyle w:val="Heading3"/>
-      </w:pPr>
-      <w:r>
-        <w:t>H.1 — [S13H1] Extract hashtags and mentions</w:t>
-      </w:r>
-    </w:p>
-    <w:p>
-      <w:r>
-        <w:t>Scenario (agritech):</w:t>
-      </w:r>
-    </w:p>
-    <w:p>
-      <w:r>
-        <w:t>Context:</w:t>
-      </w:r>
-    </w:p>
-    <w:p>
-      <w:r>
-        <w:t>Moderation in the agritech app needs hashtag and mention extraction.</w:t>
-      </w:r>
-    </w:p>
-    <w:p/>
-    <w:p>
-      <w:r>
-        <w:t>Your Task:</w:t>
-      </w:r>
-    </w:p>
-    <w:p>
-      <w:r>
-        <w:t>Use regex to extract @mentions and #hashtags (case-insensitive) and return lowercase lists.</w:t>
-      </w:r>
-    </w:p>
-    <w:p/>
-    <w:p>
-      <w:r>
-        <w:t>Data &amp; Edge Cases:</w:t>
-      </w:r>
-    </w:p>
-    <w:p>
-      <w:r>
-        <w:t>Punctuation around tags should be ignored.</w:t>
-      </w:r>
-    </w:p>
-    <w:p/>
-    <w:p>
-      <w:r>
-        <w:t>AI Assistance Expectation:</w:t>
-      </w:r>
-    </w:p>
-    <w:p>
-      <w:r>
-        <w:t>Ask AI for a robust regex and tests covering multiple tags.</w:t>
-      </w:r>
-    </w:p>
-    <w:p/>
-    <w:p>
-      <w:r>
-        <w:t>Constraints &amp; Notes:</w:t>
-      </w:r>
-    </w:p>
-    <w:p>
-      <w:r>
-        <w:t>Return mentions and hashtags lists; lowercase.</w:t>
-      </w:r>
-    </w:p>
-    <w:p>
-      <w:r>
-        <w:t>Sample Input</w:t>
-      </w:r>
-    </w:p>
-    <w:p>
+        <w:t>inner=[('A',10,2)], left=[('A',10,2</w:t>
+      </w:r>
+      <w:proofErr w:type="gramStart"/>
       <w:r>
         <w:rPr>
           <w:rFonts w:ascii="Consolas" w:eastAsia="Consolas" w:hAnsi="Consolas"/>
           <w:sz w:val="20"/>
         </w:rPr>
-        <w:t>Hello @alice check #AI and #Python with @Bob</w:t>
-      </w:r>
-    </w:p>
-    <w:p>
-      <w:r>
-        <w:t>Sample Output</w:t>
-      </w:r>
-    </w:p>
-    <w:p>
+        <w:t>),(</w:t>
+      </w:r>
+      <w:proofErr w:type="gramEnd"/>
       <w:r>
         <w:rPr>
           <w:rFonts w:ascii="Consolas" w:eastAsia="Consolas" w:hAnsi="Consolas"/>
           <w:sz w:val="20"/>
         </w:rPr>
-        <w:t>mentions=['alice','bob'], hashtags=['ai','python']</w:t>
-      </w:r>
-    </w:p>
-    <w:p>
-      <w:r>
-        <w:t>Acceptance Criteria: Lowercased; ignores punctuation</w:t>
-      </w:r>
-    </w:p>
-    <w:p/>
-    <w:p>
-      <w:pPr>
-        <w:pStyle w:val="Heading3"/>
-      </w:pPr>
-      <w:r>
-        <w:t>H.2 — [S13H2] Shortest path on weighted graph (Dijkstra)</w:t>
-      </w:r>
-    </w:p>
-    <w:p>
-      <w:r>
-        <w:t>Scenario (agritech):</w:t>
-      </w:r>
-    </w:p>
-    <w:p>
-      <w:r>
-        <w:t>Context:</w:t>
-      </w:r>
-    </w:p>
-    <w:p>
-      <w:r>
-        <w:t>Routing decisions in the agritech graph need shortest paths for small, weighted graphs.</w:t>
-      </w:r>
-    </w:p>
-    <w:p/>
-    <w:p>
-      <w:r>
-        <w:t>Your Task:</w:t>
-      </w:r>
-    </w:p>
-    <w:p>
-      <w:r>
-        <w:t>Implement Dijkstra from a source node 'A' to all nodes using a priority queue.</w:t>
-      </w:r>
-    </w:p>
-    <w:p/>
-    <w:p>
-      <w:r>
-        <w:t>Data &amp; Edge Cases:</w:t>
-      </w:r>
-    </w:p>
-    <w:p>
-      <w:r>
-        <w:t>Use adjacency dict with positive weights.</w:t>
-      </w:r>
-    </w:p>
-    <w:p/>
-    <w:p>
-      <w:r>
-        <w:t>AI Assistance Expectation:</w:t>
-      </w:r>
-    </w:p>
-    <w:p>
-      <w:r>
-        <w:t>Prompt AI to outline the algorithm steps and edge relaxation pattern.</w:t>
-      </w:r>
-    </w:p>
-    <w:p/>
-    <w:p>
-      <w:r>
-        <w:t>Constraints &amp; Notes:</w:t>
-      </w:r>
-    </w:p>
-    <w:p>
-      <w:r>
-        <w:t>Return dict of distances with 0 for source.</w:t>
-      </w:r>
-    </w:p>
-    <w:p>
-      <w:r>
-        <w:t>Sample Input</w:t>
-      </w:r>
-    </w:p>
-    <w:p>
+        <w:t>'B',</w:t>
+      </w:r>
+      <w:proofErr w:type="gramStart"/>
       <w:r>
         <w:rPr>
           <w:rFonts w:ascii="Consolas" w:eastAsia="Consolas" w:hAnsi="Consolas"/>
           <w:sz w:val="20"/>
         </w:rPr>
-        <w:t>{'A':{'B':1,'C':4},'B':{'C':2,'D':5},'C':{'D':1},'D':{}}</w:t>
-      </w:r>
-    </w:p>
-    <w:p>
-      <w:r>
-        <w:t>Sample Output</w:t>
-      </w:r>
-    </w:p>
-    <w:p>
+        <w:t>20,None</w:t>
+      </w:r>
+      <w:proofErr w:type="gramEnd"/>
       <w:r>
         <w:rPr>
           <w:rFonts w:ascii="Consolas" w:eastAsia="Consolas" w:hAnsi="Consolas"/>
           <w:sz w:val="20"/>
         </w:rPr>
+        <w:t>)]</w:t>
+      </w:r>
+    </w:p>
+    <w:p>
+      <w:r>
+        <w:t>Acceptance Criteria: Correct join behavior</w:t>
+      </w:r>
+    </w:p>
+    <w:p/>
+    <w:p>
+      <w:r>
+        <w:t>------------------------------------------------------------</w:t>
+      </w:r>
+    </w:p>
+    <w:p/>
+    <w:p>
+      <w:pPr>
+        <w:pStyle w:val="Heading2"/>
+      </w:pPr>
+      <w:r>
+        <w:t>Subgroup H</w:t>
+      </w:r>
+    </w:p>
+    <w:p>
+      <w:pPr>
+        <w:pStyle w:val="Heading3"/>
+      </w:pPr>
+      <w:r>
+        <w:t>H.1 — [S13H1] Extract hashtags and mentions</w:t>
+      </w:r>
+    </w:p>
+    <w:p>
+      <w:r>
+        <w:t>Scenario (</w:t>
+      </w:r>
+      <w:proofErr w:type="spellStart"/>
+      <w:r>
+        <w:t>agritech</w:t>
+      </w:r>
+      <w:proofErr w:type="spellEnd"/>
+      <w:r>
+        <w:t>):</w:t>
+      </w:r>
+    </w:p>
+    <w:p>
+      <w:r>
+        <w:t>Context:</w:t>
+      </w:r>
+    </w:p>
+    <w:p>
+      <w:r>
+        <w:t xml:space="preserve">Moderation in the </w:t>
+      </w:r>
+      <w:proofErr w:type="spellStart"/>
+      <w:r>
+        <w:t>agritech</w:t>
+      </w:r>
+      <w:proofErr w:type="spellEnd"/>
+      <w:r>
+        <w:t xml:space="preserve"> app needs hashtag and mention extraction.</w:t>
+      </w:r>
+    </w:p>
+    <w:p/>
+    <w:p>
+      <w:r>
+        <w:t>Your Task:</w:t>
+      </w:r>
+    </w:p>
+    <w:p>
+      <w:r>
+        <w:t>Use regex to extract @mentions and #hashtags (case-insensitive) and return lowercase lists.</w:t>
+      </w:r>
+    </w:p>
+    <w:p/>
+    <w:p>
+      <w:r>
+        <w:t>Data &amp; Edge Cases:</w:t>
+      </w:r>
+    </w:p>
+    <w:p>
+      <w:r>
+        <w:t>Punctuation around tags should be ignored.</w:t>
+      </w:r>
+    </w:p>
+    <w:p/>
+    <w:p>
+      <w:r>
+        <w:t>AI Assistance Expectation:</w:t>
+      </w:r>
+    </w:p>
+    <w:p>
+      <w:r>
+        <w:t>Ask AI for a robust regex and tests covering multiple tags.</w:t>
+      </w:r>
+    </w:p>
+    <w:p/>
+    <w:p>
+      <w:r>
+        <w:t>Constraints &amp; Notes:</w:t>
+      </w:r>
+    </w:p>
+    <w:p>
+      <w:r>
+        <w:t>Return mentions and hashtags lists; lowercase.</w:t>
+      </w:r>
+    </w:p>
+    <w:p>
+      <w:r>
+        <w:t>Sample Input</w:t>
+      </w:r>
+    </w:p>
+    <w:p>
+      <w:r>
+        <w:rPr>
+          <w:rFonts w:ascii="Consolas" w:eastAsia="Consolas" w:hAnsi="Consolas"/>
+          <w:sz w:val="20"/>
+        </w:rPr>
+        <w:t>Hello @alice check #AI and #Python with @Bob</w:t>
+      </w:r>
+    </w:p>
+    <w:p>
+      <w:r>
+        <w:t>Sample Output</w:t>
+      </w:r>
+    </w:p>
+    <w:p>
+      <w:r>
+        <w:rPr>
+          <w:rFonts w:ascii="Consolas" w:eastAsia="Consolas" w:hAnsi="Consolas"/>
+          <w:sz w:val="20"/>
+        </w:rPr>
+        <w:t>mentions=['</w:t>
+      </w:r>
+      <w:proofErr w:type="spellStart"/>
+      <w:r>
+        <w:rPr>
+          <w:rFonts w:ascii="Consolas" w:eastAsia="Consolas" w:hAnsi="Consolas"/>
+          <w:sz w:val="20"/>
+        </w:rPr>
+        <w:t>alice</w:t>
+      </w:r>
+      <w:proofErr w:type="spellEnd"/>
+      <w:r>
+        <w:rPr>
+          <w:rFonts w:ascii="Consolas" w:eastAsia="Consolas" w:hAnsi="Consolas"/>
+          <w:sz w:val="20"/>
+        </w:rPr>
+        <w:t>','bob'], hashtags=['</w:t>
+      </w:r>
+      <w:proofErr w:type="spellStart"/>
+      <w:r>
+        <w:rPr>
+          <w:rFonts w:ascii="Consolas" w:eastAsia="Consolas" w:hAnsi="Consolas"/>
+          <w:sz w:val="20"/>
+        </w:rPr>
+        <w:t>ai','python</w:t>
+      </w:r>
+      <w:proofErr w:type="spellEnd"/>
+      <w:r>
+        <w:rPr>
+          <w:rFonts w:ascii="Consolas" w:eastAsia="Consolas" w:hAnsi="Consolas"/>
+          <w:sz w:val="20"/>
+        </w:rPr>
+        <w:t>']</w:t>
+      </w:r>
+    </w:p>
+    <w:p>
+      <w:r>
+        <w:t>Acceptance Criteria: Lowercased; ignores punctuation</w:t>
+      </w:r>
+    </w:p>
+    <w:p/>
+    <w:p>
+      <w:pPr>
+        <w:pStyle w:val="Heading3"/>
+      </w:pPr>
+      <w:r>
+        <w:t>H.2 — [S13H2] Shortest path on weighted graph (Dijkstra)</w:t>
+      </w:r>
+    </w:p>
+    <w:p>
+      <w:r>
+        <w:t>Scenario (</w:t>
+      </w:r>
+      <w:proofErr w:type="spellStart"/>
+      <w:r>
+        <w:t>agritech</w:t>
+      </w:r>
+      <w:proofErr w:type="spellEnd"/>
+      <w:r>
+        <w:t>):</w:t>
+      </w:r>
+    </w:p>
+    <w:p>
+      <w:r>
+        <w:t>Context:</w:t>
+      </w:r>
+    </w:p>
+    <w:p>
+      <w:r>
+        <w:t xml:space="preserve">Routing decisions in the </w:t>
+      </w:r>
+      <w:proofErr w:type="spellStart"/>
+      <w:r>
+        <w:t>agritech</w:t>
+      </w:r>
+      <w:proofErr w:type="spellEnd"/>
+      <w:r>
+        <w:t xml:space="preserve"> graph need shortest paths for small, weighted graphs.</w:t>
+      </w:r>
+    </w:p>
+    <w:p/>
+    <w:p>
+      <w:r>
+        <w:t>Your Task:</w:t>
+      </w:r>
+    </w:p>
+    <w:p>
+      <w:r>
+        <w:t>Implement Dijkstra from a source node 'A' to all nodes using a priority queue.</w:t>
+      </w:r>
+    </w:p>
+    <w:p/>
+    <w:p>
+      <w:r>
+        <w:t>Data &amp; Edge Cases:</w:t>
+      </w:r>
+    </w:p>
+    <w:p>
+      <w:r>
+        <w:t xml:space="preserve">Use adjacency </w:t>
+      </w:r>
+      <w:proofErr w:type="spellStart"/>
+      <w:r>
+        <w:t>dict</w:t>
+      </w:r>
+      <w:proofErr w:type="spellEnd"/>
+      <w:r>
+        <w:t xml:space="preserve"> with positive weights.</w:t>
+      </w:r>
+    </w:p>
+    <w:p/>
+    <w:p>
+      <w:r>
+        <w:t>AI Assistance Expectation:</w:t>
+      </w:r>
+    </w:p>
+    <w:p>
+      <w:r>
+        <w:t>Prompt AI to outline the algorithm steps and edge relaxation pattern.</w:t>
+      </w:r>
+    </w:p>
+    <w:p/>
+    <w:p>
+      <w:r>
+        <w:t>Constraints &amp; Notes:</w:t>
+      </w:r>
+    </w:p>
+    <w:p>
+      <w:r>
+        <w:t xml:space="preserve">Return </w:t>
+      </w:r>
+      <w:proofErr w:type="spellStart"/>
+      <w:r>
+        <w:t>dict</w:t>
+      </w:r>
+      <w:proofErr w:type="spellEnd"/>
+      <w:r>
+        <w:t xml:space="preserve"> of distances with 0 for source.</w:t>
+      </w:r>
+    </w:p>
+    <w:p>
+      <w:r>
+        <w:t>Sample Input</w:t>
+      </w:r>
+    </w:p>
+    <w:p>
+      <w:r>
+        <w:rPr>
+          <w:rFonts w:ascii="Consolas" w:eastAsia="Consolas" w:hAnsi="Consolas"/>
+          <w:sz w:val="20"/>
+        </w:rPr>
+        <w:t>{'A</w:t>
+      </w:r>
+      <w:proofErr w:type="gramStart"/>
+      <w:r>
+        <w:rPr>
+          <w:rFonts w:ascii="Consolas" w:eastAsia="Consolas" w:hAnsi="Consolas"/>
+          <w:sz w:val="20"/>
+        </w:rPr>
+        <w:t>':{</w:t>
+      </w:r>
+      <w:proofErr w:type="gramEnd"/>
+      <w:r>
+        <w:rPr>
+          <w:rFonts w:ascii="Consolas" w:eastAsia="Consolas" w:hAnsi="Consolas"/>
+          <w:sz w:val="20"/>
+        </w:rPr>
+        <w:t>'B':1,'C':4},'B</w:t>
+      </w:r>
+      <w:proofErr w:type="gramStart"/>
+      <w:r>
+        <w:rPr>
+          <w:rFonts w:ascii="Consolas" w:eastAsia="Consolas" w:hAnsi="Consolas"/>
+          <w:sz w:val="20"/>
+        </w:rPr>
+        <w:t>':{</w:t>
+      </w:r>
+      <w:proofErr w:type="gramEnd"/>
+      <w:r>
+        <w:rPr>
+          <w:rFonts w:ascii="Consolas" w:eastAsia="Consolas" w:hAnsi="Consolas"/>
+          <w:sz w:val="20"/>
+        </w:rPr>
+        <w:t>'C':2,'D':5},'C</w:t>
+      </w:r>
+      <w:proofErr w:type="gramStart"/>
+      <w:r>
+        <w:rPr>
+          <w:rFonts w:ascii="Consolas" w:eastAsia="Consolas" w:hAnsi="Consolas"/>
+          <w:sz w:val="20"/>
+        </w:rPr>
+        <w:t>':{</w:t>
+      </w:r>
+      <w:proofErr w:type="gramEnd"/>
+      <w:r>
+        <w:rPr>
+          <w:rFonts w:ascii="Consolas" w:eastAsia="Consolas" w:hAnsi="Consolas"/>
+          <w:sz w:val="20"/>
+        </w:rPr>
+        <w:t>'D':1},'D</w:t>
+      </w:r>
+      <w:proofErr w:type="gramStart"/>
+      <w:r>
+        <w:rPr>
+          <w:rFonts w:ascii="Consolas" w:eastAsia="Consolas" w:hAnsi="Consolas"/>
+          <w:sz w:val="20"/>
+        </w:rPr>
+        <w:t>':{</w:t>
+      </w:r>
+      <w:proofErr w:type="gramEnd"/>
+      <w:r>
+        <w:rPr>
+          <w:rFonts w:ascii="Consolas" w:eastAsia="Consolas" w:hAnsi="Consolas"/>
+          <w:sz w:val="20"/>
+        </w:rPr>
+        <w:t>}}</w:t>
+      </w:r>
+    </w:p>
+    <w:p>
+      <w:r>
+        <w:t>Sample Output</w:t>
+      </w:r>
+    </w:p>
+    <w:p>
+      <w:r>
+        <w:rPr>
+          <w:rFonts w:ascii="Consolas" w:eastAsia="Consolas" w:hAnsi="Consolas"/>
+          <w:sz w:val="20"/>
+        </w:rPr>
         <w:t>{'A':0,'B':1,'C':3,'D':4}</w:t>
       </w:r>
     </w:p>
@@ -3290,7 +4467,15 @@
     </w:p>
     <w:p>
       <w:r>
-        <w:t>Scenario (agritech):</w:t>
+        <w:t>Scenario (</w:t>
+      </w:r>
+      <w:proofErr w:type="spellStart"/>
+      <w:r>
+        <w:t>agritech</w:t>
+      </w:r>
+      <w:proofErr w:type="spellEnd"/>
+      <w:r>
+        <w:t>):</w:t>
       </w:r>
     </w:p>
     <w:p>
@@ -3300,7 +4485,15 @@
     </w:p>
     <w:p>
       <w:r>
-        <w:t>Basic text analytics in agritech requires most frequent terms for summaries.</w:t>
+        <w:t xml:space="preserve">Basic text analytics in </w:t>
+      </w:r>
+      <w:proofErr w:type="spellStart"/>
+      <w:r>
+        <w:t>agritech</w:t>
+      </w:r>
+      <w:proofErr w:type="spellEnd"/>
+      <w:r>
+        <w:t xml:space="preserve"> requires most frequent terms for summaries.</w:t>
       </w:r>
     </w:p>
     <w:p/>
@@ -3404,7 +4597,25 @@
           <w:b/>
           <w:bCs/>
         </w:rPr>
-        <w:t>Scenario (Agritech):</w:t>
+        <w:t>Scenario (</w:t>
+      </w:r>
+      <w:proofErr w:type="spellStart"/>
+      <w:r>
+        <w:rPr>
+          <w:rStyle w:val="Strong"/>
+          <w:b/>
+          <w:bCs/>
+        </w:rPr>
+        <w:t>Agritech</w:t>
+      </w:r>
+      <w:proofErr w:type="spellEnd"/>
+      <w:r>
+        <w:rPr>
+          <w:rStyle w:val="Strong"/>
+          <w:b/>
+          <w:bCs/>
+        </w:rPr>
+        <w:t>):</w:t>
       </w:r>
     </w:p>
     <w:p>
@@ -3419,7 +4630,15 @@
       </w:r>
       <w:r>
         <w:br/>
-        <w:t xml:space="preserve">An agritech analytics team has a function that calculates </w:t>
+        <w:t xml:space="preserve">An </w:t>
+      </w:r>
+      <w:proofErr w:type="spellStart"/>
+      <w:r>
+        <w:t>agritech</w:t>
+      </w:r>
+      <w:proofErr w:type="spellEnd"/>
+      <w:r>
+        <w:t xml:space="preserve"> analytics team has a function that calculates </w:t>
       </w:r>
       <w:r>
         <w:rPr>
@@ -3487,12 +4706,37 @@
         </w:rPr>
         <w:t xml:space="preserve">, that took </w:t>
       </w:r>
+      <w:proofErr w:type="spellStart"/>
       <w:r>
         <w:rPr>
           <w:rStyle w:val="hljs-params"/>
           <w:rFonts w:eastAsiaTheme="majorEastAsia"/>
         </w:rPr>
-        <w:t xml:space="preserve">total_yield and  acres as input and return </w:t>
+        <w:t>total_yield</w:t>
+      </w:r>
+      <w:proofErr w:type="spellEnd"/>
+      <w:r>
+        <w:rPr>
+          <w:rStyle w:val="hljs-params"/>
+          <w:rFonts w:eastAsiaTheme="majorEastAsia"/>
+        </w:rPr>
+        <w:t xml:space="preserve"> </w:t>
+      </w:r>
+      <w:proofErr w:type="gramStart"/>
+      <w:r>
+        <w:rPr>
+          <w:rStyle w:val="hljs-params"/>
+          <w:rFonts w:eastAsiaTheme="majorEastAsia"/>
+        </w:rPr>
+        <w:t>and  acres</w:t>
+      </w:r>
+      <w:proofErr w:type="gramEnd"/>
+      <w:r>
+        <w:rPr>
+          <w:rStyle w:val="hljs-params"/>
+          <w:rFonts w:eastAsiaTheme="majorEastAsia"/>
+        </w:rPr>
+        <w:t xml:space="preserve"> as input and return </w:t>
       </w:r>
       <w:r>
         <w:rPr>
@@ -3625,12 +4869,21 @@
           <w:numId w:val="21"/>
         </w:numPr>
       </w:pPr>
+      <w:proofErr w:type="spellStart"/>
       <w:r>
         <w:rPr>
           <w:rStyle w:val="HTMLCode"/>
           <w:rFonts w:eastAsiaTheme="majorEastAsia"/>
         </w:rPr>
-        <w:t>total_yield = 500, acres = 50 → 10</w:t>
+        <w:t>total_yield</w:t>
+      </w:r>
+      <w:proofErr w:type="spellEnd"/>
+      <w:r>
+        <w:rPr>
+          <w:rStyle w:val="HTMLCode"/>
+          <w:rFonts w:eastAsiaTheme="majorEastAsia"/>
+        </w:rPr>
+        <w:t xml:space="preserve"> = 500, acres = 50 → 10</w:t>
       </w:r>
     </w:p>
     <w:p>
@@ -3740,12 +4993,14 @@
       <w:r>
         <w:t xml:space="preserve">Generate </w:t>
       </w:r>
+      <w:proofErr w:type="spellStart"/>
       <w:r>
         <w:rPr>
           <w:rStyle w:val="Strong"/>
         </w:rPr>
         <w:t>doctests</w:t>
       </w:r>
+      <w:proofErr w:type="spellEnd"/>
       <w:r>
         <w:t xml:space="preserve"> inside the docstring.</w:t>
       </w:r>
@@ -3822,6 +5077,7 @@
           <w:rFonts w:eastAsiaTheme="majorEastAsia"/>
         </w:rPr>
       </w:pPr>
+      <w:proofErr w:type="gramStart"/>
       <w:r>
         <w:rPr>
           <w:rStyle w:val="hljs-builtin"/>
@@ -3833,8 +5089,34 @@
           <w:rStyle w:val="HTMLCode"/>
           <w:rFonts w:eastAsiaTheme="majorEastAsia"/>
         </w:rPr>
-        <w:t>(avg_yield_per_acre(</w:t>
-      </w:r>
+        <w:t>(</w:t>
+      </w:r>
+      <w:proofErr w:type="spellStart"/>
+      <w:proofErr w:type="gramEnd"/>
+      <w:r>
+        <w:rPr>
+          <w:rStyle w:val="HTMLCode"/>
+          <w:rFonts w:eastAsiaTheme="majorEastAsia"/>
+        </w:rPr>
+        <w:t>avg_yield_per_</w:t>
+      </w:r>
+      <w:proofErr w:type="gramStart"/>
+      <w:r>
+        <w:rPr>
+          <w:rStyle w:val="HTMLCode"/>
+          <w:rFonts w:eastAsiaTheme="majorEastAsia"/>
+        </w:rPr>
+        <w:t>acre</w:t>
+      </w:r>
+      <w:proofErr w:type="spellEnd"/>
+      <w:r>
+        <w:rPr>
+          <w:rStyle w:val="HTMLCode"/>
+          <w:rFonts w:eastAsiaTheme="majorEastAsia"/>
+        </w:rPr>
+        <w:t>(</w:t>
+      </w:r>
+      <w:proofErr w:type="gramEnd"/>
       <w:r>
         <w:rPr>
           <w:rStyle w:val="hljs-number"/>
@@ -3966,12 +5248,21 @@
         </w:rPr>
         <w:t xml:space="preserve"> </w:t>
       </w:r>
+      <w:proofErr w:type="spellStart"/>
       <w:r>
         <w:rPr>
           <w:rStyle w:val="hljs-title"/>
         </w:rPr>
-        <w:t>avg_yield_per_acre</w:t>
-      </w:r>
+        <w:t>avg_yield_per_</w:t>
+      </w:r>
+      <w:proofErr w:type="gramStart"/>
+      <w:r>
+        <w:rPr>
+          <w:rStyle w:val="hljs-title"/>
+        </w:rPr>
+        <w:t>acre</w:t>
+      </w:r>
+      <w:proofErr w:type="spellEnd"/>
       <w:r>
         <w:rPr>
           <w:rStyle w:val="HTMLCode"/>
@@ -3979,12 +5270,22 @@
         </w:rPr>
         <w:t>(</w:t>
       </w:r>
+      <w:proofErr w:type="spellStart"/>
+      <w:proofErr w:type="gramEnd"/>
       <w:r>
         <w:rPr>
           <w:rStyle w:val="hljs-params"/>
           <w:rFonts w:eastAsiaTheme="majorEastAsia"/>
         </w:rPr>
-        <w:t xml:space="preserve">total_yield: </w:t>
+        <w:t>total_yield</w:t>
+      </w:r>
+      <w:proofErr w:type="spellEnd"/>
+      <w:r>
+        <w:rPr>
+          <w:rStyle w:val="hljs-params"/>
+          <w:rFonts w:eastAsiaTheme="majorEastAsia"/>
+        </w:rPr>
+        <w:t xml:space="preserve">: </w:t>
       </w:r>
       <w:r>
         <w:rPr>
@@ -4027,8 +5328,13 @@
           <w:numId w:val="24"/>
         </w:numPr>
       </w:pPr>
-      <w:r>
-        <w:t>Doctest runs correctly.</w:t>
+      <w:proofErr w:type="spellStart"/>
+      <w:r>
+        <w:t>Doctest</w:t>
+      </w:r>
+      <w:proofErr w:type="spellEnd"/>
+      <w:r>
+        <w:t xml:space="preserve"> runs correctly.</w:t>
       </w:r>
     </w:p>
     <w:p>
@@ -4073,7 +5379,21 @@
         <w:rPr>
           <w:rStyle w:val="Strong"/>
         </w:rPr>
-        <w:t>Scenario (agritech):</w:t>
+        <w:t>Scenario (</w:t>
+      </w:r>
+      <w:proofErr w:type="spellStart"/>
+      <w:r>
+        <w:rPr>
+          <w:rStyle w:val="Strong"/>
+        </w:rPr>
+        <w:t>agritech</w:t>
+      </w:r>
+      <w:proofErr w:type="spellEnd"/>
+      <w:r>
+        <w:rPr>
+          <w:rStyle w:val="Strong"/>
+        </w:rPr>
+        <w:t>):</w:t>
       </w:r>
       <w:r>
         <w:br/>
@@ -4085,13 +5405,29 @@
         <w:t>Context:</w:t>
       </w:r>
       <w:r>
-        <w:t xml:space="preserve"> Sensor data logs in agritech are stored as CSV-like text. Each line contains </w:t>
-      </w:r>
+        <w:t xml:space="preserve"> Sensor data logs in </w:t>
+      </w:r>
+      <w:proofErr w:type="spellStart"/>
+      <w:r>
+        <w:t>agritech</w:t>
+      </w:r>
+      <w:proofErr w:type="spellEnd"/>
+      <w:r>
+        <w:t xml:space="preserve"> are stored as CSV-like text. Each line contains </w:t>
+      </w:r>
+      <w:proofErr w:type="spellStart"/>
       <w:r>
         <w:rPr>
           <w:rStyle w:val="HTMLCode"/>
         </w:rPr>
-        <w:t>sensor_id, timestamp, value</w:t>
+        <w:t>sensor_id</w:t>
+      </w:r>
+      <w:proofErr w:type="spellEnd"/>
+      <w:r>
+        <w:rPr>
+          <w:rStyle w:val="HTMLCode"/>
+        </w:rPr>
+        <w:t>, timestamp, value</w:t>
       </w:r>
       <w:r>
         <w:t>. For downstream ML, values must be normalized.</w:t>
@@ -4118,13 +5454,51 @@
         <w:t>z-score normalization</w:t>
       </w:r>
       <w:r>
-        <w:t xml:space="preserve"> for each sensor’s values independently (per sensor_id), and return results as a dict mapping </w:t>
-      </w:r>
+        <w:t xml:space="preserve"> for each sensor’s values independently (per </w:t>
+      </w:r>
+      <w:proofErr w:type="spellStart"/>
+      <w:r>
+        <w:t>sensor_id</w:t>
+      </w:r>
+      <w:proofErr w:type="spellEnd"/>
+      <w:r>
+        <w:t xml:space="preserve">), and return results as a </w:t>
+      </w:r>
+      <w:proofErr w:type="spellStart"/>
+      <w:r>
+        <w:t>dict</w:t>
+      </w:r>
+      <w:proofErr w:type="spellEnd"/>
+      <w:r>
+        <w:t xml:space="preserve"> mapping </w:t>
+      </w:r>
+      <w:proofErr w:type="spellStart"/>
       <w:r>
         <w:rPr>
           <w:rStyle w:val="HTMLCode"/>
         </w:rPr>
-        <w:t>sensor_id → list of (timestamp, z_value)</w:t>
+        <w:t>sensor_id</w:t>
+      </w:r>
+      <w:proofErr w:type="spellEnd"/>
+      <w:r>
+        <w:rPr>
+          <w:rStyle w:val="HTMLCode"/>
+        </w:rPr>
+        <w:t xml:space="preserve"> → list of (timestamp, </w:t>
+      </w:r>
+      <w:proofErr w:type="spellStart"/>
+      <w:r>
+        <w:rPr>
+          <w:rStyle w:val="HTMLCode"/>
+        </w:rPr>
+        <w:t>z_value</w:t>
+      </w:r>
+      <w:proofErr w:type="spellEnd"/>
+      <w:r>
+        <w:rPr>
+          <w:rStyle w:val="HTMLCode"/>
+        </w:rPr>
+        <w:t>)</w:t>
       </w:r>
       <w:r>
         <w:t>.</w:t>
@@ -4162,7 +5536,15 @@
         </w:numPr>
       </w:pPr>
       <w:r>
-        <w:t>Each sensor_id should be normalized independently.</w:t>
+        <w:t xml:space="preserve">Each </w:t>
+      </w:r>
+      <w:proofErr w:type="spellStart"/>
+      <w:r>
+        <w:t>sensor_id</w:t>
+      </w:r>
+      <w:proofErr w:type="spellEnd"/>
+      <w:r>
+        <w:t xml:space="preserve"> should be normalized independently.</w:t>
       </w:r>
     </w:p>
     <w:p>
@@ -4189,7 +5571,15 @@
       </w:r>
       <w:r>
         <w:br/>
-        <w:t>Ask AI to suggest pandas/numpy vs pure Python approaches, discuss numerical stability, and test edge cases.</w:t>
+        <w:t>Ask AI to suggest pandas/</w:t>
+      </w:r>
+      <w:proofErr w:type="spellStart"/>
+      <w:r>
+        <w:t>numpy</w:t>
+      </w:r>
+      <w:proofErr w:type="spellEnd"/>
+      <w:r>
+        <w:t xml:space="preserve"> vs pure Python approaches, discuss numerical stability, and test edge cases.</w:t>
       </w:r>
     </w:p>
     <w:p>
@@ -4214,11 +5604,41 @@
       <w:r>
         <w:t xml:space="preserve">Output as </w:t>
       </w:r>
+      <w:proofErr w:type="spellStart"/>
+      <w:proofErr w:type="gramStart"/>
       <w:r>
         <w:rPr>
           <w:rStyle w:val="HTMLCode"/>
         </w:rPr>
-        <w:t>dict[str, list[tuple[str, float]]]</w:t>
+        <w:t>dict</w:t>
+      </w:r>
+      <w:proofErr w:type="spellEnd"/>
+      <w:r>
+        <w:rPr>
+          <w:rStyle w:val="HTMLCode"/>
+        </w:rPr>
+        <w:t>[</w:t>
+      </w:r>
+      <w:proofErr w:type="gramEnd"/>
+      <w:r>
+        <w:rPr>
+          <w:rStyle w:val="HTMLCode"/>
+        </w:rPr>
+        <w:t xml:space="preserve">str, </w:t>
+      </w:r>
+      <w:proofErr w:type="gramStart"/>
+      <w:r>
+        <w:rPr>
+          <w:rStyle w:val="HTMLCode"/>
+        </w:rPr>
+        <w:t>list[tuple[</w:t>
+      </w:r>
+      <w:proofErr w:type="gramEnd"/>
+      <w:r>
+        <w:rPr>
+          <w:rStyle w:val="HTMLCode"/>
+        </w:rPr>
+        <w:t>str, float]]]</w:t>
       </w:r>
       <w:r>
         <w:t>.</w:t>
@@ -4564,7 +5984,21 @@
         <w:rPr>
           <w:rStyle w:val="Strong"/>
         </w:rPr>
-        <w:t>Scenario (agritech):</w:t>
+        <w:t>Scenario (</w:t>
+      </w:r>
+      <w:proofErr w:type="spellStart"/>
+      <w:r>
+        <w:rPr>
+          <w:rStyle w:val="Strong"/>
+        </w:rPr>
+        <w:t>agritech</w:t>
+      </w:r>
+      <w:proofErr w:type="spellEnd"/>
+      <w:r>
+        <w:rPr>
+          <w:rStyle w:val="Strong"/>
+        </w:rPr>
+        <w:t>):</w:t>
       </w:r>
       <w:r>
         <w:br/>
@@ -4591,7 +6025,31 @@
       </w:r>
       <w:r>
         <w:br/>
-        <w:t xml:space="preserve">Given a list of schedules (field_id, start_time, end_time in ISO format), detect </w:t>
+        <w:t>Given a list of schedules (</w:t>
+      </w:r>
+      <w:proofErr w:type="spellStart"/>
+      <w:r>
+        <w:t>field_id</w:t>
+      </w:r>
+      <w:proofErr w:type="spellEnd"/>
+      <w:r>
+        <w:t xml:space="preserve">, </w:t>
+      </w:r>
+      <w:proofErr w:type="spellStart"/>
+      <w:r>
+        <w:t>start_time</w:t>
+      </w:r>
+      <w:proofErr w:type="spellEnd"/>
+      <w:r>
+        <w:t xml:space="preserve">, </w:t>
+      </w:r>
+      <w:proofErr w:type="spellStart"/>
+      <w:r>
+        <w:t>end_time</w:t>
+      </w:r>
+      <w:proofErr w:type="spellEnd"/>
+      <w:r>
+        <w:t xml:space="preserve"> in ISO format), detect </w:t>
       </w:r>
       <w:r>
         <w:rPr>
@@ -4623,7 +6081,15 @@
         </w:numPr>
       </w:pPr>
       <w:r>
-        <w:t>Input is a list of dicts.</w:t>
+        <w:t xml:space="preserve">Input is a list of </w:t>
+      </w:r>
+      <w:proofErr w:type="spellStart"/>
+      <w:r>
+        <w:t>dicts</w:t>
+      </w:r>
+      <w:proofErr w:type="spellEnd"/>
+      <w:r>
+        <w:t>.</w:t>
       </w:r>
     </w:p>
     <w:p>
@@ -4653,7 +6119,35 @@
         <w:rPr>
           <w:rStyle w:val="HTMLCode"/>
         </w:rPr>
-        <w:t>(fieldA, fieldB)</w:t>
+        <w:t>(</w:t>
+      </w:r>
+      <w:proofErr w:type="spellStart"/>
+      <w:r>
+        <w:rPr>
+          <w:rStyle w:val="HTMLCode"/>
+        </w:rPr>
+        <w:t>fieldA</w:t>
+      </w:r>
+      <w:proofErr w:type="spellEnd"/>
+      <w:r>
+        <w:rPr>
+          <w:rStyle w:val="HTMLCode"/>
+        </w:rPr>
+        <w:t xml:space="preserve">, </w:t>
+      </w:r>
+      <w:proofErr w:type="spellStart"/>
+      <w:r>
+        <w:rPr>
+          <w:rStyle w:val="HTMLCode"/>
+        </w:rPr>
+        <w:t>fieldB</w:t>
+      </w:r>
+      <w:proofErr w:type="spellEnd"/>
+      <w:r>
+        <w:rPr>
+          <w:rStyle w:val="HTMLCode"/>
+        </w:rPr>
+        <w:t>)</w:t>
       </w:r>
       <w:r>
         <w:t xml:space="preserve"> where overlap occurs.</w:t>
@@ -4718,7 +6212,17 @@
         </w:numPr>
       </w:pPr>
       <w:r>
-        <w:t>Return list[tuple[str,str]].</w:t>
+        <w:t>Return list[tuple[</w:t>
+      </w:r>
+      <w:proofErr w:type="spellStart"/>
+      <w:proofErr w:type="gramStart"/>
+      <w:r>
+        <w:t>str,str</w:t>
+      </w:r>
+      <w:proofErr w:type="spellEnd"/>
+      <w:proofErr w:type="gramEnd"/>
+      <w:r>
+        <w:t>]].</w:t>
       </w:r>
     </w:p>
     <w:p>
@@ -4730,7 +6234,15 @@
         </w:numPr>
       </w:pPr>
       <w:r>
-        <w:t>Assume all times in same timezone (no conversion needed).</w:t>
+        <w:t xml:space="preserve">Assume all times in same </w:t>
+      </w:r>
+      <w:proofErr w:type="spellStart"/>
+      <w:r>
+        <w:t>timezone</w:t>
+      </w:r>
+      <w:proofErr w:type="spellEnd"/>
+      <w:r>
+        <w:t xml:space="preserve"> (no conversion needed).</w:t>
       </w:r>
     </w:p>
     <w:p>
@@ -5160,12 +6672,28 @@
         <w:pStyle w:val="Heading3"/>
       </w:pPr>
       <w:r>
-        <w:t>K.1 — [S13K1] Rotate NxN matrix 90° clockwise</w:t>
-      </w:r>
-    </w:p>
-    <w:p>
-      <w:r>
-        <w:t>Scenario (agritech):</w:t>
+        <w:t xml:space="preserve">K.1 — [S13K1] Rotate </w:t>
+      </w:r>
+      <w:proofErr w:type="spellStart"/>
+      <w:r>
+        <w:t>NxN</w:t>
+      </w:r>
+      <w:proofErr w:type="spellEnd"/>
+      <w:r>
+        <w:t xml:space="preserve"> matrix 90° clockwise</w:t>
+      </w:r>
+    </w:p>
+    <w:p>
+      <w:r>
+        <w:t>Scenario (</w:t>
+      </w:r>
+      <w:proofErr w:type="spellStart"/>
+      <w:r>
+        <w:t>agritech</w:t>
+      </w:r>
+      <w:proofErr w:type="spellEnd"/>
+      <w:r>
+        <w:t>):</w:t>
       </w:r>
     </w:p>
     <w:p>
@@ -5174,8 +6702,21 @@
       </w:r>
     </w:p>
     <w:p>
-      <w:r>
-        <w:t>A agritech UI component rotates square glyphs; engineers want an in-place matrix rotation utility.</w:t>
+      <w:proofErr w:type="gramStart"/>
+      <w:r>
+        <w:t>A</w:t>
+      </w:r>
+      <w:proofErr w:type="gramEnd"/>
+      <w:r>
+        <w:t xml:space="preserve"> </w:t>
+      </w:r>
+      <w:proofErr w:type="spellStart"/>
+      <w:r>
+        <w:t>agritech</w:t>
+      </w:r>
+      <w:proofErr w:type="spellEnd"/>
+      <w:r>
+        <w:t xml:space="preserve"> UI component rotates square glyphs; engineers want an in-place matrix rotation utility.</w:t>
       </w:r>
     </w:p>
     <w:p/>
@@ -5186,7 +6727,15 @@
     </w:p>
     <w:p>
       <w:r>
-        <w:t>Rotate an NxN matrix 90° clockwise, preferably in-place, with coverage for 1x1 and 2x2.</w:t>
+        <w:t xml:space="preserve">Rotate an </w:t>
+      </w:r>
+      <w:proofErr w:type="spellStart"/>
+      <w:r>
+        <w:t>NxN</w:t>
+      </w:r>
+      <w:proofErr w:type="spellEnd"/>
+      <w:r>
+        <w:t xml:space="preserve"> matrix 90° clockwise, preferably in-place, with coverage for 1x1 and 2x2.</w:t>
       </w:r>
     </w:p>
     <w:p/>
@@ -5208,7 +6757,15 @@
     </w:p>
     <w:p>
       <w:r>
-        <w:t>Use AI to outline layer-by-layer swaps or transpose+reverse approach; add tests.</w:t>
+        <w:t xml:space="preserve">Use AI to outline layer-by-layer swaps or </w:t>
+      </w:r>
+      <w:proofErr w:type="spellStart"/>
+      <w:r>
+        <w:t>transpose+reverse</w:t>
+      </w:r>
+      <w:proofErr w:type="spellEnd"/>
+      <w:r>
+        <w:t xml:space="preserve"> approach; add tests.</w:t>
       </w:r>
     </w:p>
     <w:p/>
@@ -5252,8 +6809,13 @@
     </w:p>
     <w:p>
       <w:r>
-        <w:t>Acceptance Criteria: In-place behavior correct</w:t>
-      </w:r>
+        <w:t xml:space="preserve">Acceptance Criteria: In-place behavior </w:t>
+      </w:r>
+      <w:proofErr w:type="gramStart"/>
+      <w:r>
+        <w:t>correct</w:t>
+      </w:r>
+      <w:proofErr w:type="gramEnd"/>
     </w:p>
     <w:p/>
     <w:p>
@@ -5266,7 +6828,15 @@
     </w:p>
     <w:p>
       <w:r>
-        <w:t>Scenario (agritech):</w:t>
+        <w:t>Scenario (</w:t>
+      </w:r>
+      <w:proofErr w:type="spellStart"/>
+      <w:r>
+        <w:t>agritech</w:t>
+      </w:r>
+      <w:proofErr w:type="spellEnd"/>
+      <w:r>
+        <w:t>):</w:t>
       </w:r>
     </w:p>
     <w:p>
@@ -5276,7 +6846,15 @@
     </w:p>
     <w:p>
       <w:r>
-        <w:t>Change review in agritech needs a function to show added/removed lines between versions.</w:t>
+        <w:t xml:space="preserve">Change review in </w:t>
+      </w:r>
+      <w:proofErr w:type="spellStart"/>
+      <w:r>
+        <w:t>agritech</w:t>
+      </w:r>
+      <w:proofErr w:type="spellEnd"/>
+      <w:r>
+        <w:t xml:space="preserve"> needs a function to show added/removed lines between versions.</w:t>
       </w:r>
     </w:p>
     <w:p/>
@@ -5334,222 +6912,39 @@
           <w:rFonts w:ascii="Consolas" w:eastAsia="Consolas" w:hAnsi="Consolas"/>
           <w:sz w:val="20"/>
         </w:rPr>
-        <w:t>old=['a','b','c'], new=['b','c','d']</w:t>
-      </w:r>
-    </w:p>
-    <w:p>
-      <w:r>
-        <w:t>Sample Output</w:t>
-      </w:r>
-    </w:p>
-    <w:p>
+        <w:t>old=['</w:t>
+      </w:r>
+      <w:proofErr w:type="spellStart"/>
       <w:r>
         <w:rPr>
           <w:rFonts w:ascii="Consolas" w:eastAsia="Consolas" w:hAnsi="Consolas"/>
           <w:sz w:val="20"/>
         </w:rPr>
-        <w:t>added=['d'], removed=['a']</w:t>
-      </w:r>
-    </w:p>
-    <w:p>
-      <w:r>
-        <w:t>Acceptance Criteria: Stable ordering; correct diff</w:t>
-      </w:r>
-    </w:p>
-    <w:p>
-      <w:r>
-        <w:t>------------------------------------------------------------</w:t>
-      </w:r>
-    </w:p>
-    <w:p/>
-    <w:p>
-      <w:pPr>
-        <w:pStyle w:val="Heading2"/>
-      </w:pPr>
-      <w:r>
-        <w:t>Subgroup L</w:t>
-      </w:r>
-    </w:p>
-    <w:p>
-      <w:pPr>
-        <w:pStyle w:val="Heading3"/>
-      </w:pPr>
-      <w:r>
-        <w:t>L.1 — [S13L1] Stub external API for tests</w:t>
-      </w:r>
-    </w:p>
-    <w:p>
-      <w:r>
-        <w:t>Scenario (agritech):</w:t>
-      </w:r>
-    </w:p>
-    <w:p>
-      <w:r>
-        <w:t>Context:</w:t>
-      </w:r>
-    </w:p>
-    <w:p>
-      <w:r>
-        <w:t>A currency conversion in agritech must be testable without network.</w:t>
-      </w:r>
-    </w:p>
-    <w:p/>
-    <w:p>
-      <w:r>
-        <w:t>Your Task:</w:t>
-      </w:r>
-    </w:p>
-    <w:p>
-      <w:r>
-        <w:t>Inject a rate-fetch function into `convert(amount, ccy)` and stub it in tests.</w:t>
-      </w:r>
-    </w:p>
-    <w:p/>
-    <w:p>
-      <w:r>
-        <w:t>Data &amp; Edge Cases:</w:t>
-      </w:r>
-    </w:p>
-    <w:p>
-      <w:r>
-        <w:t>When fetch_rate('USD')=83.0, convert(10,'USD')=830.0.</w:t>
-      </w:r>
-    </w:p>
-    <w:p/>
-    <w:p>
-      <w:r>
-        <w:t>AI Assistance Expectation:</w:t>
-      </w:r>
-    </w:p>
-    <w:p>
-      <w:r>
-        <w:t>Use AI to suggest dependency injection or monkeypatch patterns.</w:t>
-      </w:r>
-    </w:p>
-    <w:p/>
-    <w:p>
-      <w:r>
-        <w:t>Constraints &amp; Notes:</w:t>
-      </w:r>
-    </w:p>
-    <w:p>
-      <w:r>
-        <w:t>Keep convert() pure w.r.t external IO.</w:t>
-      </w:r>
-    </w:p>
-    <w:p>
-      <w:r>
-        <w:t>Sample Input</w:t>
-      </w:r>
-    </w:p>
-    <w:p>
+        <w:t>a','b','c</w:t>
+      </w:r>
+      <w:proofErr w:type="spellEnd"/>
       <w:r>
         <w:rPr>
           <w:rFonts w:ascii="Consolas" w:eastAsia="Consolas" w:hAnsi="Consolas"/>
           <w:sz w:val="20"/>
         </w:rPr>
-        <w:t>def convert(amount, ccy): return amount * fetch_rate(ccy)</w:t>
-      </w:r>
-    </w:p>
-    <w:p>
-      <w:r>
-        <w:t>Sample Output</w:t>
-      </w:r>
-    </w:p>
-    <w:p>
+        <w:t>'], new=['</w:t>
+      </w:r>
+      <w:proofErr w:type="spellStart"/>
       <w:r>
         <w:rPr>
           <w:rFonts w:ascii="Consolas" w:eastAsia="Consolas" w:hAnsi="Consolas"/>
           <w:sz w:val="20"/>
         </w:rPr>
-        <w:t>convert(10,'USD') with rate 83.0 =&gt; 830.0</w:t>
-      </w:r>
-    </w:p>
-    <w:p>
-      <w:r>
-        <w:t>Acceptance Criteria: No network; reproducible tests</w:t>
-      </w:r>
-    </w:p>
-    <w:p/>
-    <w:p>
-      <w:pPr>
-        <w:pStyle w:val="Heading3"/>
-      </w:pPr>
-      <w:r>
-        <w:t>L.2 — [S13L2] Flatten nested JSON with dot keys</w:t>
-      </w:r>
-    </w:p>
-    <w:p>
-      <w:r>
-        <w:t>Scenario (agritech):</w:t>
-      </w:r>
-    </w:p>
-    <w:p>
-      <w:r>
-        <w:t>Context:</w:t>
-      </w:r>
-    </w:p>
-    <w:p>
-      <w:r>
-        <w:t>Configs in agritech arrive as nested JSON; downstream needs flattened keys.</w:t>
-      </w:r>
-    </w:p>
-    <w:p/>
-    <w:p>
-      <w:r>
-        <w:t>Your Task:</w:t>
-      </w:r>
-    </w:p>
-    <w:p>
-      <w:r>
-        <w:t>Flatten nested dict to dot-separated keys; for lists, use [index] notation.</w:t>
-      </w:r>
-    </w:p>
-    <w:p/>
-    <w:p>
-      <w:r>
-        <w:t>Data &amp; Edge Cases:</w:t>
-      </w:r>
-    </w:p>
-    <w:p>
-      <w:r>
-        <w:t>Example provided.</w:t>
-      </w:r>
-    </w:p>
-    <w:p/>
-    <w:p>
-      <w:r>
-        <w:t>AI Assistance Expectation:</w:t>
-      </w:r>
-    </w:p>
-    <w:p>
-      <w:r>
-        <w:t>Ask AI to propose a recursive function and tests with dict+list combos.</w:t>
-      </w:r>
-    </w:p>
-    <w:p/>
-    <w:p>
-      <w:r>
-        <w:t>Constraints &amp; Notes:</w:t>
-      </w:r>
-    </w:p>
-    <w:p>
-      <w:r>
-        <w:t>Return a new flat dict.</w:t>
-      </w:r>
-    </w:p>
-    <w:p>
-      <w:r>
-        <w:t>Sample Input</w:t>
-      </w:r>
-    </w:p>
-    <w:p>
+        <w:t>b','c','d</w:t>
+      </w:r>
+      <w:proofErr w:type="spellEnd"/>
       <w:r>
         <w:rPr>
           <w:rFonts w:ascii="Consolas" w:eastAsia="Consolas" w:hAnsi="Consolas"/>
           <w:sz w:val="20"/>
         </w:rPr>
-        <w:t>{'user': {'id': 1, 'name': 'Ana'}, 'meta': {'lang': 'en'}}</w:t>
+        <w:t>']</w:t>
       </w:r>
     </w:p>
     <w:p>
@@ -5563,94 +6958,165 @@
           <w:rFonts w:ascii="Consolas" w:eastAsia="Consolas" w:hAnsi="Consolas"/>
           <w:sz w:val="20"/>
         </w:rPr>
-        <w:t>{'user.id':1,'user.name':'Ana','meta.lang':'en'}</w:t>
-      </w:r>
-    </w:p>
-    <w:p>
-      <w:r>
-        <w:t>Acceptance Criteria: Handles nested dicts and lists</w:t>
+        <w:t>added=['d'], removed=['a']</w:t>
+      </w:r>
+    </w:p>
+    <w:p>
+      <w:r>
+        <w:t>Acceptance Criteria: Stable ordering; correct diff</w:t>
+      </w:r>
+    </w:p>
+    <w:p>
+      <w:r>
+        <w:t>------------------------------------------------------------</w:t>
       </w:r>
     </w:p>
     <w:p/>
     <w:p>
-      <w:r>
-        <w:t>------------------------------------------------------------</w:t>
+      <w:pPr>
+        <w:pStyle w:val="Heading2"/>
+      </w:pPr>
+      <w:r>
+        <w:t>Subgroup L</w:t>
+      </w:r>
+    </w:p>
+    <w:p>
+      <w:pPr>
+        <w:pStyle w:val="Heading3"/>
+      </w:pPr>
+      <w:r>
+        <w:t>L.1 — [S13L1] Stub external API for tests</w:t>
+      </w:r>
+    </w:p>
+    <w:p>
+      <w:r>
+        <w:t>Scenario (</w:t>
+      </w:r>
+      <w:proofErr w:type="spellStart"/>
+      <w:r>
+        <w:t>agritech</w:t>
+      </w:r>
+      <w:proofErr w:type="spellEnd"/>
+      <w:r>
+        <w:t>):</w:t>
+      </w:r>
+    </w:p>
+    <w:p>
+      <w:r>
+        <w:t>Context:</w:t>
+      </w:r>
+    </w:p>
+    <w:p>
+      <w:r>
+        <w:t xml:space="preserve">A currency conversion in </w:t>
+      </w:r>
+      <w:proofErr w:type="spellStart"/>
+      <w:r>
+        <w:t>agritech</w:t>
+      </w:r>
+      <w:proofErr w:type="spellEnd"/>
+      <w:r>
+        <w:t xml:space="preserve"> must be testable without network.</w:t>
       </w:r>
     </w:p>
     <w:p/>
     <w:p>
-      <w:pPr>
-        <w:pStyle w:val="Heading2"/>
-      </w:pPr>
-      <w:r>
-        <w:t>Subgroup M</w:t>
-      </w:r>
-    </w:p>
-    <w:p>
-      <w:pPr>
-        <w:pStyle w:val="Heading3"/>
-      </w:pPr>
-      <w:r>
-        <w:t>M.1 — [S13M1] Stable sort employees by dept asc, salary desc</w:t>
-      </w:r>
-    </w:p>
-    <w:p>
-      <w:r>
-        <w:t>Scenario (agritech):</w:t>
-      </w:r>
-    </w:p>
-    <w:p>
-      <w:r>
-        <w:t>Context:</w:t>
-      </w:r>
-    </w:p>
-    <w:p>
-      <w:r>
-        <w:t>HR exports in agritech require deterministic sorting for payroll audits.</w:t>
+      <w:r>
+        <w:t>Your Task:</w:t>
+      </w:r>
+    </w:p>
+    <w:p>
+      <w:r>
+        <w:t>Inject a rate-fetch function into `</w:t>
+      </w:r>
+      <w:proofErr w:type="gramStart"/>
+      <w:r>
+        <w:t>convert(</w:t>
+      </w:r>
+      <w:proofErr w:type="gramEnd"/>
+      <w:r>
+        <w:t xml:space="preserve">amount, </w:t>
+      </w:r>
+      <w:proofErr w:type="gramStart"/>
+      <w:r>
+        <w:t>ccy)`</w:t>
+      </w:r>
+      <w:proofErr w:type="gramEnd"/>
+      <w:r>
+        <w:t xml:space="preserve"> and stub it in tests.</w:t>
       </w:r>
     </w:p>
     <w:p/>
     <w:p>
       <w:r>
-        <w:t>Your Task:</w:t>
-      </w:r>
-    </w:p>
-    <w:p>
-      <w:r>
-        <w:t>Sort employees by dept ascending and salary descending (stable), and re-emit CSV.</w:t>
+        <w:t>Data &amp; Edge Cases:</w:t>
+      </w:r>
+    </w:p>
+    <w:p>
+      <w:r>
+        <w:t xml:space="preserve">When </w:t>
+      </w:r>
+      <w:proofErr w:type="spellStart"/>
+      <w:r>
+        <w:t>fetch_rate</w:t>
+      </w:r>
+      <w:proofErr w:type="spellEnd"/>
+      <w:r>
+        <w:t>('USD</w:t>
+      </w:r>
+      <w:proofErr w:type="gramStart"/>
+      <w:r>
+        <w:t>')=</w:t>
+      </w:r>
+      <w:proofErr w:type="gramEnd"/>
+      <w:r>
+        <w:t>83.0, convert(10,'USD</w:t>
+      </w:r>
+      <w:proofErr w:type="gramStart"/>
+      <w:r>
+        <w:t>')=</w:t>
+      </w:r>
+      <w:proofErr w:type="gramEnd"/>
+      <w:r>
+        <w:t>830.0.</w:t>
       </w:r>
     </w:p>
     <w:p/>
     <w:p>
       <w:r>
-        <w:t>Data &amp; Edge Cases:</w:t>
-      </w:r>
-    </w:p>
-    <w:p>
-      <w:r>
-        <w:t>name,dept,salary rows provided.</w:t>
+        <w:t>AI Assistance Expectation:</w:t>
+      </w:r>
+    </w:p>
+    <w:p>
+      <w:r>
+        <w:t xml:space="preserve">Use AI to suggest dependency injection or </w:t>
+      </w:r>
+      <w:proofErr w:type="spellStart"/>
+      <w:r>
+        <w:t>monkeypatch</w:t>
+      </w:r>
+      <w:proofErr w:type="spellEnd"/>
+      <w:r>
+        <w:t xml:space="preserve"> patterns.</w:t>
       </w:r>
     </w:p>
     <w:p/>
     <w:p>
       <w:r>
-        <w:t>AI Assistance Expectation:</w:t>
-      </w:r>
-    </w:p>
-    <w:p>
-      <w:r>
-        <w:t>Use AI to outline csv.DictReader/Writer usage and key composition.</w:t>
-      </w:r>
-    </w:p>
-    <w:p/>
-    <w:p>
-      <w:r>
         <w:t>Constraints &amp; Notes:</w:t>
       </w:r>
     </w:p>
     <w:p>
       <w:r>
-        <w:t>Stable sort within department by salary desc.</w:t>
+        <w:t xml:space="preserve">Keep </w:t>
+      </w:r>
+      <w:proofErr w:type="gramStart"/>
+      <w:r>
+        <w:t>convert(</w:t>
+      </w:r>
+      <w:proofErr w:type="gramEnd"/>
+      <w:r>
+        <w:t>) pure w.r.t external IO.</w:t>
       </w:r>
     </w:p>
     <w:p>
@@ -5664,61 +7130,520 @@
           <w:rFonts w:ascii="Consolas" w:eastAsia="Consolas" w:hAnsi="Consolas"/>
           <w:sz w:val="20"/>
         </w:rPr>
-        <w:t>name,dept,salary</w:t>
-      </w:r>
+        <w:t xml:space="preserve">def </w:t>
+      </w:r>
+      <w:proofErr w:type="gramStart"/>
       <w:r>
         <w:rPr>
           <w:rFonts w:ascii="Consolas" w:eastAsia="Consolas" w:hAnsi="Consolas"/>
           <w:sz w:val="20"/>
         </w:rPr>
-        <w:br/>
-        <w:t>Raj,Eng,120</w:t>
-      </w:r>
+        <w:t>convert(</w:t>
+      </w:r>
+      <w:proofErr w:type="gramEnd"/>
       <w:r>
         <w:rPr>
           <w:rFonts w:ascii="Consolas" w:eastAsia="Consolas" w:hAnsi="Consolas"/>
           <w:sz w:val="20"/>
         </w:rPr>
-        <w:br/>
-        <w:t>Maya,HR,90</w:t>
-      </w:r>
+        <w:t xml:space="preserve">amount, ccy): return amount * </w:t>
+      </w:r>
+      <w:proofErr w:type="spellStart"/>
       <w:r>
         <w:rPr>
           <w:rFonts w:ascii="Consolas" w:eastAsia="Consolas" w:hAnsi="Consolas"/>
           <w:sz w:val="20"/>
         </w:rPr>
-        <w:br/>
-        <w:t>Abi,Eng,110</w:t>
-      </w:r>
-    </w:p>
-    <w:p>
-      <w:r>
-        <w:t>Sample Output</w:t>
-      </w:r>
-    </w:p>
-    <w:p>
+        <w:t>fetch_rate</w:t>
+      </w:r>
+      <w:proofErr w:type="spellEnd"/>
       <w:r>
         <w:rPr>
           <w:rFonts w:ascii="Consolas" w:eastAsia="Consolas" w:hAnsi="Consolas"/>
           <w:sz w:val="20"/>
         </w:rPr>
-        <w:t>Raj,Eng,120</w:t>
-      </w:r>
+        <w:t>(ccy)</w:t>
+      </w:r>
+    </w:p>
+    <w:p>
+      <w:r>
+        <w:t>Sample Output</w:t>
+      </w:r>
+    </w:p>
+    <w:p>
       <w:r>
         <w:rPr>
           <w:rFonts w:ascii="Consolas" w:eastAsia="Consolas" w:hAnsi="Consolas"/>
           <w:sz w:val="20"/>
         </w:rPr>
-        <w:br/>
-        <w:t>Abi,Eng,110</w:t>
-      </w:r>
+        <w:t>convert(10,'USD') with rate 83.0 =&gt; 830.0</w:t>
+      </w:r>
+    </w:p>
+    <w:p>
+      <w:r>
+        <w:t>Acceptance Criteria: No network; reproducible tests</w:t>
+      </w:r>
+    </w:p>
+    <w:p/>
+    <w:p>
+      <w:pPr>
+        <w:pStyle w:val="Heading3"/>
+      </w:pPr>
+      <w:r>
+        <w:t>L.2 — [S13L2] Flatten nested JSON with dot keys</w:t>
+      </w:r>
+    </w:p>
+    <w:p>
+      <w:r>
+        <w:t>Scenario (</w:t>
+      </w:r>
+      <w:proofErr w:type="spellStart"/>
+      <w:r>
+        <w:t>agritech</w:t>
+      </w:r>
+      <w:proofErr w:type="spellEnd"/>
+      <w:r>
+        <w:t>):</w:t>
+      </w:r>
+    </w:p>
+    <w:p>
+      <w:r>
+        <w:t>Context:</w:t>
+      </w:r>
+    </w:p>
+    <w:p>
+      <w:r>
+        <w:t xml:space="preserve">Configs in </w:t>
+      </w:r>
+      <w:proofErr w:type="spellStart"/>
+      <w:r>
+        <w:t>agritech</w:t>
+      </w:r>
+      <w:proofErr w:type="spellEnd"/>
+      <w:r>
+        <w:t xml:space="preserve"> arrive as nested JSON; downstream needs flattened keys.</w:t>
+      </w:r>
+    </w:p>
+    <w:p/>
+    <w:p>
+      <w:r>
+        <w:t>Your Task:</w:t>
+      </w:r>
+    </w:p>
+    <w:p>
+      <w:r>
+        <w:t xml:space="preserve">Flatten nested </w:t>
+      </w:r>
+      <w:proofErr w:type="spellStart"/>
+      <w:r>
+        <w:t>dict</w:t>
+      </w:r>
+      <w:proofErr w:type="spellEnd"/>
+      <w:r>
+        <w:t xml:space="preserve"> to dot-separated keys; for lists, use [index] notation.</w:t>
+      </w:r>
+    </w:p>
+    <w:p/>
+    <w:p>
+      <w:r>
+        <w:t>Data &amp; Edge Cases:</w:t>
+      </w:r>
+    </w:p>
+    <w:p>
+      <w:r>
+        <w:t>Example provided.</w:t>
+      </w:r>
+    </w:p>
+    <w:p/>
+    <w:p>
+      <w:r>
+        <w:t>AI Assistance Expectation:</w:t>
+      </w:r>
+    </w:p>
+    <w:p>
+      <w:r>
+        <w:t xml:space="preserve">Ask AI to propose a recursive function and tests with </w:t>
+      </w:r>
+      <w:proofErr w:type="spellStart"/>
+      <w:r>
+        <w:t>dict+list</w:t>
+      </w:r>
+      <w:proofErr w:type="spellEnd"/>
+      <w:r>
+        <w:t xml:space="preserve"> combos.</w:t>
+      </w:r>
+    </w:p>
+    <w:p/>
+    <w:p>
+      <w:r>
+        <w:t>Constraints &amp; Notes:</w:t>
+      </w:r>
+    </w:p>
+    <w:p>
+      <w:r>
+        <w:t>Return a new flat dict.</w:t>
+      </w:r>
+    </w:p>
+    <w:p>
+      <w:r>
+        <w:t>Sample Input</w:t>
+      </w:r>
+    </w:p>
+    <w:p>
       <w:r>
         <w:rPr>
           <w:rFonts w:ascii="Consolas" w:eastAsia="Consolas" w:hAnsi="Consolas"/>
           <w:sz w:val="20"/>
         </w:rPr>
+        <w:t>{'user': {'id': 1, 'name': 'Ana'}, 'meta': {'lang': '</w:t>
+      </w:r>
+      <w:proofErr w:type="spellStart"/>
+      <w:r>
+        <w:rPr>
+          <w:rFonts w:ascii="Consolas" w:eastAsia="Consolas" w:hAnsi="Consolas"/>
+          <w:sz w:val="20"/>
+        </w:rPr>
+        <w:t>en</w:t>
+      </w:r>
+      <w:proofErr w:type="spellEnd"/>
+      <w:r>
+        <w:rPr>
+          <w:rFonts w:ascii="Consolas" w:eastAsia="Consolas" w:hAnsi="Consolas"/>
+          <w:sz w:val="20"/>
+        </w:rPr>
+        <w:t>'}}</w:t>
+      </w:r>
+    </w:p>
+    <w:p>
+      <w:r>
+        <w:t>Sample Output</w:t>
+      </w:r>
+    </w:p>
+    <w:p>
+      <w:r>
+        <w:rPr>
+          <w:rFonts w:ascii="Consolas" w:eastAsia="Consolas" w:hAnsi="Consolas"/>
+          <w:sz w:val="20"/>
+        </w:rPr>
+        <w:t>{'user.id':1,'user.name':'Ana','</w:t>
+      </w:r>
+      <w:proofErr w:type="gramStart"/>
+      <w:r>
+        <w:rPr>
+          <w:rFonts w:ascii="Consolas" w:eastAsia="Consolas" w:hAnsi="Consolas"/>
+          <w:sz w:val="20"/>
+        </w:rPr>
+        <w:t>meta.lang</w:t>
+      </w:r>
+      <w:proofErr w:type="gramEnd"/>
+      <w:r>
+        <w:rPr>
+          <w:rFonts w:ascii="Consolas" w:eastAsia="Consolas" w:hAnsi="Consolas"/>
+          <w:sz w:val="20"/>
+        </w:rPr>
+        <w:t>':'en'}</w:t>
+      </w:r>
+    </w:p>
+    <w:p>
+      <w:r>
+        <w:t xml:space="preserve">Acceptance Criteria: Handles nested </w:t>
+      </w:r>
+      <w:proofErr w:type="spellStart"/>
+      <w:r>
+        <w:t>dicts</w:t>
+      </w:r>
+      <w:proofErr w:type="spellEnd"/>
+      <w:r>
+        <w:t xml:space="preserve"> and lists</w:t>
+      </w:r>
+    </w:p>
+    <w:p/>
+    <w:p>
+      <w:r>
+        <w:t>------------------------------------------------------------</w:t>
+      </w:r>
+    </w:p>
+    <w:p/>
+    <w:p>
+      <w:pPr>
+        <w:pStyle w:val="Heading2"/>
+      </w:pPr>
+      <w:r>
+        <w:t>Subgroup M</w:t>
+      </w:r>
+    </w:p>
+    <w:p>
+      <w:pPr>
+        <w:pStyle w:val="Heading3"/>
+      </w:pPr>
+      <w:r>
+        <w:t xml:space="preserve">M.1 — [S13M1] Stable sort employees by dept </w:t>
+      </w:r>
+      <w:proofErr w:type="spellStart"/>
+      <w:r>
+        <w:t>asc</w:t>
+      </w:r>
+      <w:proofErr w:type="spellEnd"/>
+      <w:r>
+        <w:t>, salary desc</w:t>
+      </w:r>
+    </w:p>
+    <w:p>
+      <w:r>
+        <w:t>Scenario (</w:t>
+      </w:r>
+      <w:proofErr w:type="spellStart"/>
+      <w:r>
+        <w:t>agritech</w:t>
+      </w:r>
+      <w:proofErr w:type="spellEnd"/>
+      <w:r>
+        <w:t>):</w:t>
+      </w:r>
+    </w:p>
+    <w:p>
+      <w:r>
+        <w:t>Context:</w:t>
+      </w:r>
+    </w:p>
+    <w:p>
+      <w:r>
+        <w:t xml:space="preserve">HR exports in </w:t>
+      </w:r>
+      <w:proofErr w:type="spellStart"/>
+      <w:r>
+        <w:t>agritech</w:t>
+      </w:r>
+      <w:proofErr w:type="spellEnd"/>
+      <w:r>
+        <w:t xml:space="preserve"> require deterministic sorting for payroll audits.</w:t>
+      </w:r>
+    </w:p>
+    <w:p/>
+    <w:p>
+      <w:r>
+        <w:t>Your Task:</w:t>
+      </w:r>
+    </w:p>
+    <w:p>
+      <w:r>
+        <w:t>Sort employees by dept ascending and salary descending (stable), and re-emit CSV.</w:t>
+      </w:r>
+    </w:p>
+    <w:p/>
+    <w:p>
+      <w:r>
+        <w:t>Data &amp; Edge Cases:</w:t>
+      </w:r>
+    </w:p>
+    <w:p>
+      <w:proofErr w:type="spellStart"/>
+      <w:proofErr w:type="gramStart"/>
+      <w:r>
+        <w:t>name,dept</w:t>
+      </w:r>
+      <w:proofErr w:type="gramEnd"/>
+      <w:r>
+        <w:t>,salary</w:t>
+      </w:r>
+      <w:proofErr w:type="spellEnd"/>
+      <w:r>
+        <w:t xml:space="preserve"> rows provided.</w:t>
+      </w:r>
+    </w:p>
+    <w:p/>
+    <w:p>
+      <w:r>
+        <w:t>AI Assistance Expectation:</w:t>
+      </w:r>
+    </w:p>
+    <w:p>
+      <w:r>
+        <w:t xml:space="preserve">Use AI to outline </w:t>
+      </w:r>
+      <w:proofErr w:type="spellStart"/>
+      <w:proofErr w:type="gramStart"/>
+      <w:r>
+        <w:t>csv.DictReader</w:t>
+      </w:r>
+      <w:proofErr w:type="spellEnd"/>
+      <w:proofErr w:type="gramEnd"/>
+      <w:r>
+        <w:t>/Writer usage and key composition.</w:t>
+      </w:r>
+    </w:p>
+    <w:p/>
+    <w:p>
+      <w:r>
+        <w:t>Constraints &amp; Notes:</w:t>
+      </w:r>
+    </w:p>
+    <w:p>
+      <w:r>
+        <w:t>Stable sort within department by salary desc.</w:t>
+      </w:r>
+    </w:p>
+    <w:p>
+      <w:r>
+        <w:t>Sample Input</w:t>
+      </w:r>
+    </w:p>
+    <w:p>
+      <w:proofErr w:type="spellStart"/>
+      <w:proofErr w:type="gramStart"/>
+      <w:r>
+        <w:rPr>
+          <w:rFonts w:ascii="Consolas" w:eastAsia="Consolas" w:hAnsi="Consolas"/>
+          <w:sz w:val="20"/>
+        </w:rPr>
+        <w:t>name,dept</w:t>
+      </w:r>
+      <w:proofErr w:type="gramEnd"/>
+      <w:r>
+        <w:rPr>
+          <w:rFonts w:ascii="Consolas" w:eastAsia="Consolas" w:hAnsi="Consolas"/>
+          <w:sz w:val="20"/>
+        </w:rPr>
+        <w:t>,salary</w:t>
+      </w:r>
+      <w:proofErr w:type="spellEnd"/>
+      <w:r>
+        <w:rPr>
+          <w:rFonts w:ascii="Consolas" w:eastAsia="Consolas" w:hAnsi="Consolas"/>
+          <w:sz w:val="20"/>
+        </w:rPr>
         <w:br/>
-        <w:t>Maya,HR,90</w:t>
+      </w:r>
+      <w:proofErr w:type="gramStart"/>
+      <w:r>
+        <w:rPr>
+          <w:rFonts w:ascii="Consolas" w:eastAsia="Consolas" w:hAnsi="Consolas"/>
+          <w:sz w:val="20"/>
+        </w:rPr>
+        <w:t>Raj,Eng</w:t>
+      </w:r>
+      <w:proofErr w:type="gramEnd"/>
+      <w:r>
+        <w:rPr>
+          <w:rFonts w:ascii="Consolas" w:eastAsia="Consolas" w:hAnsi="Consolas"/>
+          <w:sz w:val="20"/>
+        </w:rPr>
+        <w:t>,120</w:t>
+      </w:r>
+      <w:r>
+        <w:rPr>
+          <w:rFonts w:ascii="Consolas" w:eastAsia="Consolas" w:hAnsi="Consolas"/>
+          <w:sz w:val="20"/>
+        </w:rPr>
+        <w:br/>
+      </w:r>
+      <w:proofErr w:type="gramStart"/>
+      <w:r>
+        <w:rPr>
+          <w:rFonts w:ascii="Consolas" w:eastAsia="Consolas" w:hAnsi="Consolas"/>
+          <w:sz w:val="20"/>
+        </w:rPr>
+        <w:t>Maya,HR</w:t>
+      </w:r>
+      <w:proofErr w:type="gramEnd"/>
+      <w:r>
+        <w:rPr>
+          <w:rFonts w:ascii="Consolas" w:eastAsia="Consolas" w:hAnsi="Consolas"/>
+          <w:sz w:val="20"/>
+        </w:rPr>
+        <w:t>,90</w:t>
+      </w:r>
+      <w:r>
+        <w:rPr>
+          <w:rFonts w:ascii="Consolas" w:eastAsia="Consolas" w:hAnsi="Consolas"/>
+          <w:sz w:val="20"/>
+        </w:rPr>
+        <w:br/>
+      </w:r>
+      <w:proofErr w:type="gramStart"/>
+      <w:r>
+        <w:rPr>
+          <w:rFonts w:ascii="Consolas" w:eastAsia="Consolas" w:hAnsi="Consolas"/>
+          <w:sz w:val="20"/>
+        </w:rPr>
+        <w:t>Abi,Eng</w:t>
+      </w:r>
+      <w:proofErr w:type="gramEnd"/>
+      <w:r>
+        <w:rPr>
+          <w:rFonts w:ascii="Consolas" w:eastAsia="Consolas" w:hAnsi="Consolas"/>
+          <w:sz w:val="20"/>
+        </w:rPr>
+        <w:t>,110</w:t>
+      </w:r>
+    </w:p>
+    <w:p>
+      <w:r>
+        <w:t>Sample Output</w:t>
+      </w:r>
+    </w:p>
+    <w:p>
+      <w:proofErr w:type="gramStart"/>
+      <w:r>
+        <w:rPr>
+          <w:rFonts w:ascii="Consolas" w:eastAsia="Consolas" w:hAnsi="Consolas"/>
+          <w:sz w:val="20"/>
+        </w:rPr>
+        <w:t>Raj,Eng</w:t>
+      </w:r>
+      <w:proofErr w:type="gramEnd"/>
+      <w:r>
+        <w:rPr>
+          <w:rFonts w:ascii="Consolas" w:eastAsia="Consolas" w:hAnsi="Consolas"/>
+          <w:sz w:val="20"/>
+        </w:rPr>
+        <w:t>,120</w:t>
+      </w:r>
+      <w:r>
+        <w:rPr>
+          <w:rFonts w:ascii="Consolas" w:eastAsia="Consolas" w:hAnsi="Consolas"/>
+          <w:sz w:val="20"/>
+        </w:rPr>
+        <w:br/>
+      </w:r>
+      <w:proofErr w:type="gramStart"/>
+      <w:r>
+        <w:rPr>
+          <w:rFonts w:ascii="Consolas" w:eastAsia="Consolas" w:hAnsi="Consolas"/>
+          <w:sz w:val="20"/>
+        </w:rPr>
+        <w:t>Abi,Eng</w:t>
+      </w:r>
+      <w:proofErr w:type="gramEnd"/>
+      <w:r>
+        <w:rPr>
+          <w:rFonts w:ascii="Consolas" w:eastAsia="Consolas" w:hAnsi="Consolas"/>
+          <w:sz w:val="20"/>
+        </w:rPr>
+        <w:t>,110</w:t>
+      </w:r>
+      <w:r>
+        <w:rPr>
+          <w:rFonts w:ascii="Consolas" w:eastAsia="Consolas" w:hAnsi="Consolas"/>
+          <w:sz w:val="20"/>
+        </w:rPr>
+        <w:br/>
+      </w:r>
+      <w:proofErr w:type="gramStart"/>
+      <w:r>
+        <w:rPr>
+          <w:rFonts w:ascii="Consolas" w:eastAsia="Consolas" w:hAnsi="Consolas"/>
+          <w:sz w:val="20"/>
+        </w:rPr>
+        <w:t>Maya,HR</w:t>
+      </w:r>
+      <w:proofErr w:type="gramEnd"/>
+      <w:r>
+        <w:rPr>
+          <w:rFonts w:ascii="Consolas" w:eastAsia="Consolas" w:hAnsi="Consolas"/>
+          <w:sz w:val="20"/>
+        </w:rPr>
+        <w:t>,90</w:t>
       </w:r>
     </w:p>
     <w:p>
@@ -5750,7 +7675,15 @@
       </w:r>
       <w:r>
         <w:br/>
-        <w:t>In an agritech text-analysis module, engineers need a function to check whether a given string is a palindrome (ignoring case and non-alphanumeric characters). A previous intern wrote a buggy version of the function.</w:t>
+        <w:t xml:space="preserve">In an </w:t>
+      </w:r>
+      <w:proofErr w:type="spellStart"/>
+      <w:r>
+        <w:t>agritech</w:t>
+      </w:r>
+      <w:proofErr w:type="spellEnd"/>
+      <w:r>
+        <w:t xml:space="preserve"> text-analysis module, engineers need a function to check whether a given string is a palindrome (ignoring case and non-alphanumeric characters). A previous intern wrote a buggy version of the function.</w:t>
       </w:r>
     </w:p>
     <w:p>
@@ -5773,7 +7706,23 @@
         </w:numPr>
       </w:pPr>
       <w:r>
-        <w:t>Use AI-assisted coding tools (e.g., VSCode Copilot, Gemini, CursorAI) to:</w:t>
+        <w:t xml:space="preserve">Use AI-assisted coding tools (e.g., </w:t>
+      </w:r>
+      <w:proofErr w:type="spellStart"/>
+      <w:r>
+        <w:t>VSCode</w:t>
+      </w:r>
+      <w:proofErr w:type="spellEnd"/>
+      <w:r>
+        <w:t xml:space="preserve"> Copilot, Gemini, </w:t>
+      </w:r>
+      <w:proofErr w:type="spellStart"/>
+      <w:r>
+        <w:t>CursorAI</w:t>
+      </w:r>
+      <w:proofErr w:type="spellEnd"/>
+      <w:r>
+        <w:t>) to:</w:t>
       </w:r>
     </w:p>
     <w:p>
@@ -5803,7 +7752,21 @@
         <w:rPr>
           <w:rStyle w:val="Strong"/>
         </w:rPr>
-        <w:t>at least 5 unit tests</w:t>
+        <w:t xml:space="preserve">at least </w:t>
+      </w:r>
+      <w:proofErr w:type="gramStart"/>
+      <w:r>
+        <w:rPr>
+          <w:rStyle w:val="Strong"/>
+        </w:rPr>
+        <w:t>5 unit</w:t>
+      </w:r>
+      <w:proofErr w:type="gramEnd"/>
+      <w:r>
+        <w:rPr>
+          <w:rStyle w:val="Strong"/>
+        </w:rPr>
+        <w:t xml:space="preserve"> tests</w:t>
       </w:r>
       <w:r>
         <w:t xml:space="preserve"> (positive, negative, edge cases).</w:t>
@@ -5852,19 +7815,30 @@
         </w:rPr>
         <w:t xml:space="preserve"> </w:t>
       </w:r>
+      <w:proofErr w:type="spellStart"/>
       <w:r>
         <w:rPr>
           <w:rStyle w:val="hljs-title"/>
           <w:rFonts w:eastAsiaTheme="majorEastAsia"/>
         </w:rPr>
-        <w:t>is_palindrome</w:t>
-      </w:r>
+        <w:t>is_</w:t>
+      </w:r>
+      <w:proofErr w:type="gramStart"/>
+      <w:r>
+        <w:rPr>
+          <w:rStyle w:val="hljs-title"/>
+          <w:rFonts w:eastAsiaTheme="majorEastAsia"/>
+        </w:rPr>
+        <w:t>palindrome</w:t>
+      </w:r>
+      <w:proofErr w:type="spellEnd"/>
       <w:r>
         <w:rPr>
           <w:rStyle w:val="HTMLCode"/>
         </w:rPr>
         <w:t>(</w:t>
       </w:r>
+      <w:proofErr w:type="gramEnd"/>
       <w:r>
         <w:rPr>
           <w:rStyle w:val="hljs-params"/>
@@ -5915,13 +7889,42 @@
           <w:rStyle w:val="hljs-string"/>
           <w:rFonts w:eastAsiaTheme="majorEastAsia"/>
         </w:rPr>
-        <w:t>''</w:t>
+        <w:t>'</w:t>
+      </w:r>
+      <w:proofErr w:type="gramStart"/>
+      <w:r>
+        <w:rPr>
+          <w:rStyle w:val="hljs-string"/>
+          <w:rFonts w:eastAsiaTheme="majorEastAsia"/>
+        </w:rPr>
+        <w:t>'</w:t>
       </w:r>
       <w:r>
         <w:rPr>
           <w:rStyle w:val="HTMLCode"/>
         </w:rPr>
-        <w:t xml:space="preserve">.join(ch </w:t>
+        <w:t>.join</w:t>
+      </w:r>
+      <w:proofErr w:type="gramEnd"/>
+      <w:r>
+        <w:rPr>
+          <w:rStyle w:val="HTMLCode"/>
+        </w:rPr>
+        <w:t>(</w:t>
+      </w:r>
+      <w:proofErr w:type="spellStart"/>
+      <w:r>
+        <w:rPr>
+          <w:rStyle w:val="HTMLCode"/>
+        </w:rPr>
+        <w:t>ch</w:t>
+      </w:r>
+      <w:proofErr w:type="spellEnd"/>
+      <w:r>
+        <w:rPr>
+          <w:rStyle w:val="HTMLCode"/>
+        </w:rPr>
+        <w:t xml:space="preserve"> </w:t>
       </w:r>
       <w:r>
         <w:rPr>
@@ -5934,7 +7937,21 @@
         <w:rPr>
           <w:rStyle w:val="HTMLCode"/>
         </w:rPr>
-        <w:t xml:space="preserve"> ch </w:t>
+        <w:t xml:space="preserve"> </w:t>
+      </w:r>
+      <w:proofErr w:type="spellStart"/>
+      <w:r>
+        <w:rPr>
+          <w:rStyle w:val="HTMLCode"/>
+        </w:rPr>
+        <w:t>ch</w:t>
+      </w:r>
+      <w:proofErr w:type="spellEnd"/>
+      <w:r>
+        <w:rPr>
+          <w:rStyle w:val="HTMLCode"/>
+        </w:rPr>
+        <w:t xml:space="preserve"> </w:t>
       </w:r>
       <w:r>
         <w:rPr>
@@ -5960,7 +7977,23 @@
         <w:rPr>
           <w:rStyle w:val="HTMLCode"/>
         </w:rPr>
-        <w:t xml:space="preserve"> ch.isalpha())</w:t>
+        <w:t xml:space="preserve"> </w:t>
+      </w:r>
+      <w:proofErr w:type="spellStart"/>
+      <w:proofErr w:type="gramStart"/>
+      <w:r>
+        <w:rPr>
+          <w:rStyle w:val="HTMLCode"/>
+        </w:rPr>
+        <w:t>ch.isalpha</w:t>
+      </w:r>
+      <w:proofErr w:type="spellEnd"/>
+      <w:proofErr w:type="gramEnd"/>
+      <w:r>
+        <w:rPr>
+          <w:rStyle w:val="HTMLCode"/>
+        </w:rPr>
+        <w:t>())</w:t>
       </w:r>
     </w:p>
     <w:p>
@@ -5987,7 +8020,21 @@
         <w:rPr>
           <w:rStyle w:val="HTMLCode"/>
         </w:rPr>
-        <w:t xml:space="preserve"> cleaned == cleaned[::-</w:t>
+        <w:t xml:space="preserve"> cleaned == cleaned</w:t>
+      </w:r>
+      <w:proofErr w:type="gramStart"/>
+      <w:r>
+        <w:rPr>
+          <w:rStyle w:val="HTMLCode"/>
+        </w:rPr>
+        <w:t>[::</w:t>
+      </w:r>
+      <w:proofErr w:type="gramEnd"/>
+      <w:r>
+        <w:rPr>
+          <w:rStyle w:val="HTMLCode"/>
+        </w:rPr>
+        <w:t>-</w:t>
       </w:r>
       <w:r>
         <w:rPr>
@@ -6092,21 +8139,25 @@
       <w:r>
         <w:t xml:space="preserve">A test suite (you may use </w:t>
       </w:r>
+      <w:proofErr w:type="spellStart"/>
       <w:r>
         <w:rPr>
           <w:rStyle w:val="HTMLCode"/>
         </w:rPr>
         <w:t>pytest</w:t>
       </w:r>
+      <w:proofErr w:type="spellEnd"/>
       <w:r>
         <w:t xml:space="preserve"> or Python’s built-in </w:t>
       </w:r>
+      <w:proofErr w:type="spellStart"/>
       <w:r>
         <w:rPr>
           <w:rStyle w:val="HTMLCode"/>
         </w:rPr>
         <w:t>unittest</w:t>
       </w:r>
+      <w:proofErr w:type="spellEnd"/>
       <w:r>
         <w:t>).</w:t>
       </w:r>
@@ -6369,7 +8420,29 @@
           <w:sz w:val="24"/>
           <w:szCs w:val="24"/>
         </w:rPr>
-        <w:t>Scenario (AgriTech Analytics):</w:t>
+        <w:t>Scenario (</w:t>
+      </w:r>
+      <w:proofErr w:type="spellStart"/>
+      <w:r>
+        <w:rPr>
+          <w:rFonts w:ascii="Times New Roman" w:eastAsia="Times New Roman" w:hAnsi="Times New Roman" w:cs="Times New Roman"/>
+          <w:b/>
+          <w:bCs/>
+          <w:sz w:val="24"/>
+          <w:szCs w:val="24"/>
+        </w:rPr>
+        <w:t>AgriTech</w:t>
+      </w:r>
+      <w:proofErr w:type="spellEnd"/>
+      <w:r>
+        <w:rPr>
+          <w:rFonts w:ascii="Times New Roman" w:eastAsia="Times New Roman" w:hAnsi="Times New Roman" w:cs="Times New Roman"/>
+          <w:b/>
+          <w:bCs/>
+          <w:sz w:val="24"/>
+          <w:szCs w:val="24"/>
+        </w:rPr>
+        <w:t xml:space="preserve"> Analytics):</w:t>
       </w:r>
       <w:r>
         <w:rPr>
@@ -6378,7 +8451,25 @@
           <w:szCs w:val="24"/>
         </w:rPr>
         <w:br/>
-        <w:t xml:space="preserve">An agritech platform has a custom function that sorts lists of integers. Engineers want to ensure the function works correctly across edge cases, but manually writing all test cases is tedious. The task is to </w:t>
+        <w:t xml:space="preserve">An </w:t>
+      </w:r>
+      <w:proofErr w:type="spellStart"/>
+      <w:r>
+        <w:rPr>
+          <w:rFonts w:ascii="Times New Roman" w:eastAsia="Times New Roman" w:hAnsi="Times New Roman" w:cs="Times New Roman"/>
+          <w:sz w:val="24"/>
+          <w:szCs w:val="24"/>
+        </w:rPr>
+        <w:t>agritech</w:t>
+      </w:r>
+      <w:proofErr w:type="spellEnd"/>
+      <w:r>
+        <w:rPr>
+          <w:rFonts w:ascii="Times New Roman" w:eastAsia="Times New Roman" w:hAnsi="Times New Roman" w:cs="Times New Roman"/>
+          <w:sz w:val="24"/>
+          <w:szCs w:val="24"/>
+        </w:rPr>
+        <w:t xml:space="preserve"> platform has a custom function that sorts lists of integers. Engineers want to ensure the function works correctly across edge cases, but manually writing all test cases is tedious. The task is to </w:t>
       </w:r>
       <w:r>
         <w:rPr>
@@ -6482,6 +8573,7 @@
         </w:rPr>
         <w:t xml:space="preserve"> </w:t>
       </w:r>
+      <w:proofErr w:type="spellStart"/>
       <w:r>
         <w:rPr>
           <w:rFonts w:ascii="Courier New" w:eastAsia="Times New Roman" w:hAnsi="Courier New" w:cs="Courier New"/>
@@ -6490,6 +8582,7 @@
         </w:rPr>
         <w:t>custom_sort</w:t>
       </w:r>
+      <w:proofErr w:type="spellEnd"/>
       <w:r>
         <w:rPr>
           <w:rFonts w:ascii="Courier New" w:eastAsia="Times New Roman" w:hAnsi="Courier New" w:cs="Courier New"/>
@@ -6497,6 +8590,7 @@
         </w:rPr>
         <w:t>(</w:t>
       </w:r>
+      <w:proofErr w:type="spellStart"/>
       <w:r>
         <w:rPr>
           <w:rFonts w:ascii="Courier New" w:eastAsia="Times New Roman" w:hAnsi="Courier New" w:cs="Courier New"/>
@@ -6505,6 +8599,7 @@
         </w:rPr>
         <w:t>arr</w:t>
       </w:r>
+      <w:proofErr w:type="spellEnd"/>
       <w:r>
         <w:rPr>
           <w:rFonts w:ascii="Courier New" w:eastAsia="Times New Roman" w:hAnsi="Courier New" w:cs="Courier New"/>
@@ -6601,7 +8696,23 @@
           <w:rFonts w:ascii="Courier New" w:eastAsia="Times New Roman" w:hAnsi="Courier New" w:cs="Courier New"/>
           <w:sz w:val="20"/>
         </w:rPr>
-        <w:t xml:space="preserve"> i </w:t>
+        <w:t xml:space="preserve"> </w:t>
+      </w:r>
+      <w:proofErr w:type="spellStart"/>
+      <w:r>
+        <w:rPr>
+          <w:rFonts w:ascii="Courier New" w:eastAsia="Times New Roman" w:hAnsi="Courier New" w:cs="Courier New"/>
+          <w:sz w:val="20"/>
+        </w:rPr>
+        <w:t>i</w:t>
+      </w:r>
+      <w:proofErr w:type="spellEnd"/>
+      <w:r>
+        <w:rPr>
+          <w:rFonts w:ascii="Courier New" w:eastAsia="Times New Roman" w:hAnsi="Courier New" w:cs="Courier New"/>
+          <w:sz w:val="20"/>
+        </w:rPr>
+        <w:t xml:space="preserve"> </w:t>
       </w:r>
       <w:r>
         <w:rPr>
@@ -6633,6 +8744,7 @@
         </w:rPr>
         <w:t>(</w:t>
       </w:r>
+      <w:proofErr w:type="spellStart"/>
       <w:r>
         <w:rPr>
           <w:rFonts w:ascii="Courier New" w:eastAsia="Times New Roman" w:hAnsi="Courier New" w:cs="Courier New"/>
@@ -6641,12 +8753,29 @@
         </w:rPr>
         <w:t>len</w:t>
       </w:r>
+      <w:proofErr w:type="spellEnd"/>
       <w:r>
         <w:rPr>
           <w:rFonts w:ascii="Courier New" w:eastAsia="Times New Roman" w:hAnsi="Courier New" w:cs="Courier New"/>
           <w:sz w:val="20"/>
         </w:rPr>
-        <w:t>(arr)):</w:t>
+        <w:t>(</w:t>
+      </w:r>
+      <w:proofErr w:type="spellStart"/>
+      <w:r>
+        <w:rPr>
+          <w:rFonts w:ascii="Courier New" w:eastAsia="Times New Roman" w:hAnsi="Courier New" w:cs="Courier New"/>
+          <w:sz w:val="20"/>
+        </w:rPr>
+        <w:t>arr</w:t>
+      </w:r>
+      <w:proofErr w:type="spellEnd"/>
+      <w:r>
+        <w:rPr>
+          <w:rFonts w:ascii="Courier New" w:eastAsia="Times New Roman" w:hAnsi="Courier New" w:cs="Courier New"/>
+          <w:sz w:val="20"/>
+        </w:rPr>
+        <w:t>)):</w:t>
       </w:r>
     </w:p>
     <w:p>
@@ -6712,6 +8841,7 @@
         </w:rPr>
         <w:t xml:space="preserve"> </w:t>
       </w:r>
+      <w:proofErr w:type="gramStart"/>
       <w:r>
         <w:rPr>
           <w:rFonts w:ascii="Courier New" w:eastAsia="Times New Roman" w:hAnsi="Courier New" w:cs="Courier New"/>
@@ -6725,7 +8855,15 @@
           <w:rFonts w:ascii="Courier New" w:eastAsia="Times New Roman" w:hAnsi="Courier New" w:cs="Courier New"/>
           <w:sz w:val="20"/>
         </w:rPr>
-        <w:t>(i+</w:t>
+        <w:t>(</w:t>
+      </w:r>
+      <w:proofErr w:type="gramEnd"/>
+      <w:r>
+        <w:rPr>
+          <w:rFonts w:ascii="Courier New" w:eastAsia="Times New Roman" w:hAnsi="Courier New" w:cs="Courier New"/>
+          <w:sz w:val="20"/>
+        </w:rPr>
+        <w:t>i+</w:t>
       </w:r>
       <w:r>
         <w:rPr>
@@ -6742,6 +8880,7 @@
         </w:rPr>
         <w:t xml:space="preserve">, </w:t>
       </w:r>
+      <w:proofErr w:type="spellStart"/>
       <w:r>
         <w:rPr>
           <w:rFonts w:ascii="Courier New" w:eastAsia="Times New Roman" w:hAnsi="Courier New" w:cs="Courier New"/>
@@ -6750,12 +8889,29 @@
         </w:rPr>
         <w:t>len</w:t>
       </w:r>
+      <w:proofErr w:type="spellEnd"/>
       <w:r>
         <w:rPr>
           <w:rFonts w:ascii="Courier New" w:eastAsia="Times New Roman" w:hAnsi="Courier New" w:cs="Courier New"/>
           <w:sz w:val="20"/>
         </w:rPr>
-        <w:t>(arr)):</w:t>
+        <w:t>(</w:t>
+      </w:r>
+      <w:proofErr w:type="spellStart"/>
+      <w:r>
+        <w:rPr>
+          <w:rFonts w:ascii="Courier New" w:eastAsia="Times New Roman" w:hAnsi="Courier New" w:cs="Courier New"/>
+          <w:sz w:val="20"/>
+        </w:rPr>
+        <w:t>arr</w:t>
+      </w:r>
+      <w:proofErr w:type="spellEnd"/>
+      <w:r>
+        <w:rPr>
+          <w:rFonts w:ascii="Courier New" w:eastAsia="Times New Roman" w:hAnsi="Courier New" w:cs="Courier New"/>
+          <w:sz w:val="20"/>
+        </w:rPr>
+        <w:t>)):</w:t>
       </w:r>
     </w:p>
     <w:p>
@@ -6804,7 +8960,55 @@
           <w:rFonts w:ascii="Courier New" w:eastAsia="Times New Roman" w:hAnsi="Courier New" w:cs="Courier New"/>
           <w:sz w:val="20"/>
         </w:rPr>
-        <w:t xml:space="preserve"> arr[i] &gt; arr[j]:</w:t>
+        <w:t xml:space="preserve"> </w:t>
+      </w:r>
+      <w:proofErr w:type="spellStart"/>
+      <w:r>
+        <w:rPr>
+          <w:rFonts w:ascii="Courier New" w:eastAsia="Times New Roman" w:hAnsi="Courier New" w:cs="Courier New"/>
+          <w:sz w:val="20"/>
+        </w:rPr>
+        <w:t>arr</w:t>
+      </w:r>
+      <w:proofErr w:type="spellEnd"/>
+      <w:r>
+        <w:rPr>
+          <w:rFonts w:ascii="Courier New" w:eastAsia="Times New Roman" w:hAnsi="Courier New" w:cs="Courier New"/>
+          <w:sz w:val="20"/>
+        </w:rPr>
+        <w:t>[</w:t>
+      </w:r>
+      <w:proofErr w:type="spellStart"/>
+      <w:r>
+        <w:rPr>
+          <w:rFonts w:ascii="Courier New" w:eastAsia="Times New Roman" w:hAnsi="Courier New" w:cs="Courier New"/>
+          <w:sz w:val="20"/>
+        </w:rPr>
+        <w:t>i</w:t>
+      </w:r>
+      <w:proofErr w:type="spellEnd"/>
+      <w:r>
+        <w:rPr>
+          <w:rFonts w:ascii="Courier New" w:eastAsia="Times New Roman" w:hAnsi="Courier New" w:cs="Courier New"/>
+          <w:sz w:val="20"/>
+        </w:rPr>
+        <w:t xml:space="preserve">] &gt; </w:t>
+      </w:r>
+      <w:proofErr w:type="spellStart"/>
+      <w:r>
+        <w:rPr>
+          <w:rFonts w:ascii="Courier New" w:eastAsia="Times New Roman" w:hAnsi="Courier New" w:cs="Courier New"/>
+          <w:sz w:val="20"/>
+        </w:rPr>
+        <w:t>arr</w:t>
+      </w:r>
+      <w:proofErr w:type="spellEnd"/>
+      <w:r>
+        <w:rPr>
+          <w:rFonts w:ascii="Courier New" w:eastAsia="Times New Roman" w:hAnsi="Courier New" w:cs="Courier New"/>
+          <w:sz w:val="20"/>
+        </w:rPr>
+        <w:t>[j]:</w:t>
       </w:r>
     </w:p>
     <w:p>
@@ -6838,7 +9042,103 @@
           <w:rFonts w:ascii="Courier New" w:eastAsia="Times New Roman" w:hAnsi="Courier New" w:cs="Courier New"/>
           <w:sz w:val="20"/>
         </w:rPr>
-        <w:t xml:space="preserve">                arr[i], arr[j] = arr[j], arr[i]</w:t>
+        <w:t xml:space="preserve">                </w:t>
+      </w:r>
+      <w:proofErr w:type="spellStart"/>
+      <w:r>
+        <w:rPr>
+          <w:rFonts w:ascii="Courier New" w:eastAsia="Times New Roman" w:hAnsi="Courier New" w:cs="Courier New"/>
+          <w:sz w:val="20"/>
+        </w:rPr>
+        <w:t>arr</w:t>
+      </w:r>
+      <w:proofErr w:type="spellEnd"/>
+      <w:r>
+        <w:rPr>
+          <w:rFonts w:ascii="Courier New" w:eastAsia="Times New Roman" w:hAnsi="Courier New" w:cs="Courier New"/>
+          <w:sz w:val="20"/>
+        </w:rPr>
+        <w:t>[</w:t>
+      </w:r>
+      <w:proofErr w:type="spellStart"/>
+      <w:r>
+        <w:rPr>
+          <w:rFonts w:ascii="Courier New" w:eastAsia="Times New Roman" w:hAnsi="Courier New" w:cs="Courier New"/>
+          <w:sz w:val="20"/>
+        </w:rPr>
+        <w:t>i</w:t>
+      </w:r>
+      <w:proofErr w:type="spellEnd"/>
+      <w:r>
+        <w:rPr>
+          <w:rFonts w:ascii="Courier New" w:eastAsia="Times New Roman" w:hAnsi="Courier New" w:cs="Courier New"/>
+          <w:sz w:val="20"/>
+        </w:rPr>
+        <w:t xml:space="preserve">], </w:t>
+      </w:r>
+      <w:proofErr w:type="spellStart"/>
+      <w:r>
+        <w:rPr>
+          <w:rFonts w:ascii="Courier New" w:eastAsia="Times New Roman" w:hAnsi="Courier New" w:cs="Courier New"/>
+          <w:sz w:val="20"/>
+        </w:rPr>
+        <w:t>arr</w:t>
+      </w:r>
+      <w:proofErr w:type="spellEnd"/>
+      <w:r>
+        <w:rPr>
+          <w:rFonts w:ascii="Courier New" w:eastAsia="Times New Roman" w:hAnsi="Courier New" w:cs="Courier New"/>
+          <w:sz w:val="20"/>
+        </w:rPr>
+        <w:t xml:space="preserve">[j] = </w:t>
+      </w:r>
+      <w:proofErr w:type="spellStart"/>
+      <w:r>
+        <w:rPr>
+          <w:rFonts w:ascii="Courier New" w:eastAsia="Times New Roman" w:hAnsi="Courier New" w:cs="Courier New"/>
+          <w:sz w:val="20"/>
+        </w:rPr>
+        <w:t>arr</w:t>
+      </w:r>
+      <w:proofErr w:type="spellEnd"/>
+      <w:r>
+        <w:rPr>
+          <w:rFonts w:ascii="Courier New" w:eastAsia="Times New Roman" w:hAnsi="Courier New" w:cs="Courier New"/>
+          <w:sz w:val="20"/>
+        </w:rPr>
+        <w:t xml:space="preserve">[j], </w:t>
+      </w:r>
+      <w:proofErr w:type="spellStart"/>
+      <w:r>
+        <w:rPr>
+          <w:rFonts w:ascii="Courier New" w:eastAsia="Times New Roman" w:hAnsi="Courier New" w:cs="Courier New"/>
+          <w:sz w:val="20"/>
+        </w:rPr>
+        <w:t>arr</w:t>
+      </w:r>
+      <w:proofErr w:type="spellEnd"/>
+      <w:r>
+        <w:rPr>
+          <w:rFonts w:ascii="Courier New" w:eastAsia="Times New Roman" w:hAnsi="Courier New" w:cs="Courier New"/>
+          <w:sz w:val="20"/>
+        </w:rPr>
+        <w:t>[</w:t>
+      </w:r>
+      <w:proofErr w:type="spellStart"/>
+      <w:r>
+        <w:rPr>
+          <w:rFonts w:ascii="Courier New" w:eastAsia="Times New Roman" w:hAnsi="Courier New" w:cs="Courier New"/>
+          <w:sz w:val="20"/>
+        </w:rPr>
+        <w:t>i</w:t>
+      </w:r>
+      <w:proofErr w:type="spellEnd"/>
+      <w:r>
+        <w:rPr>
+          <w:rFonts w:ascii="Courier New" w:eastAsia="Times New Roman" w:hAnsi="Courier New" w:cs="Courier New"/>
+          <w:sz w:val="20"/>
+        </w:rPr>
+        <w:t>]</w:t>
       </w:r>
     </w:p>
     <w:p>
@@ -6887,8 +9187,17 @@
           <w:rFonts w:ascii="Courier New" w:eastAsia="Times New Roman" w:hAnsi="Courier New" w:cs="Courier New"/>
           <w:sz w:val="20"/>
         </w:rPr>
-        <w:t xml:space="preserve"> arr</w:t>
-      </w:r>
+        <w:t xml:space="preserve"> </w:t>
+      </w:r>
+      <w:proofErr w:type="spellStart"/>
+      <w:r>
+        <w:rPr>
+          <w:rFonts w:ascii="Courier New" w:eastAsia="Times New Roman" w:hAnsi="Courier New" w:cs="Courier New"/>
+          <w:sz w:val="20"/>
+        </w:rPr>
+        <w:t>arr</w:t>
+      </w:r>
+      <w:proofErr w:type="spellEnd"/>
     </w:p>
     <w:p>
       <w:pPr>
@@ -6909,7 +9218,43 @@
           <w:sz w:val="24"/>
           <w:szCs w:val="24"/>
         </w:rPr>
-        <w:t>Use AI-assisted tools (VSCode Copilot, Gemini, CursorAI) to:</w:t>
+        <w:t>Use AI-assisted tools (</w:t>
+      </w:r>
+      <w:proofErr w:type="spellStart"/>
+      <w:r>
+        <w:rPr>
+          <w:rFonts w:ascii="Times New Roman" w:eastAsia="Times New Roman" w:hAnsi="Times New Roman" w:cs="Times New Roman"/>
+          <w:sz w:val="24"/>
+          <w:szCs w:val="24"/>
+        </w:rPr>
+        <w:t>VSCode</w:t>
+      </w:r>
+      <w:proofErr w:type="spellEnd"/>
+      <w:r>
+        <w:rPr>
+          <w:rFonts w:ascii="Times New Roman" w:eastAsia="Times New Roman" w:hAnsi="Times New Roman" w:cs="Times New Roman"/>
+          <w:sz w:val="24"/>
+          <w:szCs w:val="24"/>
+        </w:rPr>
+        <w:t xml:space="preserve"> Copilot, Gemini, </w:t>
+      </w:r>
+      <w:proofErr w:type="spellStart"/>
+      <w:r>
+        <w:rPr>
+          <w:rFonts w:ascii="Times New Roman" w:eastAsia="Times New Roman" w:hAnsi="Times New Roman" w:cs="Times New Roman"/>
+          <w:sz w:val="24"/>
+          <w:szCs w:val="24"/>
+        </w:rPr>
+        <w:t>CursorAI</w:t>
+      </w:r>
+      <w:proofErr w:type="spellEnd"/>
+      <w:r>
+        <w:rPr>
+          <w:rFonts w:ascii="Times New Roman" w:eastAsia="Times New Roman" w:hAnsi="Times New Roman" w:cs="Times New Roman"/>
+          <w:sz w:val="24"/>
+          <w:szCs w:val="24"/>
+        </w:rPr>
+        <w:t>) to:</w:t>
       </w:r>
     </w:p>
     <w:p>
@@ -7267,13 +9612,31 @@
         </w:rPr>
         <w:t xml:space="preserve">AI may assist in generating code for test cases or using </w:t>
       </w:r>
+      <w:proofErr w:type="spellStart"/>
       <w:r>
         <w:rPr>
           <w:rFonts w:ascii="Courier New" w:eastAsia="Times New Roman" w:hAnsi="Courier New" w:cs="Courier New"/>
           <w:sz w:val="20"/>
         </w:rPr>
-        <w:t>pytest/unittest</w:t>
-      </w:r>
+        <w:t>pytest</w:t>
+      </w:r>
+      <w:proofErr w:type="spellEnd"/>
+      <w:r>
+        <w:rPr>
+          <w:rFonts w:ascii="Courier New" w:eastAsia="Times New Roman" w:hAnsi="Courier New" w:cs="Courier New"/>
+          <w:sz w:val="20"/>
+        </w:rPr>
+        <w:t>/</w:t>
+      </w:r>
+      <w:proofErr w:type="spellStart"/>
+      <w:r>
+        <w:rPr>
+          <w:rFonts w:ascii="Courier New" w:eastAsia="Times New Roman" w:hAnsi="Courier New" w:cs="Courier New"/>
+          <w:sz w:val="20"/>
+        </w:rPr>
+        <w:t>unittest</w:t>
+      </w:r>
+      <w:proofErr w:type="spellEnd"/>
       <w:r>
         <w:rPr>
           <w:rFonts w:ascii="Times New Roman" w:eastAsia="Times New Roman" w:hAnsi="Times New Roman" w:cs="Times New Roman"/>
@@ -7652,7 +10015,25 @@
                 <w:sz w:val="24"/>
                 <w:szCs w:val="24"/>
               </w:rPr>
-              <w:t>[10,-1,0]</w:t>
+              <w:t>[</w:t>
+            </w:r>
+            <w:proofErr w:type="gramStart"/>
+            <w:r>
+              <w:rPr>
+                <w:rFonts w:ascii="Times New Roman" w:eastAsia="Times New Roman" w:hAnsi="Times New Roman" w:cs="Times New Roman"/>
+                <w:sz w:val="24"/>
+                <w:szCs w:val="24"/>
+              </w:rPr>
+              <w:t>10,-</w:t>
+            </w:r>
+            <w:proofErr w:type="gramEnd"/>
+            <w:r>
+              <w:rPr>
+                <w:rFonts w:ascii="Times New Roman" w:eastAsia="Times New Roman" w:hAnsi="Times New Roman" w:cs="Times New Roman"/>
+                <w:sz w:val="24"/>
+                <w:szCs w:val="24"/>
+              </w:rPr>
+              <w:t>1,0]</w:t>
             </w:r>
           </w:p>
         </w:tc>
@@ -7816,7 +10197,15 @@
     </w:p>
     <w:p>
       <w:r>
-        <w:t>Scenario (agritech):</w:t>
+        <w:t>Scenario (</w:t>
+      </w:r>
+      <w:proofErr w:type="spellStart"/>
+      <w:r>
+        <w:t>agritech</w:t>
+      </w:r>
+      <w:proofErr w:type="spellEnd"/>
+      <w:r>
+        <w:t>):</w:t>
       </w:r>
     </w:p>
     <w:p>
@@ -7826,7 +10215,15 @@
     </w:p>
     <w:p>
       <w:r>
-        <w:t>A lightweight agritech feedback analyzer uses a small lexicon to score sentiment.</w:t>
+        <w:t xml:space="preserve">A lightweight </w:t>
+      </w:r>
+      <w:proofErr w:type="spellStart"/>
+      <w:r>
+        <w:t>agritech</w:t>
+      </w:r>
+      <w:proofErr w:type="spellEnd"/>
+      <w:r>
+        <w:t xml:space="preserve"> feedback analyzer uses a small lexicon to score sentiment.</w:t>
       </w:r>
     </w:p>
     <w:p/>
@@ -7931,7 +10328,15 @@
     </w:p>
     <w:p>
       <w:r>
-        <w:t>Scenario (agritech):</w:t>
+        <w:t>Scenario (</w:t>
+      </w:r>
+      <w:proofErr w:type="spellStart"/>
+      <w:r>
+        <w:t>agritech</w:t>
+      </w:r>
+      <w:proofErr w:type="spellEnd"/>
+      <w:r>
+        <w:t>):</w:t>
       </w:r>
     </w:p>
     <w:p>
@@ -7941,7 +10346,15 @@
     </w:p>
     <w:p>
       <w:r>
-        <w:t>Geofencing in agritech requires checking if points lie within polygonal regions.</w:t>
+        <w:t xml:space="preserve">Geofencing in </w:t>
+      </w:r>
+      <w:proofErr w:type="spellStart"/>
+      <w:r>
+        <w:t>agritech</w:t>
+      </w:r>
+      <w:proofErr w:type="spellEnd"/>
+      <w:r>
+        <w:t xml:space="preserve"> requires checking if points lie within polygonal regions.</w:t>
       </w:r>
     </w:p>
     <w:p/>
@@ -7963,7 +10376,15 @@
     </w:p>
     <w:p>
       <w:r>
-        <w:t>Square example provided; return boolean list for queries.</w:t>
+        <w:t xml:space="preserve">Square example provided; return </w:t>
+      </w:r>
+      <w:proofErr w:type="spellStart"/>
+      <w:r>
+        <w:t>boolean</w:t>
+      </w:r>
+      <w:proofErr w:type="spellEnd"/>
+      <w:r>
+        <w:t xml:space="preserve"> list for queries.</w:t>
       </w:r>
     </w:p>
     <w:p/>
@@ -7999,120 +10420,237 @@
           <w:rFonts w:ascii="Consolas" w:eastAsia="Consolas" w:hAnsi="Consolas"/>
           <w:sz w:val="20"/>
         </w:rPr>
-        <w:t>poly=[(0,0),(4,0),(4,4),(0,4)], pts=[(2,2),(5,5)]</w:t>
-      </w:r>
-    </w:p>
-    <w:p>
-      <w:r>
-        <w:t>Sample Output</w:t>
-      </w:r>
-    </w:p>
-    <w:p>
+        <w:t>poly</w:t>
+      </w:r>
+      <w:proofErr w:type="gramStart"/>
       <w:r>
         <w:rPr>
           <w:rFonts w:ascii="Consolas" w:eastAsia="Consolas" w:hAnsi="Consolas"/>
           <w:sz w:val="20"/>
         </w:rPr>
-        <w:t>[True, False]</w:t>
-      </w:r>
-    </w:p>
-    <w:p>
-      <w:r>
-        <w:t>Acceptance Criteria: Edges counted as inside</w:t>
-      </w:r>
-    </w:p>
-    <w:p>
-      <w:pPr>
-        <w:pStyle w:val="Heading3"/>
-      </w:pPr>
-      <w:r>
-        <w:t>O.2 — [S13O2] Compute rolling median (w=3)</w:t>
-      </w:r>
-    </w:p>
-    <w:p>
-      <w:r>
-        <w:t>Scenario (agritech):</w:t>
-      </w:r>
-    </w:p>
-    <w:p>
-      <w:r>
-        <w:t>Context:</w:t>
-      </w:r>
-    </w:p>
-    <w:p>
-      <w:r>
-        <w:t>A agritech monitoring job computes rolling medians (w=3) for anomaly detection.</w:t>
-      </w:r>
-    </w:p>
-    <w:p/>
-    <w:p>
-      <w:r>
-        <w:t>Your Task:</w:t>
-      </w:r>
-    </w:p>
-    <w:p>
-      <w:r>
-        <w:t>Return the median for each sliding window; prefer an efficient approach.</w:t>
-      </w:r>
-    </w:p>
-    <w:p/>
-    <w:p>
-      <w:r>
-        <w:t>Data &amp; Edge Cases:</w:t>
-      </w:r>
-    </w:p>
-    <w:p>
-      <w:r>
-        <w:t>Example provided; for large n, two-heaps or bisect approach acceptable.</w:t>
-      </w:r>
-    </w:p>
-    <w:p/>
-    <w:p>
-      <w:r>
-        <w:t>AI Assistance Expectation:</w:t>
-      </w:r>
-    </w:p>
-    <w:p>
-      <w:r>
-        <w:t>Use AI to propose options and complexity; implement simple but efficient enough method.</w:t>
-      </w:r>
-    </w:p>
-    <w:p/>
-    <w:p>
-      <w:r>
-        <w:t>Constraints &amp; Notes:</w:t>
-      </w:r>
-    </w:p>
-    <w:p>
-      <w:r>
-        <w:t>Include tests for short lists and exact window size.</w:t>
-      </w:r>
-    </w:p>
-    <w:p>
-      <w:r>
-        <w:t>Sample Input</w:t>
-      </w:r>
-    </w:p>
-    <w:p>
+        <w:t>=[</w:t>
+      </w:r>
+      <w:proofErr w:type="gramEnd"/>
       <w:r>
         <w:rPr>
           <w:rFonts w:ascii="Consolas" w:eastAsia="Consolas" w:hAnsi="Consolas"/>
           <w:sz w:val="20"/>
         </w:rPr>
-        <w:t>[1, 3, 2, 5, 4]</w:t>
-      </w:r>
-    </w:p>
-    <w:p>
-      <w:r>
-        <w:t>Sample Output</w:t>
-      </w:r>
-    </w:p>
-    <w:p>
+        <w:t>(0,0</w:t>
+      </w:r>
+      <w:proofErr w:type="gramStart"/>
       <w:r>
         <w:rPr>
           <w:rFonts w:ascii="Consolas" w:eastAsia="Consolas" w:hAnsi="Consolas"/>
           <w:sz w:val="20"/>
         </w:rPr>
+        <w:t>),(</w:t>
+      </w:r>
+      <w:proofErr w:type="gramEnd"/>
+      <w:r>
+        <w:rPr>
+          <w:rFonts w:ascii="Consolas" w:eastAsia="Consolas" w:hAnsi="Consolas"/>
+          <w:sz w:val="20"/>
+        </w:rPr>
+        <w:t>4,0</w:t>
+      </w:r>
+      <w:proofErr w:type="gramStart"/>
+      <w:r>
+        <w:rPr>
+          <w:rFonts w:ascii="Consolas" w:eastAsia="Consolas" w:hAnsi="Consolas"/>
+          <w:sz w:val="20"/>
+        </w:rPr>
+        <w:t>),(</w:t>
+      </w:r>
+      <w:proofErr w:type="gramEnd"/>
+      <w:r>
+        <w:rPr>
+          <w:rFonts w:ascii="Consolas" w:eastAsia="Consolas" w:hAnsi="Consolas"/>
+          <w:sz w:val="20"/>
+        </w:rPr>
+        <w:t>4,4</w:t>
+      </w:r>
+      <w:proofErr w:type="gramStart"/>
+      <w:r>
+        <w:rPr>
+          <w:rFonts w:ascii="Consolas" w:eastAsia="Consolas" w:hAnsi="Consolas"/>
+          <w:sz w:val="20"/>
+        </w:rPr>
+        <w:t>),(</w:t>
+      </w:r>
+      <w:proofErr w:type="gramEnd"/>
+      <w:r>
+        <w:rPr>
+          <w:rFonts w:ascii="Consolas" w:eastAsia="Consolas" w:hAnsi="Consolas"/>
+          <w:sz w:val="20"/>
+        </w:rPr>
+        <w:t>0,4)], pts</w:t>
+      </w:r>
+      <w:proofErr w:type="gramStart"/>
+      <w:r>
+        <w:rPr>
+          <w:rFonts w:ascii="Consolas" w:eastAsia="Consolas" w:hAnsi="Consolas"/>
+          <w:sz w:val="20"/>
+        </w:rPr>
+        <w:t>=[</w:t>
+      </w:r>
+      <w:proofErr w:type="gramEnd"/>
+      <w:r>
+        <w:rPr>
+          <w:rFonts w:ascii="Consolas" w:eastAsia="Consolas" w:hAnsi="Consolas"/>
+          <w:sz w:val="20"/>
+        </w:rPr>
+        <w:t>(2,2</w:t>
+      </w:r>
+      <w:proofErr w:type="gramStart"/>
+      <w:r>
+        <w:rPr>
+          <w:rFonts w:ascii="Consolas" w:eastAsia="Consolas" w:hAnsi="Consolas"/>
+          <w:sz w:val="20"/>
+        </w:rPr>
+        <w:t>),(</w:t>
+      </w:r>
+      <w:proofErr w:type="gramEnd"/>
+      <w:r>
+        <w:rPr>
+          <w:rFonts w:ascii="Consolas" w:eastAsia="Consolas" w:hAnsi="Consolas"/>
+          <w:sz w:val="20"/>
+        </w:rPr>
+        <w:t>5,5)]</w:t>
+      </w:r>
+    </w:p>
+    <w:p>
+      <w:r>
+        <w:t>Sample Output</w:t>
+      </w:r>
+    </w:p>
+    <w:p>
+      <w:r>
+        <w:rPr>
+          <w:rFonts w:ascii="Consolas" w:eastAsia="Consolas" w:hAnsi="Consolas"/>
+          <w:sz w:val="20"/>
+        </w:rPr>
+        <w:t>[True, False]</w:t>
+      </w:r>
+    </w:p>
+    <w:p>
+      <w:r>
+        <w:t>Acceptance Criteria: Edges counted as inside</w:t>
+      </w:r>
+    </w:p>
+    <w:p>
+      <w:pPr>
+        <w:pStyle w:val="Heading3"/>
+      </w:pPr>
+      <w:r>
+        <w:t>O.2 — [S13O2] Compute rolling median (w=3)</w:t>
+      </w:r>
+    </w:p>
+    <w:p>
+      <w:r>
+        <w:t>Scenario (</w:t>
+      </w:r>
+      <w:proofErr w:type="spellStart"/>
+      <w:r>
+        <w:t>agritech</w:t>
+      </w:r>
+      <w:proofErr w:type="spellEnd"/>
+      <w:r>
+        <w:t>):</w:t>
+      </w:r>
+    </w:p>
+    <w:p>
+      <w:r>
+        <w:t>Context:</w:t>
+      </w:r>
+    </w:p>
+    <w:p>
+      <w:proofErr w:type="gramStart"/>
+      <w:r>
+        <w:t>A</w:t>
+      </w:r>
+      <w:proofErr w:type="gramEnd"/>
+      <w:r>
+        <w:t xml:space="preserve"> </w:t>
+      </w:r>
+      <w:proofErr w:type="spellStart"/>
+      <w:r>
+        <w:t>agritech</w:t>
+      </w:r>
+      <w:proofErr w:type="spellEnd"/>
+      <w:r>
+        <w:t xml:space="preserve"> monitoring job computes rolling medians (w=3) for anomaly detection.</w:t>
+      </w:r>
+    </w:p>
+    <w:p/>
+    <w:p>
+      <w:r>
+        <w:t>Your Task:</w:t>
+      </w:r>
+    </w:p>
+    <w:p>
+      <w:r>
+        <w:t>Return the median for each sliding window; prefer an efficient approach.</w:t>
+      </w:r>
+    </w:p>
+    <w:p/>
+    <w:p>
+      <w:r>
+        <w:t>Data &amp; Edge Cases:</w:t>
+      </w:r>
+    </w:p>
+    <w:p>
+      <w:r>
+        <w:t>Example provided; for large n, two-heaps or bisect approach acceptable.</w:t>
+      </w:r>
+    </w:p>
+    <w:p/>
+    <w:p>
+      <w:r>
+        <w:t>AI Assistance Expectation:</w:t>
+      </w:r>
+    </w:p>
+    <w:p>
+      <w:r>
+        <w:t>Use AI to propose options and complexity; implement simple but efficient enough method.</w:t>
+      </w:r>
+    </w:p>
+    <w:p/>
+    <w:p>
+      <w:r>
+        <w:t>Constraints &amp; Notes:</w:t>
+      </w:r>
+    </w:p>
+    <w:p>
+      <w:r>
+        <w:t>Include tests for short lists and exact window size.</w:t>
+      </w:r>
+    </w:p>
+    <w:p>
+      <w:r>
+        <w:t>Sample Input</w:t>
+      </w:r>
+    </w:p>
+    <w:p>
+      <w:r>
+        <w:rPr>
+          <w:rFonts w:ascii="Consolas" w:eastAsia="Consolas" w:hAnsi="Consolas"/>
+          <w:sz w:val="20"/>
+        </w:rPr>
+        <w:t>[1, 3, 2, 5, 4]</w:t>
+      </w:r>
+    </w:p>
+    <w:p>
+      <w:r>
+        <w:t>Sample Output</w:t>
+      </w:r>
+    </w:p>
+    <w:p>
+      <w:r>
+        <w:rPr>
+          <w:rFonts w:ascii="Consolas" w:eastAsia="Consolas" w:hAnsi="Consolas"/>
+          <w:sz w:val="20"/>
+        </w:rPr>
         <w:t>[2, 3, 4]</w:t>
       </w:r>
     </w:p>
@@ -8121,10 +10659,275 @@
         <w:t>Acceptance Criteria: Efficient and correct</w:t>
       </w:r>
     </w:p>
+    <w:p>
+      <w:pPr>
+        <w:pBdr>
+          <w:bottom w:val="single" w:sz="6" w:space="1" w:color="auto"/>
+        </w:pBdr>
+      </w:pPr>
+    </w:p>
     <w:p/>
-    <w:p>
-      <w:r>
-        <w:t>------------------------------------------------------------</w:t>
+    <w:p/>
+    <w:p/>
+    <w:p/>
+    <w:p>
+      <w:r>
+        <w:rPr>
+          <w:noProof/>
+        </w:rPr>
+        <w:drawing>
+          <wp:inline distT="0" distB="0" distL="0" distR="0" wp14:anchorId="26E98F57" wp14:editId="70ED2EDB">
+            <wp:extent cx="5486400" cy="3017520"/>
+            <wp:effectExtent l="0" t="0" r="0" b="0"/>
+            <wp:docPr id="1350861189" name="Picture 2"/>
+            <wp:cNvGraphicFramePr>
+              <a:graphicFrameLocks xmlns:a="http://schemas.openxmlformats.org/drawingml/2006/main" noChangeAspect="1"/>
+            </wp:cNvGraphicFramePr>
+            <a:graphic xmlns:a="http://schemas.openxmlformats.org/drawingml/2006/main">
+              <a:graphicData uri="http://schemas.openxmlformats.org/drawingml/2006/picture">
+                <pic:pic xmlns:pic="http://schemas.openxmlformats.org/drawingml/2006/picture">
+                  <pic:nvPicPr>
+                    <pic:cNvPr id="1350861189" name="Picture 1350861189"/>
+                    <pic:cNvPicPr/>
+                  </pic:nvPicPr>
+                  <pic:blipFill>
+                    <a:blip r:embed="rId6"/>
+                    <a:stretch>
+                      <a:fillRect/>
+                    </a:stretch>
+                  </pic:blipFill>
+                  <pic:spPr>
+                    <a:xfrm>
+                      <a:off x="0" y="0"/>
+                      <a:ext cx="5486400" cy="3017520"/>
+                    </a:xfrm>
+                    <a:prstGeom prst="rect">
+                      <a:avLst/>
+                    </a:prstGeom>
+                  </pic:spPr>
+                </pic:pic>
+              </a:graphicData>
+            </a:graphic>
+          </wp:inline>
+        </w:drawing>
+      </w:r>
+    </w:p>
+    <w:p>
+      <w:r>
+        <w:rPr>
+          <w:noProof/>
+        </w:rPr>
+        <w:drawing>
+          <wp:inline distT="0" distB="0" distL="0" distR="0" wp14:anchorId="57D03770" wp14:editId="34E9D1DA">
+            <wp:extent cx="5486400" cy="2712720"/>
+            <wp:effectExtent l="0" t="0" r="0" b="0"/>
+            <wp:docPr id="177424613" name="Picture 3"/>
+            <wp:cNvGraphicFramePr>
+              <a:graphicFrameLocks xmlns:a="http://schemas.openxmlformats.org/drawingml/2006/main" noChangeAspect="1"/>
+            </wp:cNvGraphicFramePr>
+            <a:graphic xmlns:a="http://schemas.openxmlformats.org/drawingml/2006/main">
+              <a:graphicData uri="http://schemas.openxmlformats.org/drawingml/2006/picture">
+                <pic:pic xmlns:pic="http://schemas.openxmlformats.org/drawingml/2006/picture">
+                  <pic:nvPicPr>
+                    <pic:cNvPr id="177424613" name="Picture 177424613"/>
+                    <pic:cNvPicPr/>
+                  </pic:nvPicPr>
+                  <pic:blipFill>
+                    <a:blip r:embed="rId7"/>
+                    <a:stretch>
+                      <a:fillRect/>
+                    </a:stretch>
+                  </pic:blipFill>
+                  <pic:spPr>
+                    <a:xfrm>
+                      <a:off x="0" y="0"/>
+                      <a:ext cx="5486400" cy="2712720"/>
+                    </a:xfrm>
+                    <a:prstGeom prst="rect">
+                      <a:avLst/>
+                    </a:prstGeom>
+                  </pic:spPr>
+                </pic:pic>
+              </a:graphicData>
+            </a:graphic>
+          </wp:inline>
+        </w:drawing>
+      </w:r>
+    </w:p>
+    <w:p>
+      <w:r>
+        <w:rPr>
+          <w:noProof/>
+        </w:rPr>
+        <w:drawing>
+          <wp:inline distT="0" distB="0" distL="0" distR="0" wp14:anchorId="2EDEC142" wp14:editId="70A09AAD">
+            <wp:extent cx="5486400" cy="1155700"/>
+            <wp:effectExtent l="0" t="0" r="0" b="6350"/>
+            <wp:docPr id="1372135120" name="Picture 4"/>
+            <wp:cNvGraphicFramePr>
+              <a:graphicFrameLocks xmlns:a="http://schemas.openxmlformats.org/drawingml/2006/main" noChangeAspect="1"/>
+            </wp:cNvGraphicFramePr>
+            <a:graphic xmlns:a="http://schemas.openxmlformats.org/drawingml/2006/main">
+              <a:graphicData uri="http://schemas.openxmlformats.org/drawingml/2006/picture">
+                <pic:pic xmlns:pic="http://schemas.openxmlformats.org/drawingml/2006/picture">
+                  <pic:nvPicPr>
+                    <pic:cNvPr id="1372135120" name="Picture 1372135120"/>
+                    <pic:cNvPicPr/>
+                  </pic:nvPicPr>
+                  <pic:blipFill>
+                    <a:blip r:embed="rId8"/>
+                    <a:stretch>
+                      <a:fillRect/>
+                    </a:stretch>
+                  </pic:blipFill>
+                  <pic:spPr>
+                    <a:xfrm>
+                      <a:off x="0" y="0"/>
+                      <a:ext cx="5486400" cy="1155700"/>
+                    </a:xfrm>
+                    <a:prstGeom prst="rect">
+                      <a:avLst/>
+                    </a:prstGeom>
+                  </pic:spPr>
+                </pic:pic>
+              </a:graphicData>
+            </a:graphic>
+          </wp:inline>
+        </w:drawing>
+      </w:r>
+    </w:p>
+    <w:p/>
+    <w:p/>
+    <w:p/>
+    <w:p>
+      <w:r>
+        <w:t>0.2:</w:t>
+      </w:r>
+    </w:p>
+    <w:p>
+      <w:r>
+        <w:rPr>
+          <w:noProof/>
+        </w:rPr>
+        <w:drawing>
+          <wp:inline distT="0" distB="0" distL="0" distR="0" wp14:anchorId="15034CC6" wp14:editId="77C7D472">
+            <wp:extent cx="5486400" cy="2581910"/>
+            <wp:effectExtent l="0" t="0" r="0" b="8890"/>
+            <wp:docPr id="530966854" name="Picture 5"/>
+            <wp:cNvGraphicFramePr>
+              <a:graphicFrameLocks xmlns:a="http://schemas.openxmlformats.org/drawingml/2006/main" noChangeAspect="1"/>
+            </wp:cNvGraphicFramePr>
+            <a:graphic xmlns:a="http://schemas.openxmlformats.org/drawingml/2006/main">
+              <a:graphicData uri="http://schemas.openxmlformats.org/drawingml/2006/picture">
+                <pic:pic xmlns:pic="http://schemas.openxmlformats.org/drawingml/2006/picture">
+                  <pic:nvPicPr>
+                    <pic:cNvPr id="530966854" name="Picture 530966854"/>
+                    <pic:cNvPicPr/>
+                  </pic:nvPicPr>
+                  <pic:blipFill>
+                    <a:blip r:embed="rId9"/>
+                    <a:stretch>
+                      <a:fillRect/>
+                    </a:stretch>
+                  </pic:blipFill>
+                  <pic:spPr>
+                    <a:xfrm>
+                      <a:off x="0" y="0"/>
+                      <a:ext cx="5486400" cy="2581910"/>
+                    </a:xfrm>
+                    <a:prstGeom prst="rect">
+                      <a:avLst/>
+                    </a:prstGeom>
+                  </pic:spPr>
+                </pic:pic>
+              </a:graphicData>
+            </a:graphic>
+          </wp:inline>
+        </w:drawing>
+      </w:r>
+    </w:p>
+    <w:p>
+      <w:r>
+        <w:rPr>
+          <w:noProof/>
+        </w:rPr>
+        <w:drawing>
+          <wp:inline distT="0" distB="0" distL="0" distR="0" wp14:anchorId="707E783A" wp14:editId="35BA0239">
+            <wp:extent cx="5486400" cy="2023110"/>
+            <wp:effectExtent l="0" t="0" r="0" b="0"/>
+            <wp:docPr id="222025098" name="Picture 6"/>
+            <wp:cNvGraphicFramePr>
+              <a:graphicFrameLocks xmlns:a="http://schemas.openxmlformats.org/drawingml/2006/main" noChangeAspect="1"/>
+            </wp:cNvGraphicFramePr>
+            <a:graphic xmlns:a="http://schemas.openxmlformats.org/drawingml/2006/main">
+              <a:graphicData uri="http://schemas.openxmlformats.org/drawingml/2006/picture">
+                <pic:pic xmlns:pic="http://schemas.openxmlformats.org/drawingml/2006/picture">
+                  <pic:nvPicPr>
+                    <pic:cNvPr id="222025098" name="Picture 222025098"/>
+                    <pic:cNvPicPr/>
+                  </pic:nvPicPr>
+                  <pic:blipFill>
+                    <a:blip r:embed="rId10"/>
+                    <a:stretch>
+                      <a:fillRect/>
+                    </a:stretch>
+                  </pic:blipFill>
+                  <pic:spPr>
+                    <a:xfrm>
+                      <a:off x="0" y="0"/>
+                      <a:ext cx="5486400" cy="2023110"/>
+                    </a:xfrm>
+                    <a:prstGeom prst="rect">
+                      <a:avLst/>
+                    </a:prstGeom>
+                  </pic:spPr>
+                </pic:pic>
+              </a:graphicData>
+            </a:graphic>
+          </wp:inline>
+        </w:drawing>
+      </w:r>
+    </w:p>
+    <w:p>
+      <w:r>
+        <w:rPr>
+          <w:noProof/>
+        </w:rPr>
+        <w:drawing>
+          <wp:inline distT="0" distB="0" distL="0" distR="0" wp14:anchorId="12EBB2E9" wp14:editId="3E87AEE0">
+            <wp:extent cx="5486400" cy="1031875"/>
+            <wp:effectExtent l="0" t="0" r="0" b="0"/>
+            <wp:docPr id="465085491" name="Picture 7"/>
+            <wp:cNvGraphicFramePr>
+              <a:graphicFrameLocks xmlns:a="http://schemas.openxmlformats.org/drawingml/2006/main" noChangeAspect="1"/>
+            </wp:cNvGraphicFramePr>
+            <a:graphic xmlns:a="http://schemas.openxmlformats.org/drawingml/2006/main">
+              <a:graphicData uri="http://schemas.openxmlformats.org/drawingml/2006/picture">
+                <pic:pic xmlns:pic="http://schemas.openxmlformats.org/drawingml/2006/picture">
+                  <pic:nvPicPr>
+                    <pic:cNvPr id="465085491" name="Picture 465085491"/>
+                    <pic:cNvPicPr/>
+                  </pic:nvPicPr>
+                  <pic:blipFill>
+                    <a:blip r:embed="rId11"/>
+                    <a:stretch>
+                      <a:fillRect/>
+                    </a:stretch>
+                  </pic:blipFill>
+                  <pic:spPr>
+                    <a:xfrm>
+                      <a:off x="0" y="0"/>
+                      <a:ext cx="5486400" cy="1031875"/>
+                    </a:xfrm>
+                    <a:prstGeom prst="rect">
+                      <a:avLst/>
+                    </a:prstGeom>
+                  </pic:spPr>
+                </pic:pic>
+              </a:graphicData>
+            </a:graphic>
+          </wp:inline>
+        </w:drawing>
       </w:r>
     </w:p>
     <w:sectPr>
